--- a/fuentes/CF9_621209_DU.docx
+++ b/fuentes/CF9_621209_DU.docx
@@ -14,7 +14,7 @@
           <w:noProof/>
         </w:rPr>
         <w:drawing>
-          <wp:anchor distT="0" distB="0" distL="114300" distR="114300" simplePos="0" relativeHeight="251653120" behindDoc="1" locked="0" layoutInCell="1" allowOverlap="1" wp14:anchorId="77B24CB7" wp14:editId="5CFFD546">
+          <wp:anchor distT="0" distB="0" distL="114300" distR="114300" simplePos="0" relativeHeight="251653120" behindDoc="1" locked="0" layoutInCell="1" allowOverlap="1" wp14:anchorId="77B24CB7" wp14:editId="63322829">
             <wp:simplePos x="0" y="0"/>
             <wp:positionH relativeFrom="column">
               <wp:posOffset>-749300</wp:posOffset>
@@ -23,7 +23,7 @@
               <wp:posOffset>-1082040</wp:posOffset>
             </wp:positionV>
             <wp:extent cx="7795895" cy="3209925"/>
-            <wp:effectExtent l="0" t="0" r="0" b="0"/>
+            <wp:effectExtent l="0" t="0" r="0" b="9525"/>
             <wp:wrapNone/>
             <wp:docPr id="9" name="Imagen 2">
               <a:extLst xmlns:a="http://schemas.openxmlformats.org/drawingml/2006/main">
@@ -39,7 +39,7 @@
               <a:graphicData uri="http://schemas.openxmlformats.org/drawingml/2006/picture">
                 <pic:pic xmlns:pic="http://schemas.openxmlformats.org/drawingml/2006/picture">
                   <pic:nvPicPr>
-                    <pic:cNvPr id="0" name="Imagen 2">
+                    <pic:cNvPr id="9" name="Imagen 2">
                       <a:extLst>
                         <a:ext uri="{C183D7F6-B498-43B3-948B-1728B52AA6E4}">
                           <adec:decorative xmlns:adec="http://schemas.microsoft.com/office/drawing/2017/decorative" val="1"/>
@@ -168,7 +168,7 @@
         <mc:AlternateContent>
           <mc:Choice Requires="wps">
             <w:drawing>
-              <wp:anchor distT="0" distB="0" distL="114300" distR="114300" simplePos="0" relativeHeight="251654144" behindDoc="1" locked="0" layoutInCell="1" allowOverlap="1" wp14:anchorId="04AFE0C4" wp14:editId="663DFC48">
+              <wp:anchor distT="0" distB="0" distL="114300" distR="114300" simplePos="0" relativeHeight="251654144" behindDoc="1" locked="0" layoutInCell="1" allowOverlap="1" wp14:anchorId="04AFE0C4" wp14:editId="372C65D3">
                 <wp:simplePos x="0" y="0"/>
                 <wp:positionH relativeFrom="column">
                   <wp:posOffset>-707390</wp:posOffset>
@@ -233,7 +233,7 @@
           </mc:Choice>
           <mc:Fallback>
             <w:pict>
-              <v:rect w14:anchorId="77AE549F" id="Rectángulo 18" o:spid="_x0000_s1026" alt="&quot;&quot;" style="position:absolute;margin-left:-55.7pt;margin-top:29pt;width:613.85pt;height:204pt;z-index:-251662336;visibility:visible;mso-wrap-style:square;mso-width-percent:0;mso-height-percent:0;mso-wrap-distance-left:9pt;mso-wrap-distance-top:0;mso-wrap-distance-right:9pt;mso-wrap-distance-bottom:0;mso-position-horizontal:absolute;mso-position-horizontal-relative:text;mso-position-vertical:absolute;mso-position-vertical-relative:text;mso-width-percent:0;mso-height-percent:0;mso-width-relative:page;mso-height-relative:margin;v-text-anchor:middle" o:gfxdata="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" fillcolor="#00314d" stroked="f" strokeweight="1pt"/>
+              <v:rect w14:anchorId="7DB62D26" id="Rectángulo 18" o:spid="_x0000_s1026" alt="&quot;&quot;" style="position:absolute;margin-left:-55.7pt;margin-top:29pt;width:613.85pt;height:204pt;z-index:-251662336;visibility:visible;mso-wrap-style:square;mso-width-percent:0;mso-height-percent:0;mso-wrap-distance-left:9pt;mso-wrap-distance-top:0;mso-wrap-distance-right:9pt;mso-wrap-distance-bottom:0;mso-position-horizontal:absolute;mso-position-horizontal-relative:text;mso-position-vertical:absolute;mso-position-vertical-relative:text;mso-width-percent:0;mso-height-percent:0;mso-width-relative:page;mso-height-relative:margin;v-text-anchor:middle" o:gfxdata="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" fillcolor="#00314d" stroked="f" strokeweight="1pt"/>
             </w:pict>
           </mc:Fallback>
         </mc:AlternateContent>
@@ -275,6 +275,18 @@
           <w:kern w:val="0"/>
         </w:rPr>
       </w:pPr>
+    </w:p>
+    <w:p>
+      <w:pPr>
+        <w:spacing w:before="0" w:after="0"/>
+        <w:rPr>
+          <w:rFonts w:cs="Calibri"/>
+          <w:b/>
+          <w:bCs/>
+          <w:color w:val="000000"/>
+          <w:kern w:val="0"/>
+        </w:rPr>
+      </w:pPr>
       <w:r>
         <w:rPr>
           <w:noProof/>
@@ -282,15 +294,15 @@
         <mc:AlternateContent>
           <mc:Choice Requires="wps">
             <w:drawing>
-              <wp:anchor distT="45720" distB="45720" distL="114300" distR="114300" simplePos="0" relativeHeight="251655168" behindDoc="0" locked="0" layoutInCell="1" allowOverlap="1" wp14:anchorId="45DB28F6" wp14:editId="034AA8F6">
+              <wp:anchor distT="45720" distB="45720" distL="114300" distR="114300" simplePos="0" relativeHeight="251655168" behindDoc="0" locked="0" layoutInCell="1" allowOverlap="1" wp14:anchorId="45DB28F6" wp14:editId="658F3176">
                 <wp:simplePos x="0" y="0"/>
                 <wp:positionH relativeFrom="margin">
-                  <wp:posOffset>-24765</wp:posOffset>
+                  <wp:posOffset>-23404</wp:posOffset>
                 </wp:positionH>
                 <wp:positionV relativeFrom="paragraph">
-                  <wp:posOffset>243205</wp:posOffset>
+                  <wp:posOffset>244020</wp:posOffset>
                 </wp:positionV>
-                <wp:extent cx="6524625" cy="1833880"/>
+                <wp:extent cx="6524625" cy="1507309"/>
                 <wp:effectExtent l="0" t="0" r="0" b="0"/>
                 <wp:wrapNone/>
                 <wp:docPr id="377554333" name="Cuadro de texto 16">
@@ -312,14 +324,22 @@
                       <wps:spPr bwMode="auto">
                         <a:xfrm>
                           <a:off x="0" y="0"/>
-                          <a:ext cx="6524625" cy="1833880"/>
+                          <a:ext cx="6524625" cy="1507309"/>
                         </a:xfrm>
                         <a:prstGeom prst="rect">
                           <a:avLst/>
                         </a:prstGeom>
                         <a:noFill/>
-                        <a:ln>
-                          <a:noFill/>
+                        <a:ln w="9525" cap="flat" cmpd="sng" algn="ctr">
+                          <a:solidFill>
+                            <a:prstClr val="black">
+                              <a:alpha val="0"/>
+                            </a:prstClr>
+                          </a:solidFill>
+                          <a:prstDash val="solid"/>
+                          <a:round/>
+                          <a:headEnd type="none" w="med" len="med"/>
+                          <a:tailEnd type="none" w="med" len="med"/>
                         </a:ln>
                         <a:effectLst/>
                       </wps:spPr>
@@ -369,7 +389,8 @@
                 <v:stroke joinstyle="miter"/>
                 <v:path gradientshapeok="t" o:connecttype="rect"/>
               </v:shapetype>
-              <v:shape id="Cuadro de texto 16" o:spid="_x0000_s1026" type="#_x0000_t202" alt="&quot;&quot;" style="position:absolute;left:0;text-align:left;margin-left:-1.95pt;margin-top:19.15pt;width:513.75pt;height:144.4pt;z-index:251655168;visibility:visible;mso-wrap-style:square;mso-width-percent:0;mso-height-percent:0;mso-wrap-distance-left:9pt;mso-wrap-distance-top:3.6pt;mso-wrap-distance-right:9pt;mso-wrap-distance-bottom:3.6pt;mso-position-horizontal:absolute;mso-position-horizontal-relative:margin;mso-position-vertical:absolute;mso-position-vertical-relative:text;mso-width-percent:0;mso-height-percent:0;mso-width-relative:margin;mso-height-relative:margin;v-text-anchor:top" o:gfxdata="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" filled="f" stroked="f">
+              <v:shape id="Cuadro de texto 16" o:spid="_x0000_s1026" type="#_x0000_t202" alt="&quot;&quot;" style="position:absolute;left:0;text-align:left;margin-left:-1.85pt;margin-top:19.2pt;width:513.75pt;height:118.7pt;z-index:251655168;visibility:visible;mso-wrap-style:square;mso-width-percent:0;mso-height-percent:0;mso-wrap-distance-left:9pt;mso-wrap-distance-top:3.6pt;mso-wrap-distance-right:9pt;mso-wrap-distance-bottom:3.6pt;mso-position-horizontal:absolute;mso-position-horizontal-relative:margin;mso-position-vertical:absolute;mso-position-vertical-relative:text;mso-width-percent:0;mso-height-percent:0;mso-width-relative:margin;mso-height-relative:margin;v-text-anchor:top" o:gfxdata="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" filled="f">
+                <v:stroke opacity="0" joinstyle="round"/>
                 <v:textbox>
                   <w:txbxContent>
                     <w:p>
@@ -447,6 +468,8 @@
           <w:bCs/>
           <w:color w:val="000000"/>
           <w:kern w:val="0"/>
+          <w:sz w:val="32"/>
+          <w:szCs w:val="32"/>
         </w:rPr>
       </w:pPr>
     </w:p>
@@ -491,10 +514,7 @@
           <w:szCs w:val="32"/>
         </w:rPr>
       </w:pPr>
-    </w:p>
-    <w:p>
-      <w:pPr>
-        <w:spacing w:before="0" w:after="0"/>
+      <w:r>
         <w:rPr>
           <w:rFonts w:cs="Calibri"/>
           <w:b/>
@@ -504,7 +524,8 @@
           <w:sz w:val="32"/>
           <w:szCs w:val="32"/>
         </w:rPr>
-      </w:pPr>
+        <w:t>Breve descripción:</w:t>
+      </w:r>
       <w:r>
         <w:rPr>
           <w:rFonts w:cs="Calibri"/>
@@ -515,18 +536,6 @@
           <w:sz w:val="32"/>
           <w:szCs w:val="32"/>
         </w:rPr>
-        <w:t>Breve descripción:</w:t>
-      </w:r>
-      <w:r>
-        <w:rPr>
-          <w:rFonts w:cs="Calibri"/>
-          <w:b/>
-          <w:bCs/>
-          <w:color w:val="000000"/>
-          <w:kern w:val="0"/>
-          <w:sz w:val="32"/>
-          <w:szCs w:val="32"/>
-        </w:rPr>
         <w:t xml:space="preserve"> </w:t>
       </w:r>
     </w:p>
@@ -640,11 +649,6 @@
     <w:p>
       <w:pPr>
         <w:pStyle w:val="Ttulo1"/>
-        <w:numPr>
-          <w:ilvl w:val="0"/>
-          <w:numId w:val="0"/>
-        </w:numPr>
-        <w:ind w:left="720" w:hanging="360"/>
         <w:rPr>
           <w:noProof/>
         </w:rPr>
@@ -654,6 +658,7 @@
       <w:bookmarkStart w:id="2" w:name="_Toc232876922"/>
       <w:bookmarkStart w:id="3" w:name="_Toc232888283"/>
       <w:bookmarkStart w:id="4" w:name="_Toc235543574"/>
+      <w:bookmarkStart w:id="5" w:name="_Toc236639719"/>
       <w:r>
         <w:lastRenderedPageBreak/>
         <w:t>Tabla de contenido</w:t>
@@ -663,24 +668,14 @@
       <w:bookmarkEnd w:id="2"/>
       <w:bookmarkEnd w:id="3"/>
       <w:bookmarkEnd w:id="4"/>
-      <w:r>
-        <w:rPr>
-          <w:rFonts w:eastAsia="Calibri"/>
-          <w:lang w:val="es-ES"/>
-        </w:rPr>
+      <w:bookmarkEnd w:id="5"/>
+      <w:r>
         <w:fldChar w:fldCharType="begin"/>
       </w:r>
       <w:r>
-        <w:rPr>
-          <w:lang w:val="es-ES"/>
-        </w:rPr>
         <w:instrText xml:space="preserve"> TOC \o "1-3" \h \z \u </w:instrText>
       </w:r>
       <w:r>
-        <w:rPr>
-          <w:rFonts w:eastAsia="Calibri"/>
-          <w:lang w:val="es-ES"/>
-        </w:rPr>
         <w:fldChar w:fldCharType="separate"/>
       </w:r>
     </w:p>
@@ -696,7 +691,7 @@
           <w14:ligatures w14:val="standardContextual"/>
         </w:rPr>
       </w:pPr>
-      <w:hyperlink w:anchor="_Toc235543575" w:history="1">
+      <w:hyperlink w:anchor="_Toc236639720" w:history="1">
         <w:r>
           <w:rPr>
             <w:rStyle w:val="Hipervnculo"/>
@@ -723,7 +718,7 @@
             <w:noProof/>
             <w:webHidden/>
           </w:rPr>
-          <w:instrText xml:space="preserve"> PAGEREF _Toc235543575 \h </w:instrText>
+          <w:instrText xml:space="preserve"> PAGEREF _Toc236639720 \h </w:instrText>
         </w:r>
         <w:r>
           <w:rPr>
@@ -766,31 +761,13 @@
           <w14:ligatures w14:val="standardContextual"/>
         </w:rPr>
       </w:pPr>
-      <w:hyperlink w:anchor="_Toc235543576" w:history="1">
+      <w:hyperlink w:anchor="_Toc236639721" w:history="1">
         <w:r>
           <w:rPr>
             <w:rStyle w:val="Hipervnculo"/>
             <w:noProof/>
           </w:rPr>
-          <w:t>1.</w:t>
-        </w:r>
-        <w:r>
-          <w:rPr>
-            <w:rFonts w:asciiTheme="minorHAnsi" w:eastAsiaTheme="minorEastAsia" w:hAnsiTheme="minorHAnsi" w:cstheme="minorBidi"/>
-            <w:noProof/>
-            <w:sz w:val="24"/>
-            <w:szCs w:val="24"/>
-            <w:lang w:eastAsia="es-CO"/>
-            <w14:ligatures w14:val="standardContextual"/>
-          </w:rPr>
-          <w:tab/>
-        </w:r>
-        <w:r>
-          <w:rPr>
-            <w:rStyle w:val="Hipervnculo"/>
-            <w:noProof/>
-          </w:rPr>
-          <w:t>Recaudo en el punto de pago</w:t>
+          <w:t>1. Recaudo en el punto de pago</w:t>
         </w:r>
         <w:r>
           <w:rPr>
@@ -811,7 +788,7 @@
             <w:noProof/>
             <w:webHidden/>
           </w:rPr>
-          <w:instrText xml:space="preserve"> PAGEREF _Toc235543576 \h </w:instrText>
+          <w:instrText xml:space="preserve"> PAGEREF _Toc236639721 \h </w:instrText>
         </w:r>
         <w:r>
           <w:rPr>
@@ -859,7 +836,7 @@
           <w14:ligatures w14:val="standardContextual"/>
         </w:rPr>
       </w:pPr>
-      <w:hyperlink w:anchor="_Toc235543577" w:history="1">
+      <w:hyperlink w:anchor="_Toc236639722" w:history="1">
         <w:r>
           <w:rPr>
             <w:rStyle w:val="Hipervnculo"/>
@@ -904,7 +881,7 @@
             <w:noProof/>
             <w:webHidden/>
           </w:rPr>
-          <w:instrText xml:space="preserve"> PAGEREF _Toc235543577 \h </w:instrText>
+          <w:instrText xml:space="preserve"> PAGEREF _Toc236639722 \h </w:instrText>
         </w:r>
         <w:r>
           <w:rPr>
@@ -952,7 +929,7 @@
           <w14:ligatures w14:val="standardContextual"/>
         </w:rPr>
       </w:pPr>
-      <w:hyperlink w:anchor="_Toc235543578" w:history="1">
+      <w:hyperlink w:anchor="_Toc236639723" w:history="1">
         <w:r>
           <w:rPr>
             <w:rStyle w:val="Hipervnculo"/>
@@ -997,7 +974,7 @@
             <w:noProof/>
             <w:webHidden/>
           </w:rPr>
-          <w:instrText xml:space="preserve"> PAGEREF _Toc235543578 \h </w:instrText>
+          <w:instrText xml:space="preserve"> PAGEREF _Toc236639723 \h </w:instrText>
         </w:r>
         <w:r>
           <w:rPr>
@@ -1040,31 +1017,13 @@
           <w14:ligatures w14:val="standardContextual"/>
         </w:rPr>
       </w:pPr>
-      <w:hyperlink w:anchor="_Toc235543579" w:history="1">
+      <w:hyperlink w:anchor="_Toc236639724" w:history="1">
         <w:r>
           <w:rPr>
             <w:rStyle w:val="Hipervnculo"/>
             <w:noProof/>
           </w:rPr>
-          <w:t>2.</w:t>
-        </w:r>
-        <w:r>
-          <w:rPr>
-            <w:rFonts w:asciiTheme="minorHAnsi" w:eastAsiaTheme="minorEastAsia" w:hAnsiTheme="minorHAnsi" w:cstheme="minorBidi"/>
-            <w:noProof/>
-            <w:sz w:val="24"/>
-            <w:szCs w:val="24"/>
-            <w:lang w:eastAsia="es-CO"/>
-            <w14:ligatures w14:val="standardContextual"/>
-          </w:rPr>
-          <w:tab/>
-        </w:r>
-        <w:r>
-          <w:rPr>
-            <w:rStyle w:val="Hipervnculo"/>
-            <w:noProof/>
-          </w:rPr>
-          <w:t>Validación de transacciones</w:t>
+          <w:t>2. Validación de transacciones</w:t>
         </w:r>
         <w:r>
           <w:rPr>
@@ -1085,7 +1044,7 @@
             <w:noProof/>
             <w:webHidden/>
           </w:rPr>
-          <w:instrText xml:space="preserve"> PAGEREF _Toc235543579 \h </w:instrText>
+          <w:instrText xml:space="preserve"> PAGEREF _Toc236639724 \h </w:instrText>
         </w:r>
         <w:r>
           <w:rPr>
@@ -1120,7 +1079,6 @@
       <w:pPr>
         <w:pStyle w:val="TDC2"/>
         <w:tabs>
-          <w:tab w:val="left" w:pos="1680"/>
           <w:tab w:val="right" w:leader="dot" w:pos="9962"/>
         </w:tabs>
         <w:spacing w:before="0" w:after="0"/>
@@ -1133,31 +1091,13 @@
           <w14:ligatures w14:val="standardContextual"/>
         </w:rPr>
       </w:pPr>
-      <w:hyperlink w:anchor="_Toc235543580" w:history="1">
+      <w:hyperlink w:anchor="_Toc236639725" w:history="1">
         <w:r>
           <w:rPr>
             <w:rStyle w:val="Hipervnculo"/>
             <w:noProof/>
           </w:rPr>
-          <w:t>2.1</w:t>
-        </w:r>
-        <w:r>
-          <w:rPr>
-            <w:rFonts w:asciiTheme="minorHAnsi" w:eastAsiaTheme="minorEastAsia" w:hAnsiTheme="minorHAnsi" w:cstheme="minorBidi"/>
-            <w:noProof/>
-            <w:sz w:val="24"/>
-            <w:szCs w:val="24"/>
-            <w:lang w:eastAsia="es-CO"/>
-            <w14:ligatures w14:val="standardContextual"/>
-          </w:rPr>
-          <w:tab/>
-        </w:r>
-        <w:r>
-          <w:rPr>
-            <w:rStyle w:val="Hipervnculo"/>
-            <w:noProof/>
-          </w:rPr>
-          <w:t>Precios</w:t>
+          <w:t>2.1. Precios</w:t>
         </w:r>
         <w:r>
           <w:rPr>
@@ -1178,7 +1118,7 @@
             <w:noProof/>
             <w:webHidden/>
           </w:rPr>
-          <w:instrText xml:space="preserve"> PAGEREF _Toc235543580 \h </w:instrText>
+          <w:instrText xml:space="preserve"> PAGEREF _Toc236639725 \h </w:instrText>
         </w:r>
         <w:r>
           <w:rPr>
@@ -1213,7 +1153,6 @@
       <w:pPr>
         <w:pStyle w:val="TDC2"/>
         <w:tabs>
-          <w:tab w:val="left" w:pos="1680"/>
           <w:tab w:val="right" w:leader="dot" w:pos="9962"/>
         </w:tabs>
         <w:spacing w:before="0" w:after="0"/>
@@ -1226,31 +1165,13 @@
           <w14:ligatures w14:val="standardContextual"/>
         </w:rPr>
       </w:pPr>
-      <w:hyperlink w:anchor="_Toc235543581" w:history="1">
+      <w:hyperlink w:anchor="_Toc236639726" w:history="1">
         <w:r>
           <w:rPr>
             <w:rStyle w:val="Hipervnculo"/>
             <w:noProof/>
           </w:rPr>
-          <w:t>2.2</w:t>
-        </w:r>
-        <w:r>
-          <w:rPr>
-            <w:rFonts w:asciiTheme="minorHAnsi" w:eastAsiaTheme="minorEastAsia" w:hAnsiTheme="minorHAnsi" w:cstheme="minorBidi"/>
-            <w:noProof/>
-            <w:sz w:val="24"/>
-            <w:szCs w:val="24"/>
-            <w:lang w:eastAsia="es-CO"/>
-            <w14:ligatures w14:val="standardContextual"/>
-          </w:rPr>
-          <w:tab/>
-        </w:r>
-        <w:r>
-          <w:rPr>
-            <w:rStyle w:val="Hipervnculo"/>
-            <w:noProof/>
-          </w:rPr>
-          <w:t>Legalidad de medios de pago</w:t>
+          <w:t>2.2. Legalidad de medios de pago</w:t>
         </w:r>
         <w:r>
           <w:rPr>
@@ -1271,7 +1192,7 @@
             <w:noProof/>
             <w:webHidden/>
           </w:rPr>
-          <w:instrText xml:space="preserve"> PAGEREF _Toc235543581 \h </w:instrText>
+          <w:instrText xml:space="preserve"> PAGEREF _Toc236639726 \h </w:instrText>
         </w:r>
         <w:r>
           <w:rPr>
@@ -1306,7 +1227,6 @@
       <w:pPr>
         <w:pStyle w:val="TDC2"/>
         <w:tabs>
-          <w:tab w:val="left" w:pos="1680"/>
           <w:tab w:val="right" w:leader="dot" w:pos="9962"/>
         </w:tabs>
         <w:spacing w:before="0" w:after="0"/>
@@ -1319,31 +1239,13 @@
           <w14:ligatures w14:val="standardContextual"/>
         </w:rPr>
       </w:pPr>
-      <w:hyperlink w:anchor="_Toc235543582" w:history="1">
+      <w:hyperlink w:anchor="_Toc236639727" w:history="1">
         <w:r>
           <w:rPr>
             <w:rStyle w:val="Hipervnculo"/>
             <w:noProof/>
           </w:rPr>
-          <w:t>2.3</w:t>
-        </w:r>
-        <w:r>
-          <w:rPr>
-            <w:rFonts w:asciiTheme="minorHAnsi" w:eastAsiaTheme="minorEastAsia" w:hAnsiTheme="minorHAnsi" w:cstheme="minorBidi"/>
-            <w:noProof/>
-            <w:sz w:val="24"/>
-            <w:szCs w:val="24"/>
-            <w:lang w:eastAsia="es-CO"/>
-            <w14:ligatures w14:val="standardContextual"/>
-          </w:rPr>
-          <w:tab/>
-        </w:r>
-        <w:r>
-          <w:rPr>
-            <w:rStyle w:val="Hipervnculo"/>
-            <w:noProof/>
-          </w:rPr>
-          <w:t>Seguridad y herramientas</w:t>
+          <w:t>2.3. Seguridad y herramientas</w:t>
         </w:r>
         <w:r>
           <w:rPr>
@@ -1364,7 +1266,7 @@
             <w:noProof/>
             <w:webHidden/>
           </w:rPr>
-          <w:instrText xml:space="preserve"> PAGEREF _Toc235543582 \h </w:instrText>
+          <w:instrText xml:space="preserve"> PAGEREF _Toc236639727 \h </w:instrText>
         </w:r>
         <w:r>
           <w:rPr>
@@ -1399,7 +1301,6 @@
       <w:pPr>
         <w:pStyle w:val="TDC2"/>
         <w:tabs>
-          <w:tab w:val="left" w:pos="1680"/>
           <w:tab w:val="right" w:leader="dot" w:pos="9962"/>
         </w:tabs>
         <w:spacing w:before="0" w:after="0"/>
@@ -1412,31 +1313,13 @@
           <w14:ligatures w14:val="standardContextual"/>
         </w:rPr>
       </w:pPr>
-      <w:hyperlink w:anchor="_Toc235543583" w:history="1">
+      <w:hyperlink w:anchor="_Toc236639728" w:history="1">
         <w:r>
           <w:rPr>
             <w:rStyle w:val="Hipervnculo"/>
             <w:noProof/>
           </w:rPr>
-          <w:t>2.4</w:t>
-        </w:r>
-        <w:r>
-          <w:rPr>
-            <w:rFonts w:asciiTheme="minorHAnsi" w:eastAsiaTheme="minorEastAsia" w:hAnsiTheme="minorHAnsi" w:cstheme="minorBidi"/>
-            <w:noProof/>
-            <w:sz w:val="24"/>
-            <w:szCs w:val="24"/>
-            <w:lang w:eastAsia="es-CO"/>
-            <w14:ligatures w14:val="standardContextual"/>
-          </w:rPr>
-          <w:tab/>
-        </w:r>
-        <w:r>
-          <w:rPr>
-            <w:rStyle w:val="Hipervnculo"/>
-            <w:noProof/>
-          </w:rPr>
-          <w:t>Faltantes y sobrantes de caja</w:t>
+          <w:t>2.4. Faltantes y sobrantes de caja</w:t>
         </w:r>
         <w:r>
           <w:rPr>
@@ -1457,7 +1340,7 @@
             <w:noProof/>
             <w:webHidden/>
           </w:rPr>
-          <w:instrText xml:space="preserve"> PAGEREF _Toc235543583 \h </w:instrText>
+          <w:instrText xml:space="preserve"> PAGEREF _Toc236639728 \h </w:instrText>
         </w:r>
         <w:r>
           <w:rPr>
@@ -1492,7 +1375,6 @@
       <w:pPr>
         <w:pStyle w:val="TDC2"/>
         <w:tabs>
-          <w:tab w:val="left" w:pos="1680"/>
           <w:tab w:val="right" w:leader="dot" w:pos="9962"/>
         </w:tabs>
         <w:spacing w:before="0" w:after="0"/>
@@ -1505,31 +1387,13 @@
           <w14:ligatures w14:val="standardContextual"/>
         </w:rPr>
       </w:pPr>
-      <w:hyperlink w:anchor="_Toc235543584" w:history="1">
+      <w:hyperlink w:anchor="_Toc236639729" w:history="1">
         <w:r>
           <w:rPr>
             <w:rStyle w:val="Hipervnculo"/>
             <w:noProof/>
           </w:rPr>
-          <w:t>2.5</w:t>
-        </w:r>
-        <w:r>
-          <w:rPr>
-            <w:rFonts w:asciiTheme="minorHAnsi" w:eastAsiaTheme="minorEastAsia" w:hAnsiTheme="minorHAnsi" w:cstheme="minorBidi"/>
-            <w:noProof/>
-            <w:sz w:val="24"/>
-            <w:szCs w:val="24"/>
-            <w:lang w:eastAsia="es-CO"/>
-            <w14:ligatures w14:val="standardContextual"/>
-          </w:rPr>
-          <w:tab/>
-        </w:r>
-        <w:r>
-          <w:rPr>
-            <w:rStyle w:val="Hipervnculo"/>
-            <w:noProof/>
-          </w:rPr>
-          <w:t>Devoluciones</w:t>
+          <w:t>2.5. Devoluciones</w:t>
         </w:r>
         <w:r>
           <w:rPr>
@@ -1550,7 +1414,7 @@
             <w:noProof/>
             <w:webHidden/>
           </w:rPr>
-          <w:instrText xml:space="preserve"> PAGEREF _Toc235543584 \h </w:instrText>
+          <w:instrText xml:space="preserve"> PAGEREF _Toc236639729 \h </w:instrText>
         </w:r>
         <w:r>
           <w:rPr>
@@ -1593,31 +1457,13 @@
           <w14:ligatures w14:val="standardContextual"/>
         </w:rPr>
       </w:pPr>
-      <w:hyperlink w:anchor="_Toc235543585" w:history="1">
+      <w:hyperlink w:anchor="_Toc236639730" w:history="1">
         <w:r>
           <w:rPr>
             <w:rStyle w:val="Hipervnculo"/>
             <w:noProof/>
           </w:rPr>
-          <w:t>3.</w:t>
-        </w:r>
-        <w:r>
-          <w:rPr>
-            <w:rFonts w:asciiTheme="minorHAnsi" w:eastAsiaTheme="minorEastAsia" w:hAnsiTheme="minorHAnsi" w:cstheme="minorBidi"/>
-            <w:noProof/>
-            <w:sz w:val="24"/>
-            <w:szCs w:val="24"/>
-            <w:lang w:eastAsia="es-CO"/>
-            <w14:ligatures w14:val="standardContextual"/>
-          </w:rPr>
-          <w:tab/>
-        </w:r>
-        <w:r>
-          <w:rPr>
-            <w:rStyle w:val="Hipervnculo"/>
-            <w:noProof/>
-          </w:rPr>
-          <w:t>Empaque de productos</w:t>
+          <w:t>3. Empaque de productos</w:t>
         </w:r>
         <w:r>
           <w:rPr>
@@ -1638,7 +1484,7 @@
             <w:noProof/>
             <w:webHidden/>
           </w:rPr>
-          <w:instrText xml:space="preserve"> PAGEREF _Toc235543585 \h </w:instrText>
+          <w:instrText xml:space="preserve"> PAGEREF _Toc236639730 \h </w:instrText>
         </w:r>
         <w:r>
           <w:rPr>
@@ -1673,7 +1519,6 @@
       <w:pPr>
         <w:pStyle w:val="TDC2"/>
         <w:tabs>
-          <w:tab w:val="left" w:pos="1680"/>
           <w:tab w:val="right" w:leader="dot" w:pos="9962"/>
         </w:tabs>
         <w:spacing w:before="0" w:after="0"/>
@@ -1686,31 +1531,13 @@
           <w14:ligatures w14:val="standardContextual"/>
         </w:rPr>
       </w:pPr>
-      <w:hyperlink w:anchor="_Toc235543586" w:history="1">
+      <w:hyperlink w:anchor="_Toc236639731" w:history="1">
         <w:r>
           <w:rPr>
             <w:rStyle w:val="Hipervnculo"/>
             <w:noProof/>
           </w:rPr>
-          <w:t>3.1</w:t>
-        </w:r>
-        <w:r>
-          <w:rPr>
-            <w:rFonts w:asciiTheme="minorHAnsi" w:eastAsiaTheme="minorEastAsia" w:hAnsiTheme="minorHAnsi" w:cstheme="minorBidi"/>
-            <w:noProof/>
-            <w:sz w:val="24"/>
-            <w:szCs w:val="24"/>
-            <w:lang w:eastAsia="es-CO"/>
-            <w14:ligatures w14:val="standardContextual"/>
-          </w:rPr>
-          <w:tab/>
-        </w:r>
-        <w:r>
-          <w:rPr>
-            <w:rStyle w:val="Hipervnculo"/>
-            <w:noProof/>
-          </w:rPr>
-          <w:t>Descripción del empaque</w:t>
+          <w:t>3.1. Descripción del empaque</w:t>
         </w:r>
         <w:r>
           <w:rPr>
@@ -1731,7 +1558,7 @@
             <w:noProof/>
             <w:webHidden/>
           </w:rPr>
-          <w:instrText xml:space="preserve"> PAGEREF _Toc235543586 \h </w:instrText>
+          <w:instrText xml:space="preserve"> PAGEREF _Toc236639731 \h </w:instrText>
         </w:r>
         <w:r>
           <w:rPr>
@@ -1766,7 +1593,6 @@
       <w:pPr>
         <w:pStyle w:val="TDC2"/>
         <w:tabs>
-          <w:tab w:val="left" w:pos="1680"/>
           <w:tab w:val="right" w:leader="dot" w:pos="9962"/>
         </w:tabs>
         <w:spacing w:before="0" w:after="0"/>
@@ -1779,31 +1605,13 @@
           <w14:ligatures w14:val="standardContextual"/>
         </w:rPr>
       </w:pPr>
-      <w:hyperlink w:anchor="_Toc235543587" w:history="1">
+      <w:hyperlink w:anchor="_Toc236639732" w:history="1">
         <w:r>
           <w:rPr>
             <w:rStyle w:val="Hipervnculo"/>
             <w:noProof/>
           </w:rPr>
-          <w:t>3.2</w:t>
-        </w:r>
-        <w:r>
-          <w:rPr>
-            <w:rFonts w:asciiTheme="minorHAnsi" w:eastAsiaTheme="minorEastAsia" w:hAnsiTheme="minorHAnsi" w:cstheme="minorBidi"/>
-            <w:noProof/>
-            <w:sz w:val="24"/>
-            <w:szCs w:val="24"/>
-            <w:lang w:eastAsia="es-CO"/>
-            <w14:ligatures w14:val="standardContextual"/>
-          </w:rPr>
-          <w:tab/>
-        </w:r>
-        <w:r>
-          <w:rPr>
-            <w:rStyle w:val="Hipervnculo"/>
-            <w:noProof/>
-          </w:rPr>
-          <w:t>Tipos</w:t>
+          <w:t>3.2. Tipos</w:t>
         </w:r>
         <w:r>
           <w:rPr>
@@ -1824,7 +1632,7 @@
             <w:noProof/>
             <w:webHidden/>
           </w:rPr>
-          <w:instrText xml:space="preserve"> PAGEREF _Toc235543587 \h </w:instrText>
+          <w:instrText xml:space="preserve"> PAGEREF _Toc236639732 \h </w:instrText>
         </w:r>
         <w:r>
           <w:rPr>
@@ -1859,7 +1667,6 @@
       <w:pPr>
         <w:pStyle w:val="TDC2"/>
         <w:tabs>
-          <w:tab w:val="left" w:pos="1680"/>
           <w:tab w:val="right" w:leader="dot" w:pos="9962"/>
         </w:tabs>
         <w:spacing w:before="0" w:after="0"/>
@@ -1872,31 +1679,13 @@
           <w14:ligatures w14:val="standardContextual"/>
         </w:rPr>
       </w:pPr>
-      <w:hyperlink w:anchor="_Toc235543588" w:history="1">
+      <w:hyperlink w:anchor="_Toc236639733" w:history="1">
         <w:r>
           <w:rPr>
             <w:rStyle w:val="Hipervnculo"/>
             <w:noProof/>
           </w:rPr>
-          <w:t>3.3</w:t>
-        </w:r>
-        <w:r>
-          <w:rPr>
-            <w:rFonts w:asciiTheme="minorHAnsi" w:eastAsiaTheme="minorEastAsia" w:hAnsiTheme="minorHAnsi" w:cstheme="minorBidi"/>
-            <w:noProof/>
-            <w:sz w:val="24"/>
-            <w:szCs w:val="24"/>
-            <w:lang w:eastAsia="es-CO"/>
-            <w14:ligatures w14:val="standardContextual"/>
-          </w:rPr>
-          <w:tab/>
-        </w:r>
-        <w:r>
-          <w:rPr>
-            <w:rStyle w:val="Hipervnculo"/>
-            <w:noProof/>
-          </w:rPr>
-          <w:t>Normativa y clasificación</w:t>
+          <w:t>3.3. Normativa y clasificación</w:t>
         </w:r>
         <w:r>
           <w:rPr>
@@ -1917,7 +1706,7 @@
             <w:noProof/>
             <w:webHidden/>
           </w:rPr>
-          <w:instrText xml:space="preserve"> PAGEREF _Toc235543588 \h </w:instrText>
+          <w:instrText xml:space="preserve"> PAGEREF _Toc236639733 \h </w:instrText>
         </w:r>
         <w:r>
           <w:rPr>
@@ -1952,7 +1741,6 @@
       <w:pPr>
         <w:pStyle w:val="TDC2"/>
         <w:tabs>
-          <w:tab w:val="left" w:pos="1680"/>
           <w:tab w:val="right" w:leader="dot" w:pos="9962"/>
         </w:tabs>
         <w:spacing w:before="0" w:after="0"/>
@@ -1965,31 +1753,13 @@
           <w14:ligatures w14:val="standardContextual"/>
         </w:rPr>
       </w:pPr>
-      <w:hyperlink w:anchor="_Toc235543589" w:history="1">
+      <w:hyperlink w:anchor="_Toc236639734" w:history="1">
         <w:r>
           <w:rPr>
             <w:rStyle w:val="Hipervnculo"/>
             <w:noProof/>
           </w:rPr>
-          <w:t>3.4</w:t>
-        </w:r>
-        <w:r>
-          <w:rPr>
-            <w:rFonts w:asciiTheme="minorHAnsi" w:eastAsiaTheme="minorEastAsia" w:hAnsiTheme="minorHAnsi" w:cstheme="minorBidi"/>
-            <w:noProof/>
-            <w:sz w:val="24"/>
-            <w:szCs w:val="24"/>
-            <w:lang w:eastAsia="es-CO"/>
-            <w14:ligatures w14:val="standardContextual"/>
-          </w:rPr>
-          <w:tab/>
-        </w:r>
-        <w:r>
-          <w:rPr>
-            <w:rStyle w:val="Hipervnculo"/>
-            <w:noProof/>
-          </w:rPr>
-          <w:t>Técnicas de empaque</w:t>
+          <w:t>3.4. Técnicas de empaque</w:t>
         </w:r>
         <w:r>
           <w:rPr>
@@ -2010,7 +1780,7 @@
             <w:noProof/>
             <w:webHidden/>
           </w:rPr>
-          <w:instrText xml:space="preserve"> PAGEREF _Toc235543589 \h </w:instrText>
+          <w:instrText xml:space="preserve"> PAGEREF _Toc236639734 \h </w:instrText>
         </w:r>
         <w:r>
           <w:rPr>
@@ -2045,7 +1815,6 @@
       <w:pPr>
         <w:pStyle w:val="TDC2"/>
         <w:tabs>
-          <w:tab w:val="left" w:pos="1680"/>
           <w:tab w:val="right" w:leader="dot" w:pos="9962"/>
         </w:tabs>
         <w:spacing w:before="0" w:after="0"/>
@@ -2058,31 +1827,13 @@
           <w14:ligatures w14:val="standardContextual"/>
         </w:rPr>
       </w:pPr>
-      <w:hyperlink w:anchor="_Toc235543590" w:history="1">
+      <w:hyperlink w:anchor="_Toc236639735" w:history="1">
         <w:r>
           <w:rPr>
             <w:rStyle w:val="Hipervnculo"/>
             <w:noProof/>
           </w:rPr>
-          <w:t>3.5</w:t>
-        </w:r>
-        <w:r>
-          <w:rPr>
-            <w:rFonts w:asciiTheme="minorHAnsi" w:eastAsiaTheme="minorEastAsia" w:hAnsiTheme="minorHAnsi" w:cstheme="minorBidi"/>
-            <w:noProof/>
-            <w:sz w:val="24"/>
-            <w:szCs w:val="24"/>
-            <w:lang w:eastAsia="es-CO"/>
-            <w14:ligatures w14:val="standardContextual"/>
-          </w:rPr>
-          <w:tab/>
-        </w:r>
-        <w:r>
-          <w:rPr>
-            <w:rStyle w:val="Hipervnculo"/>
-            <w:noProof/>
-          </w:rPr>
-          <w:t>Empaque de productos según naturaleza</w:t>
+          <w:t>3.5. Empaque de productos según naturaleza</w:t>
         </w:r>
         <w:r>
           <w:rPr>
@@ -2103,7 +1854,7 @@
             <w:noProof/>
             <w:webHidden/>
           </w:rPr>
-          <w:instrText xml:space="preserve"> PAGEREF _Toc235543590 \h </w:instrText>
+          <w:instrText xml:space="preserve"> PAGEREF _Toc236639735 \h </w:instrText>
         </w:r>
         <w:r>
           <w:rPr>
@@ -2146,7 +1897,7 @@
           <w14:ligatures w14:val="standardContextual"/>
         </w:rPr>
       </w:pPr>
-      <w:hyperlink w:anchor="_Toc235543591" w:history="1">
+      <w:hyperlink w:anchor="_Toc236639736" w:history="1">
         <w:r>
           <w:rPr>
             <w:rStyle w:val="Hipervnculo"/>
@@ -2173,7 +1924,7 @@
             <w:noProof/>
             <w:webHidden/>
           </w:rPr>
-          <w:instrText xml:space="preserve"> PAGEREF _Toc235543591 \h </w:instrText>
+          <w:instrText xml:space="preserve"> PAGEREF _Toc236639736 \h </w:instrText>
         </w:r>
         <w:r>
           <w:rPr>
@@ -2216,7 +1967,7 @@
           <w14:ligatures w14:val="standardContextual"/>
         </w:rPr>
       </w:pPr>
-      <w:hyperlink w:anchor="_Toc235543592" w:history="1">
+      <w:hyperlink w:anchor="_Toc236639737" w:history="1">
         <w:r>
           <w:rPr>
             <w:rStyle w:val="Hipervnculo"/>
@@ -2243,7 +1994,7 @@
             <w:noProof/>
             <w:webHidden/>
           </w:rPr>
-          <w:instrText xml:space="preserve"> PAGEREF _Toc235543592 \h </w:instrText>
+          <w:instrText xml:space="preserve"> PAGEREF _Toc236639737 \h </w:instrText>
         </w:r>
         <w:r>
           <w:rPr>
@@ -2286,7 +2037,7 @@
           <w14:ligatures w14:val="standardContextual"/>
         </w:rPr>
       </w:pPr>
-      <w:hyperlink w:anchor="_Toc235543593" w:history="1">
+      <w:hyperlink w:anchor="_Toc236639738" w:history="1">
         <w:r>
           <w:rPr>
             <w:rStyle w:val="Hipervnculo"/>
@@ -2313,7 +2064,7 @@
             <w:noProof/>
             <w:webHidden/>
           </w:rPr>
-          <w:instrText xml:space="preserve"> PAGEREF _Toc235543593 \h </w:instrText>
+          <w:instrText xml:space="preserve"> PAGEREF _Toc236639738 \h </w:instrText>
         </w:r>
         <w:r>
           <w:rPr>
@@ -2356,7 +2107,7 @@
           <w14:ligatures w14:val="standardContextual"/>
         </w:rPr>
       </w:pPr>
-      <w:hyperlink w:anchor="_Toc235543594" w:history="1">
+      <w:hyperlink w:anchor="_Toc236639739" w:history="1">
         <w:r>
           <w:rPr>
             <w:rStyle w:val="Hipervnculo"/>
@@ -2383,7 +2134,7 @@
             <w:noProof/>
             <w:webHidden/>
           </w:rPr>
-          <w:instrText xml:space="preserve"> PAGEREF _Toc235543594 \h </w:instrText>
+          <w:instrText xml:space="preserve"> PAGEREF _Toc236639739 \h </w:instrText>
         </w:r>
         <w:r>
           <w:rPr>
@@ -2416,45 +2167,34 @@
     </w:p>
     <w:p>
       <w:pPr>
+        <w:rPr>
+          <w:lang w:eastAsia="es-CO"/>
+        </w:rPr>
+      </w:pPr>
+      <w:r>
+        <w:rPr>
+          <w:lang w:val="es-ES"/>
+        </w:rPr>
+        <w:fldChar w:fldCharType="end"/>
+      </w:r>
+    </w:p>
+    <w:p>
+      <w:pPr>
+        <w:ind w:firstLine="0"/>
+        <w:rPr>
+          <w:lang w:eastAsia="es-CO"/>
+        </w:rPr>
+      </w:pPr>
+    </w:p>
+    <w:p>
+      <w:pPr>
         <w:pStyle w:val="Ttulo1"/>
-        <w:numPr>
-          <w:ilvl w:val="0"/>
-          <w:numId w:val="0"/>
-        </w:numPr>
-        <w:ind w:left="720" w:hanging="360"/>
-        <w:rPr>
-          <w:lang w:val="es-ES"/>
-        </w:rPr>
-      </w:pPr>
-      <w:r>
-        <w:rPr>
-          <w:lang w:val="es-ES"/>
-        </w:rPr>
-        <w:fldChar w:fldCharType="end"/>
-      </w:r>
-      <w:bookmarkStart w:id="5" w:name="_Toc176443691"/>
-    </w:p>
-    <w:p>
-      <w:pPr>
-        <w:rPr>
-          <w:lang w:val="es-ES" w:eastAsia="es-CO"/>
-        </w:rPr>
-      </w:pPr>
-    </w:p>
-    <w:p>
-      <w:pPr>
-        <w:pStyle w:val="Ttulo1"/>
-        <w:numPr>
-          <w:ilvl w:val="0"/>
-          <w:numId w:val="0"/>
-        </w:numPr>
-      </w:pPr>
-      <w:bookmarkStart w:id="6" w:name="_Toc235543575"/>
+      </w:pPr>
+      <w:bookmarkStart w:id="6" w:name="_Toc236639720"/>
       <w:r>
         <w:lastRenderedPageBreak/>
         <w:t>Introducción</w:t>
       </w:r>
-      <w:bookmarkEnd w:id="5"/>
       <w:bookmarkEnd w:id="6"/>
     </w:p>
     <w:p>
@@ -2464,6 +2204,7 @@
           <w:ilvl w:val="0"/>
           <w:numId w:val="0"/>
         </w:numPr>
+        <w:spacing w:before="0" w:after="0"/>
         <w:ind w:firstLine="708"/>
         <w:jc w:val="left"/>
         <w:rPr>
@@ -2499,7 +2240,7 @@
           <w:noProof/>
         </w:rPr>
         <w:drawing>
-          <wp:inline distT="0" distB="0" distL="0" distR="0" wp14:anchorId="66D8D8AA" wp14:editId="3980F32C">
+          <wp:inline distT="0" distB="0" distL="0" distR="0" wp14:anchorId="66D8D8AA" wp14:editId="66A60D03">
             <wp:extent cx="4680000" cy="2632387"/>
             <wp:effectExtent l="0" t="0" r="6350" b="0"/>
             <wp:docPr id="1196153794" name="Imagen 4">
@@ -2585,18 +2326,20 @@
       <w:tblPr>
         <w:tblStyle w:val="Tablaconcuadrcula"/>
         <w:tblW w:w="0" w:type="auto"/>
+        <w:jc w:val="center"/>
         <w:tblLook w:val="04A0" w:firstRow="1" w:lastRow="0" w:firstColumn="1" w:lastColumn="0" w:noHBand="0" w:noVBand="1"/>
       </w:tblPr>
       <w:tblGrid>
-        <w:gridCol w:w="9962"/>
+        <w:gridCol w:w="9776"/>
       </w:tblGrid>
       <w:tr>
         <w:trPr>
           <w:trHeight w:val="335"/>
+          <w:jc w:val="center"/>
         </w:trPr>
         <w:tc>
           <w:tcPr>
-            <w:tcW w:w="9962" w:type="dxa"/>
+            <w:tcW w:w="9776" w:type="dxa"/>
           </w:tcPr>
           <w:p>
             <w:pPr>
@@ -2625,9 +2368,12 @@
         </w:tc>
       </w:tr>
       <w:tr>
+        <w:trPr>
+          <w:jc w:val="center"/>
+        </w:trPr>
         <w:tc>
           <w:tcPr>
-            <w:tcW w:w="9962" w:type="dxa"/>
+            <w:tcW w:w="9776" w:type="dxa"/>
           </w:tcPr>
           <w:p>
             <w:pPr>
@@ -2713,69 +2459,87 @@
     </w:tbl>
     <w:p>
       <w:pPr>
-        <w:rPr>
-          <w:lang w:eastAsia="es-CO"/>
-        </w:rPr>
-      </w:pPr>
-    </w:p>
-    <w:p>
-      <w:pPr>
-        <w:rPr>
-          <w:lang w:eastAsia="es-CO"/>
-        </w:rPr>
-      </w:pPr>
-    </w:p>
-    <w:p>
-      <w:pPr>
-        <w:rPr>
-          <w:lang w:eastAsia="es-CO"/>
-        </w:rPr>
-      </w:pPr>
-    </w:p>
-    <w:p>
-      <w:pPr>
-        <w:rPr>
-          <w:lang w:eastAsia="es-CO"/>
-        </w:rPr>
-      </w:pPr>
-    </w:p>
-    <w:p>
-      <w:pPr>
-        <w:rPr>
-          <w:lang w:eastAsia="es-CO"/>
-        </w:rPr>
-      </w:pPr>
-    </w:p>
-    <w:p>
-      <w:pPr>
-        <w:rPr>
-          <w:lang w:eastAsia="es-CO"/>
-        </w:rPr>
-      </w:pPr>
-    </w:p>
-    <w:p>
-      <w:pPr>
-        <w:rPr>
-          <w:lang w:eastAsia="es-CO"/>
-        </w:rPr>
-      </w:pPr>
-    </w:p>
-    <w:p>
-      <w:pPr>
-        <w:rPr>
-          <w:lang w:eastAsia="es-CO"/>
-        </w:rPr>
-      </w:pPr>
-    </w:p>
-    <w:p>
-      <w:pPr>
-        <w:rPr>
-          <w:lang w:eastAsia="es-CO"/>
-        </w:rPr>
-      </w:pPr>
-    </w:p>
-    <w:p>
-      <w:pPr>
+        <w:ind w:firstLine="0"/>
+        <w:rPr>
+          <w:lang w:eastAsia="es-CO"/>
+        </w:rPr>
+      </w:pPr>
+    </w:p>
+    <w:p>
+      <w:pPr>
+        <w:ind w:firstLine="0"/>
+        <w:rPr>
+          <w:lang w:eastAsia="es-CO"/>
+        </w:rPr>
+      </w:pPr>
+    </w:p>
+    <w:p>
+      <w:pPr>
+        <w:ind w:firstLine="0"/>
+        <w:rPr>
+          <w:lang w:eastAsia="es-CO"/>
+        </w:rPr>
+      </w:pPr>
+    </w:p>
+    <w:p>
+      <w:pPr>
+        <w:ind w:firstLine="0"/>
+        <w:rPr>
+          <w:lang w:eastAsia="es-CO"/>
+        </w:rPr>
+      </w:pPr>
+    </w:p>
+    <w:p>
+      <w:pPr>
+        <w:ind w:firstLine="0"/>
+        <w:rPr>
+          <w:lang w:eastAsia="es-CO"/>
+        </w:rPr>
+      </w:pPr>
+    </w:p>
+    <w:p>
+      <w:pPr>
+        <w:ind w:firstLine="0"/>
+        <w:rPr>
+          <w:lang w:eastAsia="es-CO"/>
+        </w:rPr>
+      </w:pPr>
+    </w:p>
+    <w:p>
+      <w:pPr>
+        <w:ind w:firstLine="0"/>
+        <w:rPr>
+          <w:lang w:eastAsia="es-CO"/>
+        </w:rPr>
+      </w:pPr>
+    </w:p>
+    <w:p>
+      <w:pPr>
+        <w:ind w:firstLine="0"/>
+        <w:rPr>
+          <w:lang w:eastAsia="es-CO"/>
+        </w:rPr>
+      </w:pPr>
+    </w:p>
+    <w:p>
+      <w:pPr>
+        <w:ind w:firstLine="0"/>
+        <w:rPr>
+          <w:lang w:eastAsia="es-CO"/>
+        </w:rPr>
+      </w:pPr>
+    </w:p>
+    <w:p>
+      <w:pPr>
+        <w:ind w:firstLine="0"/>
+        <w:rPr>
+          <w:lang w:eastAsia="es-CO"/>
+        </w:rPr>
+      </w:pPr>
+    </w:p>
+    <w:p>
+      <w:pPr>
+        <w:ind w:firstLine="0"/>
         <w:rPr>
           <w:lang w:eastAsia="es-CO"/>
         </w:rPr>
@@ -2784,19 +2548,13 @@
     <w:p>
       <w:pPr>
         <w:pStyle w:val="Ttulo1"/>
-        <w:numPr>
-          <w:ilvl w:val="0"/>
-          <w:numId w:val="0"/>
-        </w:numPr>
-      </w:pPr>
-    </w:p>
-    <w:p>
-      <w:pPr>
-        <w:pStyle w:val="Ttulo1"/>
-      </w:pPr>
-      <w:bookmarkStart w:id="7" w:name="_Toc235543576"/>
+      </w:pPr>
+      <w:bookmarkStart w:id="7" w:name="_Toc236639721"/>
       <w:r>
         <w:lastRenderedPageBreak/>
+        <w:t xml:space="preserve">1. </w:t>
+      </w:r>
+      <w:r>
         <w:t>Recaudo en el punto de pago</w:t>
       </w:r>
       <w:bookmarkEnd w:id="7"/>
@@ -2859,7 +2617,7 @@
       <w:pPr>
         <w:pStyle w:val="Ttulo2"/>
       </w:pPr>
-      <w:bookmarkStart w:id="8" w:name="_Toc235543577"/>
+      <w:bookmarkStart w:id="8" w:name="_Toc236639722"/>
       <w:r>
         <w:t>Base de la caja</w:t>
       </w:r>
@@ -2926,7 +2684,7 @@
       <w:pPr>
         <w:pStyle w:val="Ttulo2"/>
       </w:pPr>
-      <w:bookmarkStart w:id="9" w:name="_Toc235543578"/>
+      <w:bookmarkStart w:id="9" w:name="_Toc236639723"/>
       <w:r>
         <w:lastRenderedPageBreak/>
         <w:t>Apertura de la caja</w:t>
@@ -2934,6 +2692,9 @@
       <w:bookmarkEnd w:id="9"/>
     </w:p>
     <w:p>
+      <w:pPr>
+        <w:spacing w:before="0" w:after="0"/>
+      </w:pPr>
       <w:r>
         <w:t>Las operaciones que realiza el cajero en el puesto de pago durante su jornada se organizan en tres etapas: antes, durante y después. Para conocer las actividades que comprende cada una de ellas, consulte el siguiente video.</w:t>
       </w:r>
@@ -2960,7 +2721,7 @@
           <w:noProof/>
         </w:rPr>
         <w:drawing>
-          <wp:inline distT="0" distB="0" distL="0" distR="0" wp14:anchorId="6BF05B19" wp14:editId="58EA8F1B">
+          <wp:inline distT="0" distB="0" distL="0" distR="0" wp14:anchorId="6BF05B19" wp14:editId="5830E3F5">
             <wp:extent cx="4680000" cy="2632387"/>
             <wp:effectExtent l="0" t="0" r="6350" b="0"/>
             <wp:docPr id="194793714" name="Imagen 5">
@@ -3056,7 +2817,7 @@
         <w:tblLook w:val="04A0" w:firstRow="1" w:lastRow="0" w:firstColumn="1" w:lastColumn="0" w:noHBand="0" w:noVBand="1"/>
       </w:tblPr>
       <w:tblGrid>
-        <w:gridCol w:w="9962"/>
+        <w:gridCol w:w="9776"/>
       </w:tblGrid>
       <w:tr>
         <w:trPr>
@@ -3064,7 +2825,7 @@
         </w:trPr>
         <w:tc>
           <w:tcPr>
-            <w:tcW w:w="9962" w:type="dxa"/>
+            <w:tcW w:w="9776" w:type="dxa"/>
           </w:tcPr>
           <w:p>
             <w:pPr>
@@ -3092,7 +2853,7 @@
       <w:tr>
         <w:tc>
           <w:tcPr>
-            <w:tcW w:w="9962" w:type="dxa"/>
+            <w:tcW w:w="9776" w:type="dxa"/>
           </w:tcPr>
           <w:p>
             <w:pPr>
@@ -3109,11 +2870,11 @@
               <w:ind w:right="-142" w:firstLine="0"/>
             </w:pPr>
             <w:r>
-              <w:t xml:space="preserve">Se inicia el proceso con la preparación y apertura de la caja, donde abrirá la ventana de apertura, capturará la fecha si la misma lo requiere y el monto inicial. Esta función es de carácter administrativa, es decir, no todos los usuarios registrados en el sistema tendrán acceso a la caja, sino los usuarios que el administrador designado estime </w:t>
+              <w:t xml:space="preserve">Se inicia el proceso con la preparación y apertura de la caja, donde abrirá la ventana de apertura, capturará la fecha si la misma lo requiere y el monto inicial. Esta función es de carácter administrativa, es decir, no todos los usuarios registrados en el sistema tendrán acceso a la caja, sino los usuarios que el administrador designado estime conveniente, ya que los usuarios deben contar en su perfil con un código que lo </w:t>
             </w:r>
             <w:r>
               <w:lastRenderedPageBreak/>
-              <w:t>conveniente, ya que los usuarios deben contar en su perfil con un código que lo autoriza para el manejo de la misma. Al incluir estos pasos se verá el número de registro o secuencia de su caja y se puede iniciar el registro de operaciones.</w:t>
+              <w:t>autoriza para el manejo de la misma. Al incluir estos pasos se verá el número de registro o secuencia de su caja y se puede iniciar el registro de operaciones.</w:t>
             </w:r>
           </w:p>
           <w:p>
@@ -3139,6 +2900,12 @@
             <w:r>
               <w:t>) que permite obtener diariamente la cantidad de unidades vendidas de cada uno de los productos exhibidos en la planta de ventas. La información de ventas por artículo es utilizada por la compañía para realizar adecuadamente las compras y brindar a los clientes en los almacenes la mercancía adecuada, en la cantidad apropiada y en el momento justo.</w:t>
             </w:r>
+          </w:p>
+          <w:p>
+            <w:pPr>
+              <w:spacing w:before="0" w:after="0"/>
+              <w:ind w:right="-142" w:firstLine="0"/>
+            </w:pPr>
           </w:p>
           <w:p>
             <w:pPr>
@@ -3242,14 +3009,20 @@
       <w:pPr>
         <w:pStyle w:val="Ttulo1"/>
       </w:pPr>
-      <w:bookmarkStart w:id="10" w:name="_Toc235543579"/>
+      <w:bookmarkStart w:id="10" w:name="_Toc236639724"/>
       <w:r>
         <w:lastRenderedPageBreak/>
+        <w:t xml:space="preserve">2. </w:t>
+      </w:r>
+      <w:r>
         <w:t>Validación de transacciones</w:t>
       </w:r>
       <w:bookmarkEnd w:id="10"/>
     </w:p>
     <w:p>
+      <w:pPr>
+        <w:spacing w:before="0" w:after="0"/>
+      </w:pPr>
       <w:r>
         <w:t>Para este proceso se deben tener en cuenta algunos cuidados al momento de registrar los productos y así evitar los reclamos, robos y averías. A continuación, se presentan algunos.</w:t>
       </w:r>
@@ -3480,8 +3253,15 @@
     <w:p>
       <w:pPr>
         <w:pStyle w:val="Ttulo2"/>
-      </w:pPr>
-      <w:bookmarkStart w:id="11" w:name="_Toc235543580"/>
+        <w:numPr>
+          <w:ilvl w:val="0"/>
+          <w:numId w:val="0"/>
+        </w:numPr>
+      </w:pPr>
+      <w:bookmarkStart w:id="11" w:name="_Toc236639725"/>
+      <w:r>
+        <w:t xml:space="preserve">2.1. </w:t>
+      </w:r>
       <w:r>
         <w:t>Precios</w:t>
       </w:r>
@@ -3489,6 +3269,7 @@
     </w:p>
     <w:p>
       <w:pPr>
+        <w:spacing w:before="0" w:after="0"/>
         <w:rPr>
           <w:lang w:eastAsia="es-CO"/>
         </w:rPr>
@@ -3560,8 +3341,15 @@
     <w:p>
       <w:pPr>
         <w:pStyle w:val="Ttulo2"/>
-      </w:pPr>
-      <w:bookmarkStart w:id="12" w:name="_Toc235543581"/>
+        <w:numPr>
+          <w:ilvl w:val="0"/>
+          <w:numId w:val="0"/>
+        </w:numPr>
+      </w:pPr>
+      <w:bookmarkStart w:id="12" w:name="_Toc236639726"/>
+      <w:r>
+        <w:t xml:space="preserve">2.2. </w:t>
+      </w:r>
       <w:r>
         <w:t>Legalidad de medios de pago</w:t>
       </w:r>
@@ -3928,27 +3716,104 @@
     <w:p>
       <w:pPr>
         <w:pStyle w:val="Ttulo2"/>
-      </w:pPr>
-      <w:r>
+        <w:numPr>
+          <w:ilvl w:val="0"/>
+          <w:numId w:val="0"/>
+        </w:numPr>
+      </w:pPr>
+      <w:bookmarkStart w:id="13" w:name="_Toc236639727"/>
+      <w:r>
+        <w:t xml:space="preserve">2.3. </w:t>
+      </w:r>
+      <w:r>
+        <w:t>Seguridad y herramientas</w:t>
+      </w:r>
+      <w:bookmarkEnd w:id="13"/>
+    </w:p>
+    <w:p>
+      <w:pPr>
+        <w:spacing w:before="0" w:after="0"/>
+        <w:rPr>
+          <w:lang w:eastAsia="es-CO"/>
+        </w:rPr>
+      </w:pPr>
+      <w:r>
+        <w:rPr>
+          <w:lang w:eastAsia="es-CO"/>
+        </w:rPr>
+        <w:t xml:space="preserve">Los métodos de pago seguros en Colombia tienen una relevancia en el mundo del comercio electrónico, estos métodos son aquellos donde todas las operaciones se realizan de forma telemática, son las herramientas con las que se transfiere el dinero del comprador al vendedor, la fase crítica se da en las tiendas </w:t>
+      </w:r>
+      <w:r>
+        <w:rPr>
+          <w:rStyle w:val="Extranjerismo"/>
+          <w:lang w:eastAsia="es-CO"/>
+        </w:rPr>
+        <w:t>online</w:t>
+      </w:r>
+      <w:r>
+        <w:rPr>
+          <w:lang w:eastAsia="es-CO"/>
+        </w:rPr>
+        <w:t xml:space="preserve">, por eso los propietarios de un </w:t>
+      </w:r>
+      <w:r>
+        <w:rPr>
+          <w:rStyle w:val="Extranjerismo"/>
+          <w:lang w:eastAsia="es-CO"/>
+        </w:rPr>
+        <w:t>e-commerce</w:t>
+      </w:r>
+      <w:r>
+        <w:rPr>
+          <w:lang w:eastAsia="es-CO"/>
+        </w:rPr>
+        <w:t xml:space="preserve"> necesitan tener sus medios de pago bajo control y para ello necesitan saber cómo funcionan.</w:t>
+      </w:r>
+    </w:p>
+    <w:p>
+      <w:pPr>
+        <w:rPr>
+          <w:lang w:eastAsia="es-CO"/>
+        </w:rPr>
+      </w:pPr>
+      <w:r>
+        <w:rPr>
+          <w:lang w:eastAsia="es-CO"/>
+        </w:rPr>
+        <w:t xml:space="preserve">Se puede definir un método de pago </w:t>
+      </w:r>
+      <w:r>
+        <w:rPr>
+          <w:rStyle w:val="Extranjerismo"/>
+          <w:lang w:eastAsia="es-CO"/>
+        </w:rPr>
+        <w:t>online</w:t>
+      </w:r>
+      <w:r>
+        <w:rPr>
+          <w:rStyle w:val="Extranjerismo"/>
+          <w:lang w:eastAsia="es-CO"/>
+        </w:rPr>
         <w:t xml:space="preserve"> </w:t>
       </w:r>
-      <w:bookmarkStart w:id="13" w:name="_Toc235543582"/>
-      <w:r>
-        <w:t>Seguridad y herramientas</w:t>
-      </w:r>
-      <w:bookmarkEnd w:id="13"/>
-    </w:p>
-    <w:p>
-      <w:pPr>
-        <w:rPr>
-          <w:lang w:eastAsia="es-CO"/>
-        </w:rPr>
-      </w:pPr>
-      <w:r>
-        <w:rPr>
-          <w:lang w:eastAsia="es-CO"/>
-        </w:rPr>
-        <w:t xml:space="preserve">Los métodos de pago seguros en Colombia tienen una relevancia en el mundo del comercio electrónico, estos métodos son aquellos donde todas las operaciones se realizan de forma telemática, son las herramientas con las que se transfiere el dinero del comprador al vendedor, la fase crítica se da en las tiendas </w:t>
+      <w:r>
+        <w:rPr>
+          <w:lang w:eastAsia="es-CO"/>
+        </w:rPr>
+        <w:t>como un instrumento que permite recibir pagos de los clientes de forma inmediata, el dinero se dirige del comprador al vendedor pasando por un puente de pagos, que regula y autoriza el flujo.</w:t>
+      </w:r>
+    </w:p>
+    <w:p>
+      <w:pPr>
+        <w:rPr>
+          <w:lang w:eastAsia="es-CO"/>
+        </w:rPr>
+      </w:pPr>
+      <w:r>
+        <w:rPr>
+          <w:lang w:eastAsia="es-CO"/>
+        </w:rPr>
+        <w:t xml:space="preserve">Los diferentes niveles de seguridad que existen en las plataformas de pago </w:t>
       </w:r>
       <w:r>
         <w:rPr>
@@ -3961,83 +3826,12 @@
         <w:rPr>
           <w:lang w:eastAsia="es-CO"/>
         </w:rPr>
-        <w:t xml:space="preserve">, por eso los propietarios de un </w:t>
-      </w:r>
-      <w:r>
-        <w:rPr>
-          <w:rStyle w:val="Extranjerismo"/>
-          <w:lang w:eastAsia="es-CO"/>
-        </w:rPr>
-        <w:t>e-commerce</w:t>
-      </w:r>
-      <w:r>
-        <w:rPr>
-          <w:lang w:eastAsia="es-CO"/>
-        </w:rPr>
-        <w:t xml:space="preserve"> necesitan tener sus medios de pago bajo control y para ello necesitan saber cómo funcionan.</w:t>
-      </w:r>
-    </w:p>
-    <w:p>
-      <w:pPr>
-        <w:rPr>
-          <w:lang w:eastAsia="es-CO"/>
-        </w:rPr>
-      </w:pPr>
-      <w:r>
-        <w:rPr>
-          <w:lang w:eastAsia="es-CO"/>
-        </w:rPr>
-        <w:t xml:space="preserve">Se puede definir un método de pago </w:t>
-      </w:r>
-      <w:r>
-        <w:rPr>
-          <w:rStyle w:val="Extranjerismo"/>
-          <w:lang w:eastAsia="es-CO"/>
-        </w:rPr>
-        <w:t>online</w:t>
-      </w:r>
-      <w:r>
-        <w:rPr>
-          <w:rStyle w:val="Extranjerismo"/>
-          <w:lang w:eastAsia="es-CO"/>
-        </w:rPr>
-        <w:t xml:space="preserve"> </w:t>
-      </w:r>
-      <w:r>
-        <w:rPr>
-          <w:lang w:eastAsia="es-CO"/>
-        </w:rPr>
-        <w:t>como un instrumento que permite recibir pagos de los clientes de forma inmediata, el dinero se dirige del comprador al vendedor pasando por un puente de pagos, que regula y autoriza el flujo.</w:t>
-      </w:r>
-    </w:p>
-    <w:p>
-      <w:pPr>
-        <w:rPr>
-          <w:lang w:eastAsia="es-CO"/>
-        </w:rPr>
-      </w:pPr>
-      <w:r>
-        <w:rPr>
-          <w:lang w:eastAsia="es-CO"/>
-        </w:rPr>
-        <w:t xml:space="preserve">Los diferentes niveles de seguridad que existen en las plataformas de pago </w:t>
-      </w:r>
-      <w:r>
-        <w:rPr>
-          <w:rStyle w:val="Extranjerismo"/>
-          <w:lang w:eastAsia="es-CO"/>
-        </w:rPr>
-        <w:t>online</w:t>
-      </w:r>
-      <w:r>
-        <w:rPr>
-          <w:lang w:eastAsia="es-CO"/>
-        </w:rPr>
         <w:t xml:space="preserve"> agrupan los terminales de punto de venta virtuales (TPV virtual) que otorgan las entidades bancarias o los medios de pago, y que no dependen de ningún banco, ni de los pagos PayPal, Stripe o similares.</w:t>
       </w:r>
     </w:p>
     <w:p>
       <w:pPr>
+        <w:spacing w:before="0" w:after="0"/>
         <w:rPr>
           <w:b/>
           <w:bCs/>
@@ -4165,27 +3959,78 @@
         <w:rPr>
           <w:lang w:eastAsia="es-CO"/>
         </w:rPr>
-        <w:t xml:space="preserve">erminal punto de venta virtual), estos contienen un </w:t>
+        <w:t>erminal punto de venta virtual), estos contienen un nivel de seguridad para poder recibir pagos en su </w:t>
+      </w:r>
+      <w:r>
+        <w:rPr>
+          <w:rStyle w:val="Extranjerismo"/>
+          <w:lang w:eastAsia="es-CO"/>
+        </w:rPr>
+        <w:t>e-commerce</w:t>
+      </w:r>
+      <w:r>
+        <w:rPr>
+          <w:lang w:eastAsia="es-CO"/>
+        </w:rPr>
+        <w:t xml:space="preserve">, el nivel de seguridad </w:t>
       </w:r>
       <w:r>
         <w:rPr>
           <w:lang w:eastAsia="es-CO"/>
         </w:rPr>
         <w:lastRenderedPageBreak/>
-        <w:t>nivel de seguridad para poder recibir pagos en su </w:t>
+        <w:t xml:space="preserve">exige que todas las compras sean efectuadas con tarjetas que cumplan con el protocolo 3D </w:t>
+      </w:r>
+      <w:r>
+        <w:rPr>
+          <w:lang w:eastAsia="es-CO"/>
+        </w:rPr>
+        <w:t>Secure</w:t>
+      </w:r>
+      <w:r>
+        <w:rPr>
+          <w:lang w:eastAsia="es-CO"/>
+        </w:rPr>
+        <w:t>.</w:t>
+      </w:r>
+    </w:p>
+    <w:p>
+      <w:pPr>
+        <w:rPr>
+          <w:lang w:eastAsia="es-CO"/>
+        </w:rPr>
+      </w:pPr>
+      <w:r>
+        <w:rPr>
+          <w:lang w:eastAsia="es-CO"/>
+        </w:rPr>
+        <w:t>Hay que tener en cuenta que todas las tarjetas débito y crédito están compuestas por 16 dígitos, tienen fecha de caducidad y un criptograma visual (CVV) de tres dígitos de control para la verificación de la transacción en el sitio web del banco, el cual pide una clave adicional como medida de seguridad, que ayuda a disminuir los niveles de inseguridad en los pagos que se realizan con tarjetas débito y crédito, ofreciendo confiabilidad en los pagos electrónicos que realizan los clientes.</w:t>
+      </w:r>
+    </w:p>
+    <w:p>
+      <w:pPr>
+        <w:rPr>
+          <w:lang w:eastAsia="es-CO"/>
+        </w:rPr>
+      </w:pPr>
+      <w:r>
+        <w:rPr>
+          <w:lang w:eastAsia="es-CO"/>
+        </w:rPr>
+        <w:t>La condición o circunstancia desventajosa para las tiendas </w:t>
       </w:r>
       <w:r>
         <w:rPr>
           <w:rStyle w:val="Extranjerismo"/>
           <w:lang w:eastAsia="es-CO"/>
         </w:rPr>
-        <w:t>e-commerce</w:t>
-      </w:r>
-      <w:r>
-        <w:rPr>
-          <w:lang w:eastAsia="es-CO"/>
-        </w:rPr>
-        <w:t xml:space="preserve">, el nivel de seguridad exige que todas las compras sean efectuadas con tarjetas que cumplan con el protocolo 3D </w:t>
+        <w:t>online </w:t>
+      </w:r>
+      <w:r>
+        <w:rPr>
+          <w:lang w:eastAsia="es-CO"/>
+        </w:rPr>
+        <w:t xml:space="preserve">es que a pesar de que algunas de las tarjetas 3D </w:t>
       </w:r>
       <w:r>
         <w:rPr>
@@ -4197,46 +4042,33 @@
         <w:rPr>
           <w:lang w:eastAsia="es-CO"/>
         </w:rPr>
-        <w:t>.</w:t>
-      </w:r>
-    </w:p>
-    <w:p>
-      <w:pPr>
-        <w:rPr>
-          <w:lang w:eastAsia="es-CO"/>
-        </w:rPr>
-      </w:pPr>
-      <w:r>
-        <w:rPr>
-          <w:lang w:eastAsia="es-CO"/>
-        </w:rPr>
-        <w:t>Hay que tener en cuenta que todas las tarjetas débito y crédito están compuestas por 16 dígitos, tienen fecha de caducidad y un criptograma visual (CVV) de tres dígitos de control para la verificación de la transacción en el sitio web del banco, el cual pide una clave adicional como medida de seguridad, que ayuda a disminuir los niveles de inseguridad en los pagos que se realizan con tarjetas débito y crédito, ofreciendo confiabilidad en los pagos electrónicos que realizan los clientes.</w:t>
-      </w:r>
-    </w:p>
-    <w:p>
-      <w:pPr>
-        <w:rPr>
-          <w:lang w:eastAsia="es-CO"/>
-        </w:rPr>
-      </w:pPr>
-      <w:r>
-        <w:rPr>
-          <w:lang w:eastAsia="es-CO"/>
-        </w:rPr>
-        <w:t>La condición o circunstancia desventajosa para las tiendas </w:t>
+        <w:t xml:space="preserve"> están habilitadas para las compras </w:t>
       </w:r>
       <w:r>
         <w:rPr>
           <w:rStyle w:val="Extranjerismo"/>
           <w:lang w:eastAsia="es-CO"/>
         </w:rPr>
-        <w:t>online </w:t>
-      </w:r>
-      <w:r>
-        <w:rPr>
-          <w:lang w:eastAsia="es-CO"/>
-        </w:rPr>
-        <w:t xml:space="preserve">es que a pesar de que algunas de las tarjetas 3D </w:t>
+        <w:t>online</w:t>
+      </w:r>
+      <w:r>
+        <w:rPr>
+          <w:lang w:eastAsia="es-CO"/>
+        </w:rPr>
+        <w:t>, fallan al momento de la compra, las tarjetas se entregan deshabilitadas cuando las entrega la entidad financiera o cuando se renuevan y requieren una activación inicial con el banco.</w:t>
+      </w:r>
+    </w:p>
+    <w:p>
+      <w:pPr>
+        <w:rPr>
+          <w:lang w:eastAsia="es-CO"/>
+        </w:rPr>
+      </w:pPr>
+      <w:r>
+        <w:rPr>
+          <w:lang w:eastAsia="es-CO"/>
+        </w:rPr>
+        <w:t xml:space="preserve">Para habilitar una tarjeta con 3D </w:t>
       </w:r>
       <w:r>
         <w:rPr>
@@ -4248,7 +4080,7 @@
         <w:rPr>
           <w:lang w:eastAsia="es-CO"/>
         </w:rPr>
-        <w:t xml:space="preserve"> están habilitadas para las compras </w:t>
+        <w:t xml:space="preserve"> y que esté disponible al momento de la compra </w:t>
       </w:r>
       <w:r>
         <w:rPr>
@@ -4261,52 +4093,21 @@
         <w:rPr>
           <w:lang w:eastAsia="es-CO"/>
         </w:rPr>
-        <w:t>, fallan al momento de la compra, las tarjetas se entregan deshabilitadas cuando las entrega la entidad financiera o cuando se renuevan y requieren una activación inicial con el banco.</w:t>
-      </w:r>
-    </w:p>
-    <w:p>
-      <w:pPr>
-        <w:rPr>
-          <w:lang w:eastAsia="es-CO"/>
-        </w:rPr>
-      </w:pPr>
-      <w:r>
-        <w:rPr>
-          <w:lang w:eastAsia="es-CO"/>
-        </w:rPr>
-        <w:t xml:space="preserve">Para habilitar una tarjeta con 3D </w:t>
-      </w:r>
-      <w:r>
-        <w:rPr>
-          <w:lang w:eastAsia="es-CO"/>
-        </w:rPr>
-        <w:t>Secure</w:t>
-      </w:r>
-      <w:r>
-        <w:rPr>
-          <w:lang w:eastAsia="es-CO"/>
-        </w:rPr>
-        <w:t xml:space="preserve"> y que esté disponible al momento de la compra </w:t>
-      </w:r>
-      <w:r>
-        <w:rPr>
-          <w:rStyle w:val="Extranjerismo"/>
-          <w:lang w:eastAsia="es-CO"/>
-        </w:rPr>
-        <w:t>online</w:t>
-      </w:r>
-      <w:r>
-        <w:rPr>
-          <w:lang w:eastAsia="es-CO"/>
-        </w:rPr>
         <w:t> en un TPV virtual tan solo hay que contactar al banco para habilitar esta opción, el inconveniente que genera esta operación es que hay compradores que a pesar de que se está viviendo una revolución en las formas de pago, aún no se han adaptado a esta tecnología por los niveles de desconfianza que existen.</w:t>
       </w:r>
     </w:p>
     <w:p>
       <w:pPr>
         <w:pStyle w:val="Ttulo2"/>
-      </w:pPr>
-      <w:bookmarkStart w:id="14" w:name="_Toc235543583"/>
+        <w:numPr>
+          <w:ilvl w:val="0"/>
+          <w:numId w:val="0"/>
+        </w:numPr>
+      </w:pPr>
+      <w:bookmarkStart w:id="14" w:name="_Toc236639728"/>
+      <w:r>
+        <w:t xml:space="preserve">2.4. </w:t>
+      </w:r>
       <w:r>
         <w:t>Faltantes y sobrantes de caja</w:t>
       </w:r>
@@ -4371,6 +4172,7 @@
     </w:p>
     <w:p>
       <w:pPr>
+        <w:spacing w:before="0" w:after="0"/>
         <w:rPr>
           <w:b/>
           <w:bCs/>
@@ -4582,16 +4384,24 @@
     <w:p>
       <w:pPr>
         <w:pStyle w:val="Ttulo2"/>
-      </w:pPr>
-      <w:bookmarkStart w:id="15" w:name="_Toc235543584"/>
+        <w:numPr>
+          <w:ilvl w:val="0"/>
+          <w:numId w:val="0"/>
+        </w:numPr>
+      </w:pPr>
+      <w:bookmarkStart w:id="15" w:name="_Toc236639729"/>
       <w:r>
         <w:lastRenderedPageBreak/>
+        <w:t xml:space="preserve">2.5. </w:t>
+      </w:r>
+      <w:r>
         <w:t>Devoluciones</w:t>
       </w:r>
       <w:bookmarkEnd w:id="15"/>
     </w:p>
     <w:p>
       <w:pPr>
+        <w:spacing w:before="0" w:after="0"/>
         <w:rPr>
           <w:lang w:eastAsia="es-CO"/>
         </w:rPr>
@@ -4688,12 +4498,19 @@
     </w:p>
     <w:p>
       <w:pPr>
+        <w:rPr>
+          <w:lang w:eastAsia="es-CO"/>
+        </w:rPr>
+      </w:pPr>
+    </w:p>
+    <w:p>
+      <w:pPr>
         <w:pStyle w:val="Ttulo1"/>
       </w:pPr>
-      <w:bookmarkStart w:id="16" w:name="_Toc235543585"/>
+      <w:bookmarkStart w:id="16" w:name="_Toc236639730"/>
       <w:r>
         <w:lastRenderedPageBreak/>
-        <w:t>Empaque de productos</w:t>
+        <w:t>3. Empaque de productos</w:t>
       </w:r>
       <w:bookmarkEnd w:id="16"/>
     </w:p>
@@ -4710,14 +4527,6 @@
         </w:rPr>
         <w:t>Es la última acción que realiza el cajero con el cliente en el puesto de pago, facilitándole el transporte de sus productos. Es un proceso de mucha importancia, ya que parte de la buena imagen de la compañía es el empaque, para el cliente esta última impresión debe ser grata y positiva.</w:t>
       </w:r>
-    </w:p>
-    <w:p>
-      <w:pPr>
-        <w:spacing w:before="0" w:after="0"/>
-        <w:rPr>
-          <w:lang w:eastAsia="es-CO"/>
-        </w:rPr>
-      </w:pPr>
     </w:p>
     <w:p>
       <w:pPr>
@@ -6182,7 +5991,7 @@
           <w:ilvl w:val="0"/>
           <w:numId w:val="22"/>
         </w:numPr>
-        <w:spacing w:before="0" w:after="0"/>
+        <w:spacing w:before="0" w:after="0" w:line="480" w:lineRule="auto"/>
         <w:ind w:left="1560"/>
         <w:rPr>
           <w:lang w:val="en-US" w:eastAsia="es-CO"/>
@@ -6199,8 +6008,15 @@
     <w:p>
       <w:pPr>
         <w:pStyle w:val="Ttulo2"/>
-      </w:pPr>
-      <w:bookmarkStart w:id="17" w:name="_Toc235543586"/>
+        <w:numPr>
+          <w:ilvl w:val="0"/>
+          <w:numId w:val="0"/>
+        </w:numPr>
+      </w:pPr>
+      <w:bookmarkStart w:id="17" w:name="_Toc236639731"/>
+      <w:r>
+        <w:t xml:space="preserve">3.1. </w:t>
+      </w:r>
       <w:r>
         <w:t>Descripción del empaque</w:t>
       </w:r>
@@ -6208,6 +6024,7 @@
     </w:p>
     <w:p>
       <w:pPr>
+        <w:spacing w:before="0" w:after="0"/>
         <w:rPr>
           <w:rFonts w:cs="Calibri"/>
           <w:lang w:eastAsia="es-CO"/>
@@ -6296,8 +6113,15 @@
     <w:p>
       <w:pPr>
         <w:pStyle w:val="Ttulo2"/>
-      </w:pPr>
-      <w:bookmarkStart w:id="18" w:name="_Toc235543587"/>
+        <w:numPr>
+          <w:ilvl w:val="0"/>
+          <w:numId w:val="0"/>
+        </w:numPr>
+      </w:pPr>
+      <w:bookmarkStart w:id="18" w:name="_Toc236639732"/>
+      <w:r>
+        <w:t xml:space="preserve">3.2. </w:t>
+      </w:r>
       <w:r>
         <w:t>Tipos</w:t>
       </w:r>
@@ -6804,8 +6628,15 @@
     <w:p>
       <w:pPr>
         <w:pStyle w:val="Ttulo2"/>
-      </w:pPr>
-      <w:bookmarkStart w:id="19" w:name="_Toc235543588"/>
+        <w:numPr>
+          <w:ilvl w:val="0"/>
+          <w:numId w:val="0"/>
+        </w:numPr>
+      </w:pPr>
+      <w:bookmarkStart w:id="19" w:name="_Toc236639733"/>
+      <w:r>
+        <w:t xml:space="preserve">3.3. </w:t>
+      </w:r>
       <w:r>
         <w:t>Normativa y clasificación</w:t>
       </w:r>
@@ -7448,14 +7279,21 @@
     <w:p>
       <w:pPr>
         <w:pStyle w:val="Ttulo2"/>
+        <w:numPr>
+          <w:ilvl w:val="0"/>
+          <w:numId w:val="0"/>
+        </w:numPr>
         <w:rPr>
           <w:sz w:val="36"/>
           <w:szCs w:val="36"/>
         </w:rPr>
       </w:pPr>
-      <w:bookmarkStart w:id="20" w:name="_Toc235543589"/>
+      <w:bookmarkStart w:id="20" w:name="_Toc236639734"/>
       <w:r>
         <w:lastRenderedPageBreak/>
+        <w:t xml:space="preserve">3.4. </w:t>
+      </w:r>
+      <w:r>
         <w:t>Técnicas de empaque</w:t>
       </w:r>
       <w:bookmarkEnd w:id="20"/>
@@ -7517,7 +7355,7 @@
           <w:noProof/>
         </w:rPr>
         <w:drawing>
-          <wp:inline distT="0" distB="0" distL="0" distR="0" wp14:anchorId="3E2BCE8F" wp14:editId="6D1EFD5B">
+          <wp:inline distT="0" distB="0" distL="0" distR="0" wp14:anchorId="3E2BCE8F" wp14:editId="31C11AE0">
             <wp:extent cx="4356340" cy="2450336"/>
             <wp:effectExtent l="0" t="0" r="6350" b="7620"/>
             <wp:docPr id="2085488291" name="Imagen 6">
@@ -7686,12 +7524,10 @@
           <w:numId w:val="0"/>
         </w:numPr>
       </w:pPr>
-    </w:p>
-    <w:p>
-      <w:pPr>
-        <w:pStyle w:val="Ttulo2"/>
-      </w:pPr>
-      <w:bookmarkStart w:id="21" w:name="_Toc235543590"/>
+      <w:bookmarkStart w:id="21" w:name="_Toc236639735"/>
+      <w:r>
+        <w:t xml:space="preserve">3.5. </w:t>
+      </w:r>
       <w:r>
         <w:t>Empaque de productos según naturaleza</w:t>
       </w:r>
@@ -7750,7 +7586,7 @@
           <w:lang w:eastAsia="es-CO"/>
         </w:rPr>
         <w:drawing>
-          <wp:inline distT="0" distB="0" distL="0" distR="0" wp14:anchorId="333E4E35" wp14:editId="2DACCA8C">
+          <wp:inline distT="0" distB="0" distL="0" distR="0" wp14:anchorId="333E4E35" wp14:editId="6FD53CE5">
             <wp:extent cx="4680000" cy="902005"/>
             <wp:effectExtent l="0" t="0" r="6350" b="0"/>
             <wp:docPr id="1150350782" name="Gráfico 4" descr="Características para seleccionar empaques y embalajes: fragilidad, durabilidad, resistencia a la abrasión, sensibilidad a la humedad y vida útil."/>
@@ -7833,14 +7669,6 @@
     </w:p>
     <w:p>
       <w:pPr>
-        <w:spacing w:before="0" w:after="0"/>
-        <w:rPr>
-          <w:lang w:eastAsia="es-CO"/>
-        </w:rPr>
-      </w:pPr>
-    </w:p>
-    <w:p>
-      <w:pPr>
         <w:pStyle w:val="Prrafodelista"/>
         <w:numPr>
           <w:ilvl w:val="0"/>
@@ -8077,6 +7905,15 @@
     </w:p>
     <w:p>
       <w:pPr>
+        <w:spacing w:before="0" w:after="0"/>
+        <w:ind w:left="1069" w:firstLine="348"/>
+        <w:rPr>
+          <w:lang w:eastAsia="es-CO"/>
+        </w:rPr>
+      </w:pPr>
+    </w:p>
+    <w:p>
+      <w:pPr>
         <w:pStyle w:val="Prrafodelista"/>
         <w:numPr>
           <w:ilvl w:val="0"/>
@@ -8239,12 +8076,196 @@
     <w:p>
       <w:pPr>
         <w:pStyle w:val="Prrafodelista"/>
-        <w:spacing w:before="0" w:after="0"/>
-        <w:ind w:left="1134" w:firstLine="0"/>
-        <w:rPr>
-          <w:lang w:eastAsia="es-CO"/>
-        </w:rPr>
-      </w:pPr>
+        <w:numPr>
+          <w:ilvl w:val="0"/>
+          <w:numId w:val="12"/>
+        </w:numPr>
+        <w:spacing w:before="0" w:after="0"/>
+        <w:rPr>
+          <w:b/>
+          <w:bCs/>
+          <w:lang w:eastAsia="es-CO"/>
+        </w:rPr>
+      </w:pPr>
+      <w:r>
+        <w:rPr>
+          <w:b/>
+          <w:bCs/>
+          <w:lang w:eastAsia="es-CO"/>
+        </w:rPr>
+        <w:t>Acero y aluminio</w:t>
+      </w:r>
+    </w:p>
+    <w:p>
+      <w:pPr>
+        <w:spacing w:before="0" w:after="0"/>
+        <w:ind w:left="1069" w:firstLine="348"/>
+        <w:rPr>
+          <w:lang w:eastAsia="es-CO"/>
+        </w:rPr>
+      </w:pPr>
+      <w:r>
+        <w:rPr>
+          <w:lang w:eastAsia="es-CO"/>
+        </w:rPr>
+        <w:t>Los dos principales materiales utilizados para la fabricación de empaques son el acero y el aluminio.</w:t>
+      </w:r>
+    </w:p>
+    <w:p>
+      <w:pPr>
+        <w:spacing w:before="0" w:after="0"/>
+        <w:ind w:left="1069" w:firstLine="347"/>
+        <w:rPr>
+          <w:lang w:eastAsia="es-CO"/>
+        </w:rPr>
+      </w:pPr>
+      <w:r>
+        <w:rPr>
+          <w:lang w:eastAsia="es-CO"/>
+        </w:rPr>
+        <w:t>Los alimentos enlatados se empacan en acero y las bebidas con gas se empacan en aluminio.</w:t>
+      </w:r>
+    </w:p>
+    <w:p>
+      <w:pPr>
+        <w:pStyle w:val="Prrafodelista"/>
+        <w:numPr>
+          <w:ilvl w:val="0"/>
+          <w:numId w:val="24"/>
+        </w:numPr>
+        <w:spacing w:before="0" w:after="0"/>
+        <w:rPr>
+          <w:b/>
+          <w:bCs/>
+          <w:lang w:eastAsia="es-CO"/>
+        </w:rPr>
+      </w:pPr>
+      <w:r>
+        <w:rPr>
+          <w:b/>
+          <w:bCs/>
+          <w:lang w:eastAsia="es-CO"/>
+        </w:rPr>
+        <w:t>Ventajas</w:t>
+      </w:r>
+    </w:p>
+    <w:p>
+      <w:pPr>
+        <w:pStyle w:val="Prrafodelista"/>
+        <w:numPr>
+          <w:ilvl w:val="0"/>
+          <w:numId w:val="25"/>
+        </w:numPr>
+        <w:spacing w:before="0" w:after="0"/>
+        <w:rPr>
+          <w:lang w:eastAsia="es-CO"/>
+        </w:rPr>
+      </w:pPr>
+      <w:r>
+        <w:rPr>
+          <w:lang w:eastAsia="es-CO"/>
+        </w:rPr>
+        <w:t>Resistencia mecánica.</w:t>
+      </w:r>
+    </w:p>
+    <w:p>
+      <w:pPr>
+        <w:pStyle w:val="Prrafodelista"/>
+        <w:numPr>
+          <w:ilvl w:val="0"/>
+          <w:numId w:val="25"/>
+        </w:numPr>
+        <w:spacing w:before="0" w:after="0"/>
+        <w:rPr>
+          <w:lang w:eastAsia="es-CO"/>
+        </w:rPr>
+      </w:pPr>
+      <w:r>
+        <w:rPr>
+          <w:lang w:eastAsia="es-CO"/>
+        </w:rPr>
+        <w:t>Ligereza.</w:t>
+      </w:r>
+    </w:p>
+    <w:p>
+      <w:pPr>
+        <w:pStyle w:val="Prrafodelista"/>
+        <w:numPr>
+          <w:ilvl w:val="0"/>
+          <w:numId w:val="25"/>
+        </w:numPr>
+        <w:spacing w:before="0" w:after="0"/>
+        <w:rPr>
+          <w:lang w:eastAsia="es-CO"/>
+        </w:rPr>
+      </w:pPr>
+      <w:r>
+        <w:rPr>
+          <w:lang w:eastAsia="es-CO"/>
+        </w:rPr>
+        <w:t>Protección de luz y radiación.</w:t>
+      </w:r>
+    </w:p>
+    <w:p>
+      <w:pPr>
+        <w:pStyle w:val="Prrafodelista"/>
+        <w:numPr>
+          <w:ilvl w:val="0"/>
+          <w:numId w:val="25"/>
+        </w:numPr>
+        <w:spacing w:before="0" w:after="0"/>
+        <w:rPr>
+          <w:lang w:eastAsia="es-CO"/>
+        </w:rPr>
+      </w:pPr>
+      <w:r>
+        <w:rPr>
+          <w:lang w:eastAsia="es-CO"/>
+        </w:rPr>
+        <w:t>Conductividad térmica.</w:t>
+      </w:r>
+    </w:p>
+    <w:p>
+      <w:pPr>
+        <w:pStyle w:val="Prrafodelista"/>
+        <w:numPr>
+          <w:ilvl w:val="0"/>
+          <w:numId w:val="24"/>
+        </w:numPr>
+        <w:spacing w:before="0" w:after="0"/>
+        <w:rPr>
+          <w:b/>
+          <w:bCs/>
+          <w:lang w:eastAsia="es-CO"/>
+        </w:rPr>
+      </w:pPr>
+      <w:r>
+        <w:rPr>
+          <w:b/>
+          <w:bCs/>
+          <w:lang w:eastAsia="es-CO"/>
+        </w:rPr>
+        <w:t>Desventajas</w:t>
+      </w:r>
+    </w:p>
+    <w:p>
+      <w:pPr>
+        <w:pStyle w:val="Prrafodelista"/>
+        <w:numPr>
+          <w:ilvl w:val="0"/>
+          <w:numId w:val="25"/>
+        </w:numPr>
+        <w:spacing w:before="0" w:after="0"/>
+        <w:rPr>
+          <w:lang w:eastAsia="es-CO"/>
+        </w:rPr>
+      </w:pPr>
+      <w:r>
+        <w:rPr>
+          <w:lang w:eastAsia="es-CO"/>
+        </w:rPr>
+        <w:t>Solo se producen empaques estandarizados y normalizados.</w:t>
+      </w:r>
     </w:p>
     <w:p>
       <w:pPr>
@@ -8266,7 +8287,7 @@
           <w:bCs/>
           <w:lang w:eastAsia="es-CO"/>
         </w:rPr>
-        <w:t>Acero y aluminio</w:t>
+        <w:t>Empaques de vidrio</w:t>
       </w:r>
     </w:p>
     <w:p>
@@ -8281,22 +8302,14 @@
         <w:rPr>
           <w:lang w:eastAsia="es-CO"/>
         </w:rPr>
-        <w:t>Los dos principales materiales utilizados para la fabricación de empaques son el acero y el aluminio.</w:t>
-      </w:r>
-    </w:p>
-    <w:p>
-      <w:pPr>
-        <w:spacing w:before="0" w:after="0"/>
-        <w:ind w:left="1069" w:firstLine="347"/>
-        <w:rPr>
-          <w:lang w:eastAsia="es-CO"/>
-        </w:rPr>
-      </w:pPr>
-      <w:r>
-        <w:rPr>
-          <w:lang w:eastAsia="es-CO"/>
-        </w:rPr>
-        <w:t>Los alimentos enlatados se empacan en acero y las bebidas con gas se empacan en aluminio.</w:t>
+        <w:t xml:space="preserve">El envase de vidrio tiene la característica de ser muy fuerte, el inconveniente con este empaque es que tiene poca resistencia al impacto, una de sus mejores características es que protege de la contaminación, los más </w:t>
+      </w:r>
+      <w:r>
+        <w:rPr>
+          <w:lang w:eastAsia="es-CO"/>
+        </w:rPr>
+        <w:lastRenderedPageBreak/>
+        <w:t>usados son los frascos y botellas, su principal uso se da en salsas, compotas, bebidas, cosméticos y medicamentos.</w:t>
       </w:r>
     </w:p>
     <w:p>
@@ -8338,7 +8351,7 @@
         <w:rPr>
           <w:lang w:eastAsia="es-CO"/>
         </w:rPr>
-        <w:t>Resistencia mecánica.</w:t>
+        <w:t>No altera el olor ni el sabor del contenido.</w:t>
       </w:r>
     </w:p>
     <w:p>
@@ -8357,7 +8370,7 @@
         <w:rPr>
           <w:lang w:eastAsia="es-CO"/>
         </w:rPr>
-        <w:t>Ligereza.</w:t>
+        <w:t>Actúa como barrera frente a gases y vapores, lo que favorece la conservación del producto.</w:t>
       </w:r>
     </w:p>
     <w:p>
@@ -8376,7 +8389,7 @@
         <w:rPr>
           <w:lang w:eastAsia="es-CO"/>
         </w:rPr>
-        <w:t>Protección de luz y radiación.</w:t>
+        <w:t>Puede soportar presión interna y procesos térmicos cuando el envase está diseñado para estas condiciones.</w:t>
       </w:r>
     </w:p>
     <w:p>
@@ -8395,7 +8408,7 @@
         <w:rPr>
           <w:lang w:eastAsia="es-CO"/>
         </w:rPr>
-        <w:t>Conductividad térmica.</w:t>
+        <w:t>Es reciclable.</w:t>
       </w:r>
     </w:p>
     <w:p>
@@ -8437,18 +8450,27 @@
         <w:rPr>
           <w:lang w:eastAsia="es-CO"/>
         </w:rPr>
-        <w:t>Solo se producen empaques estandarizados y normalizados.</w:t>
+        <w:t>Fragilidad.</w:t>
       </w:r>
     </w:p>
     <w:p>
       <w:pPr>
         <w:pStyle w:val="Prrafodelista"/>
-        <w:spacing w:before="0" w:after="0"/>
-        <w:ind w:left="1134" w:firstLine="0"/>
-        <w:rPr>
-          <w:lang w:eastAsia="es-CO"/>
-        </w:rPr>
-      </w:pPr>
+        <w:numPr>
+          <w:ilvl w:val="0"/>
+          <w:numId w:val="25"/>
+        </w:numPr>
+        <w:spacing w:before="0" w:after="0"/>
+        <w:rPr>
+          <w:lang w:eastAsia="es-CO"/>
+        </w:rPr>
+      </w:pPr>
+      <w:r>
+        <w:rPr>
+          <w:lang w:eastAsia="es-CO"/>
+        </w:rPr>
+        <w:t>Ocupan volumen cuando están vacíos.</w:t>
+      </w:r>
     </w:p>
     <w:p>
       <w:pPr>
@@ -8470,7 +8492,7 @@
           <w:bCs/>
           <w:lang w:eastAsia="es-CO"/>
         </w:rPr>
-        <w:t>Empaques de vidrio</w:t>
+        <w:t>Empaques de madera</w:t>
       </w:r>
     </w:p>
     <w:p>
@@ -8485,14 +8507,7 @@
         <w:rPr>
           <w:lang w:eastAsia="es-CO"/>
         </w:rPr>
-        <w:t xml:space="preserve">El envase de vidrio tiene la característica de ser muy fuerte, el inconveniente con este empaque es que tiene poca resistencia al impacto, una </w:t>
-      </w:r>
-      <w:r>
-        <w:rPr>
-          <w:lang w:eastAsia="es-CO"/>
-        </w:rPr>
-        <w:lastRenderedPageBreak/>
-        <w:t>de sus mejores características es que protege de la contaminación, los más usados son los frascos y botellas, su principal uso se da en salsas, compotas, bebidas, cosméticos y medicamentos.</w:t>
+        <w:t>Entre los empaques que existen está la madera, este es un producto natural, entre sus características está que es duro, moldeable y flexible, su mayor uso se da en los embalajes de productos de exportación, ya que requieren de una protección especial principalmente las partes para vehículos y la maquinaria pesada.</w:t>
       </w:r>
     </w:p>
     <w:p>
@@ -8534,7 +8549,7 @@
         <w:rPr>
           <w:lang w:eastAsia="es-CO"/>
         </w:rPr>
-        <w:t>No altera el olor ni el sabor del contenido.</w:t>
+        <w:t>Material abundante.</w:t>
       </w:r>
     </w:p>
     <w:p>
@@ -8553,7 +8568,7 @@
         <w:rPr>
           <w:lang w:eastAsia="es-CO"/>
         </w:rPr>
-        <w:t>Actúa como barrera frente a gases y vapores, lo que favorece la conservación del producto.</w:t>
+        <w:t>Robustez.</w:t>
       </w:r>
     </w:p>
     <w:p>
@@ -8572,7 +8587,7 @@
         <w:rPr>
           <w:lang w:eastAsia="es-CO"/>
         </w:rPr>
-        <w:t>Puede soportar presión interna y procesos térmicos cuando el envase está diseñado para estas condiciones.</w:t>
+        <w:t>Su fabricación es fácil y no requiere equipos especiales.</w:t>
       </w:r>
     </w:p>
     <w:p>
@@ -8591,7 +8606,7 @@
         <w:rPr>
           <w:lang w:eastAsia="es-CO"/>
         </w:rPr>
-        <w:t>Es reciclable.</w:t>
+        <w:t>Son reutilizables.</w:t>
       </w:r>
     </w:p>
     <w:p>
@@ -8633,7 +8648,7 @@
         <w:rPr>
           <w:lang w:eastAsia="es-CO"/>
         </w:rPr>
-        <w:t>Fragilidad.</w:t>
+        <w:t>Es más costoso.</w:t>
       </w:r>
     </w:p>
     <w:p>
@@ -8652,227 +8667,9 @@
         <w:rPr>
           <w:lang w:eastAsia="es-CO"/>
         </w:rPr>
-        <w:t>Ocupan volumen cuando están vacíos.</w:t>
-      </w:r>
-    </w:p>
-    <w:p>
-      <w:pPr>
-        <w:spacing w:before="0" w:after="0"/>
-        <w:rPr>
-          <w:b/>
-          <w:bCs/>
-          <w:lang w:eastAsia="es-CO"/>
-        </w:rPr>
-      </w:pPr>
-    </w:p>
-    <w:p>
-      <w:pPr>
-        <w:pStyle w:val="Prrafodelista"/>
-        <w:numPr>
-          <w:ilvl w:val="0"/>
-          <w:numId w:val="12"/>
-        </w:numPr>
-        <w:spacing w:before="0" w:after="0"/>
-        <w:rPr>
-          <w:b/>
-          <w:bCs/>
-          <w:lang w:eastAsia="es-CO"/>
-        </w:rPr>
-      </w:pPr>
-      <w:r>
-        <w:rPr>
-          <w:b/>
-          <w:bCs/>
-          <w:lang w:eastAsia="es-CO"/>
-        </w:rPr>
-        <w:t>Empaques de madera</w:t>
-      </w:r>
-    </w:p>
-    <w:p>
-      <w:pPr>
-        <w:spacing w:before="0" w:after="0"/>
-        <w:ind w:left="1069" w:firstLine="348"/>
-        <w:rPr>
-          <w:lang w:eastAsia="es-CO"/>
-        </w:rPr>
-      </w:pPr>
-      <w:r>
-        <w:rPr>
-          <w:lang w:eastAsia="es-CO"/>
-        </w:rPr>
-        <w:t>Entre los empaques que existen está la madera, este es un producto natural, entre sus características está que es duro, moldeable y flexible, su mayor uso se da en los embalajes de productos de exportación, ya que requieren de una protección especial principalmente las partes para vehículos y la maquinaria pesada.</w:t>
-      </w:r>
-    </w:p>
-    <w:p>
-      <w:pPr>
-        <w:pStyle w:val="Prrafodelista"/>
-        <w:numPr>
-          <w:ilvl w:val="0"/>
-          <w:numId w:val="24"/>
-        </w:numPr>
-        <w:spacing w:before="0" w:after="0"/>
-        <w:rPr>
-          <w:b/>
-          <w:bCs/>
-          <w:lang w:eastAsia="es-CO"/>
-        </w:rPr>
-      </w:pPr>
-      <w:r>
-        <w:rPr>
-          <w:b/>
-          <w:bCs/>
-          <w:lang w:eastAsia="es-CO"/>
-        </w:rPr>
-        <w:t>Ventajas</w:t>
-      </w:r>
-    </w:p>
-    <w:p>
-      <w:pPr>
-        <w:pStyle w:val="Prrafodelista"/>
-        <w:numPr>
-          <w:ilvl w:val="0"/>
-          <w:numId w:val="25"/>
-        </w:numPr>
-        <w:spacing w:before="0" w:after="0"/>
-        <w:rPr>
-          <w:lang w:eastAsia="es-CO"/>
-        </w:rPr>
-      </w:pPr>
-      <w:r>
-        <w:rPr>
-          <w:lang w:eastAsia="es-CO"/>
-        </w:rPr>
-        <w:t>Material abundante.</w:t>
-      </w:r>
-    </w:p>
-    <w:p>
-      <w:pPr>
-        <w:pStyle w:val="Prrafodelista"/>
-        <w:numPr>
-          <w:ilvl w:val="0"/>
-          <w:numId w:val="25"/>
-        </w:numPr>
-        <w:spacing w:before="0" w:after="0"/>
-        <w:rPr>
-          <w:lang w:eastAsia="es-CO"/>
-        </w:rPr>
-      </w:pPr>
-      <w:r>
-        <w:rPr>
-          <w:lang w:eastAsia="es-CO"/>
-        </w:rPr>
-        <w:t>Robustez.</w:t>
-      </w:r>
-    </w:p>
-    <w:p>
-      <w:pPr>
-        <w:pStyle w:val="Prrafodelista"/>
-        <w:numPr>
-          <w:ilvl w:val="0"/>
-          <w:numId w:val="25"/>
-        </w:numPr>
-        <w:spacing w:before="0" w:after="0"/>
-        <w:rPr>
-          <w:lang w:eastAsia="es-CO"/>
-        </w:rPr>
-      </w:pPr>
-      <w:r>
-        <w:rPr>
-          <w:lang w:eastAsia="es-CO"/>
-        </w:rPr>
-        <w:t>Su fabricación es fácil y no requiere equipos especiales.</w:t>
-      </w:r>
-    </w:p>
-    <w:p>
-      <w:pPr>
-        <w:pStyle w:val="Prrafodelista"/>
-        <w:numPr>
-          <w:ilvl w:val="0"/>
-          <w:numId w:val="25"/>
-        </w:numPr>
-        <w:spacing w:before="0" w:after="0"/>
-        <w:rPr>
-          <w:lang w:eastAsia="es-CO"/>
-        </w:rPr>
-      </w:pPr>
-      <w:r>
-        <w:rPr>
-          <w:lang w:eastAsia="es-CO"/>
-        </w:rPr>
-        <w:t>Son reutilizables.</w:t>
-      </w:r>
-    </w:p>
-    <w:p>
-      <w:pPr>
-        <w:pStyle w:val="Prrafodelista"/>
-        <w:numPr>
-          <w:ilvl w:val="0"/>
-          <w:numId w:val="24"/>
-        </w:numPr>
-        <w:spacing w:before="0" w:after="0"/>
-        <w:rPr>
-          <w:b/>
-          <w:bCs/>
-          <w:lang w:eastAsia="es-CO"/>
-        </w:rPr>
-      </w:pPr>
-      <w:r>
-        <w:rPr>
-          <w:b/>
-          <w:bCs/>
-          <w:lang w:eastAsia="es-CO"/>
-        </w:rPr>
         <w:lastRenderedPageBreak/>
-        <w:t>Desventajas</w:t>
-      </w:r>
-    </w:p>
-    <w:p>
-      <w:pPr>
-        <w:pStyle w:val="Prrafodelista"/>
-        <w:numPr>
-          <w:ilvl w:val="0"/>
-          <w:numId w:val="25"/>
-        </w:numPr>
-        <w:spacing w:before="0" w:after="0"/>
-        <w:rPr>
-          <w:lang w:eastAsia="es-CO"/>
-        </w:rPr>
-      </w:pPr>
-      <w:r>
-        <w:rPr>
-          <w:lang w:eastAsia="es-CO"/>
-        </w:rPr>
-        <w:t>Es más costoso.</w:t>
-      </w:r>
-    </w:p>
-    <w:p>
-      <w:pPr>
-        <w:pStyle w:val="Prrafodelista"/>
-        <w:numPr>
-          <w:ilvl w:val="0"/>
-          <w:numId w:val="25"/>
-        </w:numPr>
-        <w:spacing w:before="0" w:after="0"/>
-        <w:rPr>
-          <w:lang w:eastAsia="es-CO"/>
-        </w:rPr>
-      </w:pPr>
-      <w:r>
-        <w:rPr>
-          <w:lang w:eastAsia="es-CO"/>
-        </w:rPr>
         <w:t>Exige mayor trabajo y espacio de almacenamiento.</w:t>
       </w:r>
-    </w:p>
-    <w:p>
-      <w:pPr>
-        <w:pStyle w:val="Prrafodelista"/>
-        <w:spacing w:before="0" w:after="0"/>
-        <w:ind w:left="1134" w:firstLine="0"/>
-        <w:rPr>
-          <w:lang w:eastAsia="es-CO"/>
-        </w:rPr>
-      </w:pPr>
     </w:p>
     <w:p>
       <w:pPr>
@@ -9253,16 +9050,7 @@
                 <w:sz w:val="28"/>
                 <w:szCs w:val="28"/>
               </w:rPr>
-              <w:t xml:space="preserve">Láminas de aluminio y acero, </w:t>
-            </w:r>
-            <w:r>
-              <w:rPr>
-                <w:rFonts w:asciiTheme="minorHAnsi" w:hAnsiTheme="minorHAnsi" w:cstheme="minorHAnsi"/>
-                <w:sz w:val="28"/>
-                <w:szCs w:val="28"/>
-              </w:rPr>
-              <w:lastRenderedPageBreak/>
-              <w:t>recubiertas de estaño.</w:t>
+              <w:t>Láminas de aluminio y acero, recubiertas de estaño.</w:t>
             </w:r>
           </w:p>
         </w:tc>
@@ -9286,17 +9074,7 @@
                 <w:sz w:val="28"/>
                 <w:szCs w:val="28"/>
               </w:rPr>
-              <w:lastRenderedPageBreak/>
-              <w:t xml:space="preserve">Contenedores, recipientes bajo presión, </w:t>
-            </w:r>
-            <w:r>
-              <w:rPr>
-                <w:rFonts w:asciiTheme="minorHAnsi" w:hAnsiTheme="minorHAnsi" w:cstheme="minorHAnsi"/>
-                <w:sz w:val="28"/>
-                <w:szCs w:val="28"/>
-              </w:rPr>
-              <w:lastRenderedPageBreak/>
-              <w:t>cajas metálicas.</w:t>
+              <w:t>Contenedores, recipientes bajo presión, cajas metálicas.</w:t>
             </w:r>
           </w:p>
         </w:tc>
@@ -9320,7 +9098,6 @@
                 <w:sz w:val="28"/>
                 <w:szCs w:val="28"/>
               </w:rPr>
-              <w:lastRenderedPageBreak/>
               <w:t>Solidez, fácil estibado, reutilizables.</w:t>
             </w:r>
           </w:p>
@@ -9374,6 +9151,7 @@
                 <w:sz w:val="28"/>
                 <w:szCs w:val="28"/>
               </w:rPr>
+              <w:lastRenderedPageBreak/>
               <w:t>Madera</w:t>
             </w:r>
           </w:p>
@@ -9847,16 +9625,7 @@
                 <w:sz w:val="28"/>
                 <w:szCs w:val="28"/>
               </w:rPr>
-              <w:t xml:space="preserve">apel kraft, papel encerado </w:t>
-            </w:r>
-            <w:r>
-              <w:rPr>
-                <w:rFonts w:asciiTheme="minorHAnsi" w:hAnsiTheme="minorHAnsi" w:cstheme="minorHAnsi"/>
-                <w:sz w:val="28"/>
-                <w:szCs w:val="28"/>
-              </w:rPr>
-              <w:lastRenderedPageBreak/>
-              <w:t>y papel parafinado.</w:t>
+              <w:t>apel kraft, papel encerado y papel parafinado.</w:t>
             </w:r>
           </w:p>
         </w:tc>
@@ -9880,7 +9649,6 @@
                 <w:sz w:val="28"/>
                 <w:szCs w:val="28"/>
               </w:rPr>
-              <w:lastRenderedPageBreak/>
               <w:t>Bolsas.</w:t>
             </w:r>
           </w:p>
@@ -9929,16 +9697,7 @@
                 <w:sz w:val="28"/>
                 <w:szCs w:val="28"/>
               </w:rPr>
-              <w:t xml:space="preserve">Muy frágil, sensible a la </w:t>
-            </w:r>
-            <w:r>
-              <w:rPr>
-                <w:rFonts w:asciiTheme="minorHAnsi" w:hAnsiTheme="minorHAnsi" w:cstheme="minorHAnsi"/>
-                <w:sz w:val="28"/>
-                <w:szCs w:val="28"/>
-              </w:rPr>
-              <w:lastRenderedPageBreak/>
-              <w:t>humedad y al calor.</w:t>
+              <w:t>Muy frágil, sensible a la humedad y al calor.</w:t>
             </w:r>
           </w:p>
         </w:tc>
@@ -10172,22 +9931,33 @@
     </w:p>
     <w:p>
       <w:pPr>
+        <w:ind w:firstLine="0"/>
+        <w:rPr>
+          <w:lang w:eastAsia="es-CO"/>
+        </w:rPr>
+      </w:pPr>
+    </w:p>
+    <w:p>
+      <w:pPr>
+        <w:ind w:firstLine="0"/>
+        <w:rPr>
+          <w:lang w:eastAsia="es-CO"/>
+        </w:rPr>
+      </w:pPr>
+    </w:p>
+    <w:p>
+      <w:pPr>
+        <w:ind w:firstLine="0"/>
+        <w:rPr>
+          <w:lang w:eastAsia="es-CO"/>
+        </w:rPr>
+      </w:pPr>
+    </w:p>
+    <w:p>
+      <w:pPr>
         <w:pStyle w:val="Ttulo1"/>
-        <w:numPr>
-          <w:ilvl w:val="0"/>
-          <w:numId w:val="0"/>
-        </w:numPr>
-      </w:pPr>
-    </w:p>
-    <w:p>
-      <w:pPr>
-        <w:pStyle w:val="Ttulo1"/>
-        <w:numPr>
-          <w:ilvl w:val="0"/>
-          <w:numId w:val="0"/>
-        </w:numPr>
-      </w:pPr>
-      <w:bookmarkStart w:id="23" w:name="_Toc235543591"/>
+      </w:pPr>
+      <w:bookmarkStart w:id="23" w:name="_Toc236639736"/>
       <w:r>
         <w:lastRenderedPageBreak/>
         <w:t>Síntesis</w:t>
@@ -10240,7 +10010,7 @@
         </w:rPr>
         <w:lastRenderedPageBreak/>
         <w:drawing>
-          <wp:inline distT="0" distB="0" distL="0" distR="0" wp14:anchorId="6F78146E" wp14:editId="5E769EBA">
+          <wp:inline distT="0" distB="0" distL="0" distR="0" wp14:anchorId="6F78146E" wp14:editId="3B4FF0EB">
             <wp:extent cx="6332220" cy="6651625"/>
             <wp:effectExtent l="0" t="0" r="0" b="0"/>
             <wp:docPr id="546025872" name="Gráfico 5" descr="Mapa conceptual sobre destrezas en el punto de pago, organizado en propósito, recaudo, validación, empaque y técnicas de empaque."/>
@@ -10315,13 +10085,9 @@
     <w:p>
       <w:pPr>
         <w:pStyle w:val="Ttulo1"/>
-        <w:numPr>
-          <w:ilvl w:val="0"/>
-          <w:numId w:val="0"/>
-        </w:numPr>
       </w:pPr>
       <w:bookmarkStart w:id="24" w:name="_Toc176443725"/>
-      <w:bookmarkStart w:id="25" w:name="_Toc235543592"/>
+      <w:bookmarkStart w:id="25" w:name="_Toc236639737"/>
       <w:r>
         <w:lastRenderedPageBreak/>
         <w:t>Glosario</w:t>
@@ -11038,13 +10804,9 @@
     <w:p>
       <w:pPr>
         <w:pStyle w:val="Ttulo1"/>
-        <w:numPr>
-          <w:ilvl w:val="0"/>
-          <w:numId w:val="0"/>
-        </w:numPr>
       </w:pPr>
       <w:bookmarkStart w:id="26" w:name="_Toc176443726"/>
-      <w:bookmarkStart w:id="27" w:name="_Toc235543593"/>
+      <w:bookmarkStart w:id="27" w:name="_Toc236639738"/>
       <w:r>
         <w:lastRenderedPageBreak/>
         <w:t>Referencias bibliográficas</w:t>
@@ -11263,13 +11025,9 @@
     <w:p>
       <w:pPr>
         <w:pStyle w:val="Ttulo1"/>
-        <w:numPr>
-          <w:ilvl w:val="0"/>
-          <w:numId w:val="0"/>
-        </w:numPr>
       </w:pPr>
       <w:bookmarkStart w:id="28" w:name="_Toc176443727"/>
-      <w:bookmarkStart w:id="29" w:name="_Toc235543594"/>
+      <w:bookmarkStart w:id="29" w:name="_Toc236639739"/>
       <w:r>
         <w:lastRenderedPageBreak/>
         <w:t>Créditos</w:t>
@@ -12609,6 +12367,180 @@
 <file path=word/numbering.xml><?xml version="1.0" encoding="utf-8"?>
 <w:numbering xmlns:wpc="http://schemas.microsoft.com/office/word/2010/wordprocessingCanvas" xmlns:cx="http://schemas.microsoft.com/office/drawing/2014/chartex" xmlns:cx1="http://schemas.microsoft.com/office/drawing/2015/9/8/chartex" xmlns:cx2="http://schemas.microsoft.com/office/drawing/2015/10/21/chartex" xmlns:cx3="http://schemas.microsoft.com/office/drawing/2016/5/9/chartex" xmlns:cx4="http://schemas.microsoft.com/office/drawing/2016/5/10/chartex" xmlns:cx5="http://schemas.microsoft.com/office/drawing/2016/5/11/chartex" xmlns:cx6="http://schemas.microsoft.com/office/drawing/2016/5/12/chartex" xmlns:cx7="http://schemas.microsoft.com/office/drawing/2016/5/13/chartex" xmlns:cx8="http://schemas.microsoft.com/office/drawing/2016/5/14/chartex" xmlns:mc="http://schemas.openxmlformats.org/markup-compatibility/2006" xmlns:aink="http://schemas.microsoft.com/office/drawing/2016/ink" xmlns:am3d="http://schemas.microsoft.com/office/drawing/2017/model3d" xmlns:o="urn:schemas-microsoft-com:office:office" xmlns:oel="http://schemas.microsoft.com/office/2019/extlst" xmlns:r="http://schemas.openxmlformats.org/officeDocument/2006/relationships" xmlns:m="http://schemas.openxmlformats.org/officeDocument/2006/math" xmlns:v="urn:schemas-microsoft-com:vml" xmlns:wp14="http://schemas.microsoft.com/office/word/2010/wordprocessingDrawing" xmlns:wp="http://schemas.openxmlformats.org/drawingml/2006/wordprocessingDrawing" xmlns:w10="urn:schemas-microsoft-com:office:word" xmlns:w="http://schemas.openxmlformats.org/wordprocessingml/2006/main" xmlns:w14="http://schemas.microsoft.com/office/word/2010/wordml" xmlns:w15="http://schemas.microsoft.com/office/word/2012/wordml" xmlns:w16cei="http://schemas.microsoft.com/office/word/2026/wordml/cei" xmlns:w16cex="http://schemas.microsoft.com/office/word/2018/wordml/cex" xmlns:w16cid="http://schemas.microsoft.com/office/word/2016/wordml/cid" xmlns:w16="http://schemas.microsoft.com/office/word/2018/wordml" xmlns:w16du="http://schemas.microsoft.com/office/word/2023/wordml/word16du" xmlns:w16sdtdh="http://schemas.microsoft.com/office/word/2020/wordml/sdtdatahash" xmlns:w16sdtfl="http://schemas.microsoft.com/office/word/2024/wordml/sdtformatlock" xmlns:w16se="http://schemas.microsoft.com/office/word/2015/wordml/symex" xmlns:wpg="http://schemas.microsoft.com/office/word/2010/wordprocessingGroup" xmlns:wpi="http://schemas.microsoft.com/office/word/2010/wordprocessingInk" xmlns:wne="http://schemas.microsoft.com/office/word/2006/wordml" xmlns:wps="http://schemas.microsoft.com/office/word/2010/wordprocessingShape" mc:Ignorable="w14 w15 w16se w16cid w16 w16cex w16sdtdh w16sdtfl w16du wp14">
   <w:abstractNum w:abstractNumId="0" w15:restartNumberingAfterBreak="0">
+    <w:nsid w:val="FFFFFF7C"/>
+    <w:multiLevelType w:val="singleLevel"/>
+    <w:tmpl w:val="1FA8E818"/>
+    <w:lvl w:ilvl="0">
+      <w:start w:val="1"/>
+      <w:numFmt w:val="decimal"/>
+      <w:pStyle w:val="Listaconnmeros5"/>
+      <w:lvlText w:val="%1."/>
+      <w:lvlJc w:val="left"/>
+      <w:pPr>
+        <w:tabs>
+          <w:tab w:val="num" w:pos="1492"/>
+        </w:tabs>
+        <w:ind w:left="1492" w:hanging="360"/>
+      </w:pPr>
+    </w:lvl>
+  </w:abstractNum>
+  <w:abstractNum w:abstractNumId="1" w15:restartNumberingAfterBreak="0">
+    <w:nsid w:val="FFFFFF7D"/>
+    <w:multiLevelType w:val="singleLevel"/>
+    <w:tmpl w:val="16FAFD76"/>
+    <w:lvl w:ilvl="0">
+      <w:start w:val="1"/>
+      <w:numFmt w:val="decimal"/>
+      <w:pStyle w:val="Listaconnmeros4"/>
+      <w:lvlText w:val="%1."/>
+      <w:lvlJc w:val="left"/>
+      <w:pPr>
+        <w:tabs>
+          <w:tab w:val="num" w:pos="1209"/>
+        </w:tabs>
+        <w:ind w:left="1209" w:hanging="360"/>
+      </w:pPr>
+    </w:lvl>
+  </w:abstractNum>
+  <w:abstractNum w:abstractNumId="2" w15:restartNumberingAfterBreak="0">
+    <w:nsid w:val="FFFFFF7E"/>
+    <w:multiLevelType w:val="singleLevel"/>
+    <w:tmpl w:val="09821A40"/>
+    <w:lvl w:ilvl="0">
+      <w:start w:val="1"/>
+      <w:numFmt w:val="decimal"/>
+      <w:pStyle w:val="Listaconnmeros3"/>
+      <w:lvlText w:val="%1."/>
+      <w:lvlJc w:val="left"/>
+      <w:pPr>
+        <w:tabs>
+          <w:tab w:val="num" w:pos="926"/>
+        </w:tabs>
+        <w:ind w:left="926" w:hanging="360"/>
+      </w:pPr>
+    </w:lvl>
+  </w:abstractNum>
+  <w:abstractNum w:abstractNumId="3" w15:restartNumberingAfterBreak="0">
+    <w:nsid w:val="FFFFFF7F"/>
+    <w:multiLevelType w:val="singleLevel"/>
+    <w:tmpl w:val="D17640B8"/>
+    <w:lvl w:ilvl="0">
+      <w:start w:val="1"/>
+      <w:numFmt w:val="decimal"/>
+      <w:pStyle w:val="Listaconnmeros2"/>
+      <w:lvlText w:val="%1."/>
+      <w:lvlJc w:val="left"/>
+      <w:pPr>
+        <w:tabs>
+          <w:tab w:val="num" w:pos="643"/>
+        </w:tabs>
+        <w:ind w:left="643" w:hanging="360"/>
+      </w:pPr>
+    </w:lvl>
+  </w:abstractNum>
+  <w:abstractNum w:abstractNumId="4" w15:restartNumberingAfterBreak="0">
+    <w:nsid w:val="FFFFFF80"/>
+    <w:multiLevelType w:val="singleLevel"/>
+    <w:tmpl w:val="C7825B04"/>
+    <w:lvl w:ilvl="0">
+      <w:start w:val="1"/>
+      <w:numFmt w:val="bullet"/>
+      <w:pStyle w:val="Listaconvietas5"/>
+      <w:lvlText w:val=""/>
+      <w:lvlJc w:val="left"/>
+      <w:pPr>
+        <w:tabs>
+          <w:tab w:val="num" w:pos="1492"/>
+        </w:tabs>
+        <w:ind w:left="1492" w:hanging="360"/>
+      </w:pPr>
+      <w:rPr>
+        <w:rFonts w:ascii="Symbol" w:hAnsi="Symbol" w:hint="default"/>
+      </w:rPr>
+    </w:lvl>
+  </w:abstractNum>
+  <w:abstractNum w:abstractNumId="5" w15:restartNumberingAfterBreak="0">
+    <w:nsid w:val="FFFFFF81"/>
+    <w:multiLevelType w:val="singleLevel"/>
+    <w:tmpl w:val="4352202C"/>
+    <w:lvl w:ilvl="0">
+      <w:start w:val="1"/>
+      <w:numFmt w:val="bullet"/>
+      <w:pStyle w:val="Listaconvietas4"/>
+      <w:lvlText w:val=""/>
+      <w:lvlJc w:val="left"/>
+      <w:pPr>
+        <w:tabs>
+          <w:tab w:val="num" w:pos="1209"/>
+        </w:tabs>
+        <w:ind w:left="1209" w:hanging="360"/>
+      </w:pPr>
+      <w:rPr>
+        <w:rFonts w:ascii="Symbol" w:hAnsi="Symbol" w:hint="default"/>
+      </w:rPr>
+    </w:lvl>
+  </w:abstractNum>
+  <w:abstractNum w:abstractNumId="6" w15:restartNumberingAfterBreak="0">
+    <w:nsid w:val="FFFFFF82"/>
+    <w:multiLevelType w:val="singleLevel"/>
+    <w:tmpl w:val="AAE00412"/>
+    <w:lvl w:ilvl="0">
+      <w:start w:val="1"/>
+      <w:numFmt w:val="bullet"/>
+      <w:pStyle w:val="Listaconvietas3"/>
+      <w:lvlText w:val=""/>
+      <w:lvlJc w:val="left"/>
+      <w:pPr>
+        <w:tabs>
+          <w:tab w:val="num" w:pos="926"/>
+        </w:tabs>
+        <w:ind w:left="926" w:hanging="360"/>
+      </w:pPr>
+      <w:rPr>
+        <w:rFonts w:ascii="Symbol" w:hAnsi="Symbol" w:hint="default"/>
+      </w:rPr>
+    </w:lvl>
+  </w:abstractNum>
+  <w:abstractNum w:abstractNumId="7" w15:restartNumberingAfterBreak="0">
+    <w:nsid w:val="FFFFFF83"/>
+    <w:multiLevelType w:val="singleLevel"/>
+    <w:tmpl w:val="BE4E3458"/>
+    <w:lvl w:ilvl="0">
+      <w:start w:val="1"/>
+      <w:numFmt w:val="bullet"/>
+      <w:pStyle w:val="Listaconvietas2"/>
+      <w:lvlText w:val=""/>
+      <w:lvlJc w:val="left"/>
+      <w:pPr>
+        <w:tabs>
+          <w:tab w:val="num" w:pos="643"/>
+        </w:tabs>
+        <w:ind w:left="643" w:hanging="360"/>
+      </w:pPr>
+      <w:rPr>
+        <w:rFonts w:ascii="Symbol" w:hAnsi="Symbol" w:hint="default"/>
+      </w:rPr>
+    </w:lvl>
+  </w:abstractNum>
+  <w:abstractNum w:abstractNumId="8" w15:restartNumberingAfterBreak="0">
+    <w:nsid w:val="FFFFFF88"/>
+    <w:multiLevelType w:val="singleLevel"/>
+    <w:tmpl w:val="5568FF50"/>
+    <w:lvl w:ilvl="0">
+      <w:start w:val="1"/>
+      <w:numFmt w:val="decimal"/>
+      <w:pStyle w:val="Listaconnmeros"/>
+      <w:lvlText w:val="%1."/>
+      <w:lvlJc w:val="left"/>
+      <w:pPr>
+        <w:tabs>
+          <w:tab w:val="num" w:pos="360"/>
+        </w:tabs>
+        <w:ind w:left="360" w:hanging="360"/>
+      </w:pPr>
+    </w:lvl>
+  </w:abstractNum>
+  <w:abstractNum w:abstractNumId="9" w15:restartNumberingAfterBreak="0">
     <w:nsid w:val="FFFFFF89"/>
     <w:multiLevelType w:val="singleLevel"/>
     <w:tmpl w:val="68AC1D00"/>
@@ -12629,7 +12561,7 @@
       </w:rPr>
     </w:lvl>
   </w:abstractNum>
-  <w:abstractNum w:abstractNumId="1" w15:restartNumberingAfterBreak="0">
+  <w:abstractNum w:abstractNumId="10" w15:restartNumberingAfterBreak="0">
     <w:nsid w:val="0062694C"/>
     <w:multiLevelType w:val="hybridMultilevel"/>
     <w:tmpl w:val="6D6C50BC"/>
@@ -12744,7 +12676,7 @@
       </w:rPr>
     </w:lvl>
   </w:abstractNum>
-  <w:abstractNum w:abstractNumId="2" w15:restartNumberingAfterBreak="0">
+  <w:abstractNum w:abstractNumId="11" w15:restartNumberingAfterBreak="0">
     <w:nsid w:val="04E31D05"/>
     <w:multiLevelType w:val="hybridMultilevel"/>
     <w:tmpl w:val="A0427CA6"/>
@@ -12857,7 +12789,7 @@
       </w:rPr>
     </w:lvl>
   </w:abstractNum>
-  <w:abstractNum w:abstractNumId="3" w15:restartNumberingAfterBreak="0">
+  <w:abstractNum w:abstractNumId="12" w15:restartNumberingAfterBreak="0">
     <w:nsid w:val="05A66923"/>
     <w:multiLevelType w:val="hybridMultilevel"/>
     <w:tmpl w:val="779C006E"/>
@@ -12970,7 +12902,7 @@
       </w:rPr>
     </w:lvl>
   </w:abstractNum>
-  <w:abstractNum w:abstractNumId="4" w15:restartNumberingAfterBreak="0">
+  <w:abstractNum w:abstractNumId="13" w15:restartNumberingAfterBreak="0">
     <w:nsid w:val="1015302D"/>
     <w:multiLevelType w:val="hybridMultilevel"/>
     <w:tmpl w:val="32A655FA"/>
@@ -13083,7 +13015,7 @@
       </w:rPr>
     </w:lvl>
   </w:abstractNum>
-  <w:abstractNum w:abstractNumId="5" w15:restartNumberingAfterBreak="0">
+  <w:abstractNum w:abstractNumId="14" w15:restartNumberingAfterBreak="0">
     <w:nsid w:val="11B61A80"/>
     <w:multiLevelType w:val="hybridMultilevel"/>
     <w:tmpl w:val="275449A2"/>
@@ -13198,14 +13130,13 @@
       </w:rPr>
     </w:lvl>
   </w:abstractNum>
-  <w:abstractNum w:abstractNumId="6" w15:restartNumberingAfterBreak="0">
+  <w:abstractNum w:abstractNumId="15" w15:restartNumberingAfterBreak="0">
     <w:nsid w:val="16737F4D"/>
     <w:multiLevelType w:val="multilevel"/>
     <w:tmpl w:val="DE6C6F66"/>
     <w:lvl w:ilvl="0">
       <w:start w:val="1"/>
       <w:numFmt w:val="decimal"/>
-      <w:pStyle w:val="Ttulo1"/>
       <w:lvlText w:val="%1."/>
       <w:lvlJc w:val="left"/>
       <w:pPr>
@@ -13321,7 +13252,7 @@
       </w:rPr>
     </w:lvl>
   </w:abstractNum>
-  <w:abstractNum w:abstractNumId="7" w15:restartNumberingAfterBreak="0">
+  <w:abstractNum w:abstractNumId="16" w15:restartNumberingAfterBreak="0">
     <w:nsid w:val="17E42B50"/>
     <w:multiLevelType w:val="multilevel"/>
     <w:tmpl w:val="D130B4AC"/>
@@ -13470,7 +13401,7 @@
       </w:rPr>
     </w:lvl>
   </w:abstractNum>
-  <w:abstractNum w:abstractNumId="8" w15:restartNumberingAfterBreak="0">
+  <w:abstractNum w:abstractNumId="17" w15:restartNumberingAfterBreak="0">
     <w:nsid w:val="269733B5"/>
     <w:multiLevelType w:val="hybridMultilevel"/>
     <w:tmpl w:val="E92AA85A"/>
@@ -13583,7 +13514,7 @@
       </w:rPr>
     </w:lvl>
   </w:abstractNum>
-  <w:abstractNum w:abstractNumId="9" w15:restartNumberingAfterBreak="0">
+  <w:abstractNum w:abstractNumId="18" w15:restartNumberingAfterBreak="0">
     <w:nsid w:val="29642121"/>
     <w:multiLevelType w:val="hybridMultilevel"/>
     <w:tmpl w:val="0B04D4B4"/>
@@ -13696,7 +13627,7 @@
       </w:rPr>
     </w:lvl>
   </w:abstractNum>
-  <w:abstractNum w:abstractNumId="10" w15:restartNumberingAfterBreak="0">
+  <w:abstractNum w:abstractNumId="19" w15:restartNumberingAfterBreak="0">
     <w:nsid w:val="2FE4049C"/>
     <w:multiLevelType w:val="hybridMultilevel"/>
     <w:tmpl w:val="5B786A64"/>
@@ -13811,7 +13742,7 @@
       </w:rPr>
     </w:lvl>
   </w:abstractNum>
-  <w:abstractNum w:abstractNumId="11" w15:restartNumberingAfterBreak="0">
+  <w:abstractNum w:abstractNumId="20" w15:restartNumberingAfterBreak="0">
     <w:nsid w:val="368E176E"/>
     <w:multiLevelType w:val="hybridMultilevel"/>
     <w:tmpl w:val="BDF054FE"/>
@@ -13905,7 +13836,7 @@
       </w:pPr>
     </w:lvl>
   </w:abstractNum>
-  <w:abstractNum w:abstractNumId="12" w15:restartNumberingAfterBreak="0">
+  <w:abstractNum w:abstractNumId="21" w15:restartNumberingAfterBreak="0">
     <w:nsid w:val="3CC4599A"/>
     <w:multiLevelType w:val="hybridMultilevel"/>
     <w:tmpl w:val="DD5474BE"/>
@@ -14018,7 +13949,7 @@
       </w:rPr>
     </w:lvl>
   </w:abstractNum>
-  <w:abstractNum w:abstractNumId="13" w15:restartNumberingAfterBreak="0">
+  <w:abstractNum w:abstractNumId="22" w15:restartNumberingAfterBreak="0">
     <w:nsid w:val="40F07E67"/>
     <w:multiLevelType w:val="hybridMultilevel"/>
     <w:tmpl w:val="77428254"/>
@@ -14131,7 +14062,7 @@
       </w:rPr>
     </w:lvl>
   </w:abstractNum>
-  <w:abstractNum w:abstractNumId="14" w15:restartNumberingAfterBreak="0">
+  <w:abstractNum w:abstractNumId="23" w15:restartNumberingAfterBreak="0">
     <w:nsid w:val="4593636A"/>
     <w:multiLevelType w:val="hybridMultilevel"/>
     <w:tmpl w:val="638C6EE8"/>
@@ -14246,7 +14177,7 @@
       </w:rPr>
     </w:lvl>
   </w:abstractNum>
-  <w:abstractNum w:abstractNumId="15" w15:restartNumberingAfterBreak="0">
+  <w:abstractNum w:abstractNumId="24" w15:restartNumberingAfterBreak="0">
     <w:nsid w:val="488B48A8"/>
     <w:multiLevelType w:val="hybridMultilevel"/>
     <w:tmpl w:val="AB9E5762"/>
@@ -14361,7 +14292,7 @@
       </w:rPr>
     </w:lvl>
   </w:abstractNum>
-  <w:abstractNum w:abstractNumId="16" w15:restartNumberingAfterBreak="0">
+  <w:abstractNum w:abstractNumId="25" w15:restartNumberingAfterBreak="0">
     <w:nsid w:val="4A7644B5"/>
     <w:multiLevelType w:val="hybridMultilevel"/>
     <w:tmpl w:val="276E0E9C"/>
@@ -14476,7 +14407,7 @@
       </w:rPr>
     </w:lvl>
   </w:abstractNum>
-  <w:abstractNum w:abstractNumId="17" w15:restartNumberingAfterBreak="0">
+  <w:abstractNum w:abstractNumId="26" w15:restartNumberingAfterBreak="0">
     <w:nsid w:val="4EBE1EF6"/>
     <w:multiLevelType w:val="hybridMultilevel"/>
     <w:tmpl w:val="A190C170"/>
@@ -14570,7 +14501,7 @@
       </w:pPr>
     </w:lvl>
   </w:abstractNum>
-  <w:abstractNum w:abstractNumId="18" w15:restartNumberingAfterBreak="0">
+  <w:abstractNum w:abstractNumId="27" w15:restartNumberingAfterBreak="0">
     <w:nsid w:val="53ED03A2"/>
     <w:multiLevelType w:val="hybridMultilevel"/>
     <w:tmpl w:val="4C642828"/>
@@ -14683,7 +14614,7 @@
       </w:rPr>
     </w:lvl>
   </w:abstractNum>
-  <w:abstractNum w:abstractNumId="19" w15:restartNumberingAfterBreak="0">
+  <w:abstractNum w:abstractNumId="28" w15:restartNumberingAfterBreak="0">
     <w:nsid w:val="58C67D05"/>
     <w:multiLevelType w:val="hybridMultilevel"/>
     <w:tmpl w:val="DFE05196"/>
@@ -14798,7 +14729,7 @@
       </w:rPr>
     </w:lvl>
   </w:abstractNum>
-  <w:abstractNum w:abstractNumId="20" w15:restartNumberingAfterBreak="0">
+  <w:abstractNum w:abstractNumId="29" w15:restartNumberingAfterBreak="0">
     <w:nsid w:val="5A292201"/>
     <w:multiLevelType w:val="hybridMultilevel"/>
     <w:tmpl w:val="22D6DBA4"/>
@@ -14913,7 +14844,7 @@
       </w:rPr>
     </w:lvl>
   </w:abstractNum>
-  <w:abstractNum w:abstractNumId="21" w15:restartNumberingAfterBreak="0">
+  <w:abstractNum w:abstractNumId="30" w15:restartNumberingAfterBreak="0">
     <w:nsid w:val="607C30BC"/>
     <w:multiLevelType w:val="hybridMultilevel"/>
     <w:tmpl w:val="CA4C7038"/>
@@ -15028,7 +14959,7 @@
       </w:rPr>
     </w:lvl>
   </w:abstractNum>
-  <w:abstractNum w:abstractNumId="22" w15:restartNumberingAfterBreak="0">
+  <w:abstractNum w:abstractNumId="31" w15:restartNumberingAfterBreak="0">
     <w:nsid w:val="67F44946"/>
     <w:multiLevelType w:val="multilevel"/>
     <w:tmpl w:val="5DECAD0C"/>
@@ -15179,7 +15110,7 @@
       </w:rPr>
     </w:lvl>
   </w:abstractNum>
-  <w:abstractNum w:abstractNumId="23" w15:restartNumberingAfterBreak="0">
+  <w:abstractNum w:abstractNumId="32" w15:restartNumberingAfterBreak="0">
     <w:nsid w:val="776D6F9C"/>
     <w:multiLevelType w:val="hybridMultilevel"/>
     <w:tmpl w:val="2A2C5964"/>
@@ -15292,7 +15223,7 @@
       </w:rPr>
     </w:lvl>
   </w:abstractNum>
-  <w:abstractNum w:abstractNumId="24" w15:restartNumberingAfterBreak="0">
+  <w:abstractNum w:abstractNumId="33" w15:restartNumberingAfterBreak="0">
     <w:nsid w:val="7D68565E"/>
     <w:multiLevelType w:val="hybridMultilevel"/>
     <w:tmpl w:val="1786EEEA"/>
@@ -15406,79 +15337,109 @@
     </w:lvl>
   </w:abstractNum>
   <w:num w:numId="1" w16cid:durableId="1259480888">
+    <w:abstractNumId w:val="9"/>
+  </w:num>
+  <w:num w:numId="2" w16cid:durableId="481848001">
+    <w:abstractNumId w:val="26"/>
+  </w:num>
+  <w:num w:numId="3" w16cid:durableId="1286155358">
+    <w:abstractNumId w:val="20"/>
+  </w:num>
+  <w:num w:numId="4" w16cid:durableId="412632266">
+    <w:abstractNumId w:val="22"/>
+  </w:num>
+  <w:num w:numId="5" w16cid:durableId="695160775">
+    <w:abstractNumId w:val="25"/>
+  </w:num>
+  <w:num w:numId="6" w16cid:durableId="201941729">
+    <w:abstractNumId w:val="19"/>
+  </w:num>
+  <w:num w:numId="7" w16cid:durableId="1607927427">
+    <w:abstractNumId w:val="17"/>
+  </w:num>
+  <w:num w:numId="8" w16cid:durableId="1070156383">
+    <w:abstractNumId w:val="29"/>
+  </w:num>
+  <w:num w:numId="9" w16cid:durableId="594753430">
+    <w:abstractNumId w:val="24"/>
+  </w:num>
+  <w:num w:numId="10" w16cid:durableId="1616600075">
+    <w:abstractNumId w:val="14"/>
+  </w:num>
+  <w:num w:numId="11" w16cid:durableId="1946692433">
+    <w:abstractNumId w:val="13"/>
+  </w:num>
+  <w:num w:numId="12" w16cid:durableId="967660160">
+    <w:abstractNumId w:val="21"/>
+  </w:num>
+  <w:num w:numId="13" w16cid:durableId="75061179">
+    <w:abstractNumId w:val="32"/>
+  </w:num>
+  <w:num w:numId="14" w16cid:durableId="115373295">
+    <w:abstractNumId w:val="11"/>
+  </w:num>
+  <w:num w:numId="15" w16cid:durableId="337004235">
+    <w:abstractNumId w:val="27"/>
+  </w:num>
+  <w:num w:numId="16" w16cid:durableId="1955205922">
+    <w:abstractNumId w:val="15"/>
+  </w:num>
+  <w:num w:numId="17" w16cid:durableId="1384601528">
+    <w:abstractNumId w:val="16"/>
+  </w:num>
+  <w:num w:numId="18" w16cid:durableId="1246645422">
+    <w:abstractNumId w:val="10"/>
+  </w:num>
+  <w:num w:numId="19" w16cid:durableId="1120143431">
+    <w:abstractNumId w:val="31"/>
+  </w:num>
+  <w:num w:numId="20" w16cid:durableId="803158656">
+    <w:abstractNumId w:val="18"/>
+  </w:num>
+  <w:num w:numId="21" w16cid:durableId="76680038">
+    <w:abstractNumId w:val="12"/>
+  </w:num>
+  <w:num w:numId="22" w16cid:durableId="570121590">
+    <w:abstractNumId w:val="23"/>
+  </w:num>
+  <w:num w:numId="23" w16cid:durableId="2013725451">
+    <w:abstractNumId w:val="28"/>
+  </w:num>
+  <w:num w:numId="24" w16cid:durableId="655450184">
+    <w:abstractNumId w:val="33"/>
+  </w:num>
+  <w:num w:numId="25" w16cid:durableId="1531602686">
+    <w:abstractNumId w:val="30"/>
+  </w:num>
+  <w:num w:numId="26" w16cid:durableId="759833509">
+    <w:abstractNumId w:val="15"/>
+  </w:num>
+  <w:num w:numId="27" w16cid:durableId="1606310154">
+    <w:abstractNumId w:val="8"/>
+  </w:num>
+  <w:num w:numId="28" w16cid:durableId="480194431">
+    <w:abstractNumId w:val="3"/>
+  </w:num>
+  <w:num w:numId="29" w16cid:durableId="1046027979">
+    <w:abstractNumId w:val="2"/>
+  </w:num>
+  <w:num w:numId="30" w16cid:durableId="966591281">
+    <w:abstractNumId w:val="1"/>
+  </w:num>
+  <w:num w:numId="31" w16cid:durableId="658079485">
     <w:abstractNumId w:val="0"/>
   </w:num>
-  <w:num w:numId="2" w16cid:durableId="481848001">
-    <w:abstractNumId w:val="17"/>
+  <w:num w:numId="32" w16cid:durableId="1187132414">
+    <w:abstractNumId w:val="7"/>
   </w:num>
-  <w:num w:numId="3" w16cid:durableId="1286155358">
-    <w:abstractNumId w:val="11"/>
+  <w:num w:numId="33" w16cid:durableId="1557937371">
+    <w:abstractNumId w:val="6"/>
   </w:num>
-  <w:num w:numId="4" w16cid:durableId="412632266">
-    <w:abstractNumId w:val="13"/>
-  </w:num>
-  <w:num w:numId="5" w16cid:durableId="695160775">
-    <w:abstractNumId w:val="16"/>
-  </w:num>
-  <w:num w:numId="6" w16cid:durableId="201941729">
-    <w:abstractNumId w:val="10"/>
-  </w:num>
-  <w:num w:numId="7" w16cid:durableId="1607927427">
-    <w:abstractNumId w:val="8"/>
-  </w:num>
-  <w:num w:numId="8" w16cid:durableId="1070156383">
-    <w:abstractNumId w:val="20"/>
-  </w:num>
-  <w:num w:numId="9" w16cid:durableId="594753430">
-    <w:abstractNumId w:val="15"/>
-  </w:num>
-  <w:num w:numId="10" w16cid:durableId="1616600075">
+  <w:num w:numId="34" w16cid:durableId="88359083">
     <w:abstractNumId w:val="5"/>
   </w:num>
-  <w:num w:numId="11" w16cid:durableId="1946692433">
+  <w:num w:numId="35" w16cid:durableId="1422068865">
     <w:abstractNumId w:val="4"/>
-  </w:num>
-  <w:num w:numId="12" w16cid:durableId="967660160">
-    <w:abstractNumId w:val="12"/>
-  </w:num>
-  <w:num w:numId="13" w16cid:durableId="75061179">
-    <w:abstractNumId w:val="23"/>
-  </w:num>
-  <w:num w:numId="14" w16cid:durableId="115373295">
-    <w:abstractNumId w:val="2"/>
-  </w:num>
-  <w:num w:numId="15" w16cid:durableId="337004235">
-    <w:abstractNumId w:val="18"/>
-  </w:num>
-  <w:num w:numId="16" w16cid:durableId="1955205922">
-    <w:abstractNumId w:val="6"/>
-  </w:num>
-  <w:num w:numId="17" w16cid:durableId="1384601528">
-    <w:abstractNumId w:val="7"/>
-  </w:num>
-  <w:num w:numId="18" w16cid:durableId="1246645422">
-    <w:abstractNumId w:val="1"/>
-  </w:num>
-  <w:num w:numId="19" w16cid:durableId="1120143431">
-    <w:abstractNumId w:val="22"/>
-  </w:num>
-  <w:num w:numId="20" w16cid:durableId="803158656">
-    <w:abstractNumId w:val="9"/>
-  </w:num>
-  <w:num w:numId="21" w16cid:durableId="76680038">
-    <w:abstractNumId w:val="3"/>
-  </w:num>
-  <w:num w:numId="22" w16cid:durableId="570121590">
-    <w:abstractNumId w:val="14"/>
-  </w:num>
-  <w:num w:numId="23" w16cid:durableId="2013725451">
-    <w:abstractNumId w:val="19"/>
-  </w:num>
-  <w:num w:numId="24" w16cid:durableId="655450184">
-    <w:abstractNumId w:val="24"/>
-  </w:num>
-  <w:num w:numId="25" w16cid:durableId="1531602686">
-    <w:abstractNumId w:val="21"/>
   </w:num>
   <w:numIdMacAtCleanup w:val="25"/>
 </w:numbering>
@@ -15896,13 +15857,11 @@
     <w:autoRedefine/>
     <w:uiPriority w:val="9"/>
     <w:qFormat/>
-    <w:rsid w:val="00302A2B"/>
+    <w:rsid w:val="00C965FB"/>
     <w:pPr>
-      <w:numPr>
-        <w:numId w:val="16"/>
-      </w:numPr>
       <w:shd w:val="clear" w:color="auto" w:fill="FFFFFF"/>
       <w:spacing w:line="360" w:lineRule="auto"/>
+      <w:ind w:firstLine="0"/>
       <w:outlineLvl w:val="0"/>
     </w:pPr>
     <w:rPr>
@@ -16139,7 +16098,7 @@
     <w:name w:val="Título 1 Car"/>
     <w:link w:val="Ttulo1"/>
     <w:uiPriority w:val="9"/>
-    <w:rsid w:val="00302A2B"/>
+    <w:rsid w:val="00C965FB"/>
     <w:rPr>
       <w:rFonts w:eastAsia="Times New Roman" w:cs="Times New Roman (Títulos en alf"/>
       <w:b/>
@@ -17016,6 +16975,1430 @@
       <w:iCs/>
     </w:rPr>
   </w:style>
+  <w:style w:type="paragraph" w:styleId="Textocomentario">
+    <w:name w:val="annotation text"/>
+    <w:basedOn w:val="Normal"/>
+    <w:link w:val="TextocomentarioCar"/>
+    <w:uiPriority w:val="99"/>
+    <w:semiHidden/>
+    <w:unhideWhenUsed/>
+    <w:rsid w:val="00F54462"/>
+    <w:pPr>
+      <w:spacing w:line="240" w:lineRule="auto"/>
+    </w:pPr>
+    <w:rPr>
+      <w:sz w:val="20"/>
+      <w:szCs w:val="20"/>
+    </w:rPr>
+  </w:style>
+  <w:style w:type="character" w:customStyle="1" w:styleId="TextocomentarioCar">
+    <w:name w:val="Texto comentario Car"/>
+    <w:basedOn w:val="Fuentedeprrafopredeter"/>
+    <w:link w:val="Textocomentario"/>
+    <w:uiPriority w:val="99"/>
+    <w:semiHidden/>
+    <w:rsid w:val="00F54462"/>
+    <w:rPr>
+      <w:kern w:val="2"/>
+      <w:lang w:eastAsia="en-US"/>
+    </w:rPr>
+  </w:style>
+  <w:style w:type="paragraph" w:styleId="Asuntodelcomentario">
+    <w:name w:val="annotation subject"/>
+    <w:basedOn w:val="Textocomentario"/>
+    <w:next w:val="Textocomentario"/>
+    <w:link w:val="AsuntodelcomentarioCar"/>
+    <w:uiPriority w:val="99"/>
+    <w:semiHidden/>
+    <w:unhideWhenUsed/>
+    <w:rsid w:val="00F54462"/>
+    <w:rPr>
+      <w:b/>
+      <w:bCs/>
+    </w:rPr>
+  </w:style>
+  <w:style w:type="character" w:customStyle="1" w:styleId="AsuntodelcomentarioCar">
+    <w:name w:val="Asunto del comentario Car"/>
+    <w:basedOn w:val="TextocomentarioCar"/>
+    <w:link w:val="Asuntodelcomentario"/>
+    <w:uiPriority w:val="99"/>
+    <w:semiHidden/>
+    <w:rsid w:val="00F54462"/>
+    <w:rPr>
+      <w:b/>
+      <w:bCs/>
+      <w:kern w:val="2"/>
+      <w:lang w:eastAsia="en-US"/>
+    </w:rPr>
+  </w:style>
+  <w:style w:type="paragraph" w:styleId="Bibliografa">
+    <w:name w:val="Bibliography"/>
+    <w:basedOn w:val="Normal"/>
+    <w:next w:val="Normal"/>
+    <w:uiPriority w:val="37"/>
+    <w:semiHidden/>
+    <w:unhideWhenUsed/>
+    <w:rsid w:val="00F54462"/>
+  </w:style>
+  <w:style w:type="paragraph" w:styleId="Cierre">
+    <w:name w:val="Closing"/>
+    <w:basedOn w:val="Normal"/>
+    <w:link w:val="CierreCar"/>
+    <w:uiPriority w:val="99"/>
+    <w:semiHidden/>
+    <w:unhideWhenUsed/>
+    <w:rsid w:val="00F54462"/>
+    <w:pPr>
+      <w:spacing w:before="0" w:after="0" w:line="240" w:lineRule="auto"/>
+      <w:ind w:left="4252"/>
+    </w:pPr>
+  </w:style>
+  <w:style w:type="character" w:customStyle="1" w:styleId="CierreCar">
+    <w:name w:val="Cierre Car"/>
+    <w:basedOn w:val="Fuentedeprrafopredeter"/>
+    <w:link w:val="Cierre"/>
+    <w:uiPriority w:val="99"/>
+    <w:semiHidden/>
+    <w:rsid w:val="00F54462"/>
+    <w:rPr>
+      <w:kern w:val="2"/>
+      <w:sz w:val="28"/>
+      <w:szCs w:val="22"/>
+      <w:lang w:eastAsia="en-US"/>
+    </w:rPr>
+  </w:style>
+  <w:style w:type="paragraph" w:styleId="Cita">
+    <w:name w:val="Quote"/>
+    <w:basedOn w:val="Normal"/>
+    <w:next w:val="Normal"/>
+    <w:link w:val="CitaCar"/>
+    <w:uiPriority w:val="29"/>
+    <w:qFormat/>
+    <w:rsid w:val="00F54462"/>
+    <w:pPr>
+      <w:spacing w:before="200" w:after="160"/>
+      <w:ind w:left="864" w:right="864"/>
+      <w:jc w:val="center"/>
+    </w:pPr>
+    <w:rPr>
+      <w:i/>
+      <w:iCs/>
+      <w:color w:val="404040" w:themeColor="text1" w:themeTint="BF"/>
+    </w:rPr>
+  </w:style>
+  <w:style w:type="character" w:customStyle="1" w:styleId="CitaCar">
+    <w:name w:val="Cita Car"/>
+    <w:basedOn w:val="Fuentedeprrafopredeter"/>
+    <w:link w:val="Cita"/>
+    <w:uiPriority w:val="29"/>
+    <w:rsid w:val="00F54462"/>
+    <w:rPr>
+      <w:i/>
+      <w:iCs/>
+      <w:color w:val="404040" w:themeColor="text1" w:themeTint="BF"/>
+      <w:kern w:val="2"/>
+      <w:sz w:val="28"/>
+      <w:szCs w:val="22"/>
+      <w:lang w:eastAsia="en-US"/>
+    </w:rPr>
+  </w:style>
+  <w:style w:type="paragraph" w:styleId="Citadestacada">
+    <w:name w:val="Intense Quote"/>
+    <w:basedOn w:val="Normal"/>
+    <w:next w:val="Normal"/>
+    <w:link w:val="CitadestacadaCar"/>
+    <w:uiPriority w:val="30"/>
+    <w:qFormat/>
+    <w:rsid w:val="00F54462"/>
+    <w:pPr>
+      <w:pBdr>
+        <w:top w:val="single" w:sz="4" w:space="10" w:color="4472C4" w:themeColor="accent1"/>
+        <w:bottom w:val="single" w:sz="4" w:space="10" w:color="4472C4" w:themeColor="accent1"/>
+      </w:pBdr>
+      <w:spacing w:before="360" w:after="360"/>
+      <w:ind w:left="864" w:right="864"/>
+      <w:jc w:val="center"/>
+    </w:pPr>
+    <w:rPr>
+      <w:i/>
+      <w:iCs/>
+      <w:color w:val="4472C4" w:themeColor="accent1"/>
+    </w:rPr>
+  </w:style>
+  <w:style w:type="character" w:customStyle="1" w:styleId="CitadestacadaCar">
+    <w:name w:val="Cita destacada Car"/>
+    <w:basedOn w:val="Fuentedeprrafopredeter"/>
+    <w:link w:val="Citadestacada"/>
+    <w:uiPriority w:val="30"/>
+    <w:rsid w:val="00F54462"/>
+    <w:rPr>
+      <w:i/>
+      <w:iCs/>
+      <w:color w:val="4472C4" w:themeColor="accent1"/>
+      <w:kern w:val="2"/>
+      <w:sz w:val="28"/>
+      <w:szCs w:val="22"/>
+      <w:lang w:eastAsia="en-US"/>
+    </w:rPr>
+  </w:style>
+  <w:style w:type="paragraph" w:styleId="Continuarlista">
+    <w:name w:val="List Continue"/>
+    <w:basedOn w:val="Normal"/>
+    <w:uiPriority w:val="99"/>
+    <w:semiHidden/>
+    <w:unhideWhenUsed/>
+    <w:rsid w:val="00F54462"/>
+    <w:pPr>
+      <w:ind w:left="283"/>
+      <w:contextualSpacing/>
+    </w:pPr>
+  </w:style>
+  <w:style w:type="paragraph" w:styleId="Continuarlista2">
+    <w:name w:val="List Continue 2"/>
+    <w:basedOn w:val="Normal"/>
+    <w:uiPriority w:val="99"/>
+    <w:semiHidden/>
+    <w:unhideWhenUsed/>
+    <w:rsid w:val="00F54462"/>
+    <w:pPr>
+      <w:ind w:left="566"/>
+      <w:contextualSpacing/>
+    </w:pPr>
+  </w:style>
+  <w:style w:type="paragraph" w:styleId="Continuarlista3">
+    <w:name w:val="List Continue 3"/>
+    <w:basedOn w:val="Normal"/>
+    <w:uiPriority w:val="99"/>
+    <w:semiHidden/>
+    <w:unhideWhenUsed/>
+    <w:rsid w:val="00F54462"/>
+    <w:pPr>
+      <w:ind w:left="849"/>
+      <w:contextualSpacing/>
+    </w:pPr>
+  </w:style>
+  <w:style w:type="paragraph" w:styleId="Continuarlista4">
+    <w:name w:val="List Continue 4"/>
+    <w:basedOn w:val="Normal"/>
+    <w:uiPriority w:val="99"/>
+    <w:semiHidden/>
+    <w:unhideWhenUsed/>
+    <w:rsid w:val="00F54462"/>
+    <w:pPr>
+      <w:ind w:left="1132"/>
+      <w:contextualSpacing/>
+    </w:pPr>
+  </w:style>
+  <w:style w:type="paragraph" w:styleId="Continuarlista5">
+    <w:name w:val="List Continue 5"/>
+    <w:basedOn w:val="Normal"/>
+    <w:uiPriority w:val="99"/>
+    <w:semiHidden/>
+    <w:unhideWhenUsed/>
+    <w:rsid w:val="00F54462"/>
+    <w:pPr>
+      <w:ind w:left="1415"/>
+      <w:contextualSpacing/>
+    </w:pPr>
+  </w:style>
+  <w:style w:type="paragraph" w:styleId="Descripcin">
+    <w:name w:val="caption"/>
+    <w:basedOn w:val="Normal"/>
+    <w:next w:val="Normal"/>
+    <w:uiPriority w:val="35"/>
+    <w:semiHidden/>
+    <w:unhideWhenUsed/>
+    <w:qFormat/>
+    <w:rsid w:val="00F54462"/>
+    <w:pPr>
+      <w:spacing w:before="0" w:after="200" w:line="240" w:lineRule="auto"/>
+    </w:pPr>
+    <w:rPr>
+      <w:i/>
+      <w:iCs/>
+      <w:color w:val="44546A" w:themeColor="text2"/>
+      <w:sz w:val="18"/>
+      <w:szCs w:val="18"/>
+    </w:rPr>
+  </w:style>
+  <w:style w:type="paragraph" w:styleId="DireccinHTML">
+    <w:name w:val="HTML Address"/>
+    <w:basedOn w:val="Normal"/>
+    <w:link w:val="DireccinHTMLCar"/>
+    <w:uiPriority w:val="99"/>
+    <w:semiHidden/>
+    <w:unhideWhenUsed/>
+    <w:rsid w:val="00F54462"/>
+    <w:pPr>
+      <w:spacing w:before="0" w:after="0" w:line="240" w:lineRule="auto"/>
+    </w:pPr>
+    <w:rPr>
+      <w:i/>
+      <w:iCs/>
+    </w:rPr>
+  </w:style>
+  <w:style w:type="character" w:customStyle="1" w:styleId="DireccinHTMLCar">
+    <w:name w:val="Dirección HTML Car"/>
+    <w:basedOn w:val="Fuentedeprrafopredeter"/>
+    <w:link w:val="DireccinHTML"/>
+    <w:uiPriority w:val="99"/>
+    <w:semiHidden/>
+    <w:rsid w:val="00F54462"/>
+    <w:rPr>
+      <w:i/>
+      <w:iCs/>
+      <w:kern w:val="2"/>
+      <w:sz w:val="28"/>
+      <w:szCs w:val="22"/>
+      <w:lang w:eastAsia="en-US"/>
+    </w:rPr>
+  </w:style>
+  <w:style w:type="paragraph" w:styleId="Direccinsobre">
+    <w:name w:val="envelope address"/>
+    <w:basedOn w:val="Normal"/>
+    <w:uiPriority w:val="99"/>
+    <w:semiHidden/>
+    <w:unhideWhenUsed/>
+    <w:rsid w:val="00F54462"/>
+    <w:pPr>
+      <w:framePr w:w="7920" w:h="1980" w:hRule="exact" w:hSpace="141" w:wrap="auto" w:hAnchor="page" w:xAlign="center" w:yAlign="bottom"/>
+      <w:spacing w:before="0" w:after="0" w:line="240" w:lineRule="auto"/>
+      <w:ind w:left="2880"/>
+    </w:pPr>
+    <w:rPr>
+      <w:rFonts w:asciiTheme="majorHAnsi" w:eastAsiaTheme="majorEastAsia" w:hAnsiTheme="majorHAnsi" w:cstheme="majorBidi"/>
+      <w:sz w:val="24"/>
+      <w:szCs w:val="24"/>
+    </w:rPr>
+  </w:style>
+  <w:style w:type="paragraph" w:styleId="Encabezadodelista">
+    <w:name w:val="toa heading"/>
+    <w:basedOn w:val="Normal"/>
+    <w:next w:val="Normal"/>
+    <w:uiPriority w:val="99"/>
+    <w:semiHidden/>
+    <w:unhideWhenUsed/>
+    <w:rsid w:val="00F54462"/>
+    <w:pPr>
+      <w:spacing w:before="120"/>
+    </w:pPr>
+    <w:rPr>
+      <w:rFonts w:asciiTheme="majorHAnsi" w:eastAsiaTheme="majorEastAsia" w:hAnsiTheme="majorHAnsi" w:cstheme="majorBidi"/>
+      <w:b/>
+      <w:bCs/>
+      <w:sz w:val="24"/>
+      <w:szCs w:val="24"/>
+    </w:rPr>
+  </w:style>
+  <w:style w:type="paragraph" w:styleId="Encabezadodemensaje">
+    <w:name w:val="Message Header"/>
+    <w:basedOn w:val="Normal"/>
+    <w:link w:val="EncabezadodemensajeCar"/>
+    <w:uiPriority w:val="99"/>
+    <w:semiHidden/>
+    <w:unhideWhenUsed/>
+    <w:rsid w:val="00F54462"/>
+    <w:pPr>
+      <w:pBdr>
+        <w:top w:val="single" w:sz="6" w:space="1" w:color="auto"/>
+        <w:left w:val="single" w:sz="6" w:space="1" w:color="auto"/>
+        <w:bottom w:val="single" w:sz="6" w:space="1" w:color="auto"/>
+        <w:right w:val="single" w:sz="6" w:space="1" w:color="auto"/>
+      </w:pBdr>
+      <w:shd w:val="pct20" w:color="auto" w:fill="auto"/>
+      <w:spacing w:before="0" w:after="0" w:line="240" w:lineRule="auto"/>
+      <w:ind w:left="1134" w:hanging="1134"/>
+    </w:pPr>
+    <w:rPr>
+      <w:rFonts w:asciiTheme="majorHAnsi" w:eastAsiaTheme="majorEastAsia" w:hAnsiTheme="majorHAnsi" w:cstheme="majorBidi"/>
+      <w:sz w:val="24"/>
+      <w:szCs w:val="24"/>
+    </w:rPr>
+  </w:style>
+  <w:style w:type="character" w:customStyle="1" w:styleId="EncabezadodemensajeCar">
+    <w:name w:val="Encabezado de mensaje Car"/>
+    <w:basedOn w:val="Fuentedeprrafopredeter"/>
+    <w:link w:val="Encabezadodemensaje"/>
+    <w:uiPriority w:val="99"/>
+    <w:semiHidden/>
+    <w:rsid w:val="00F54462"/>
+    <w:rPr>
+      <w:rFonts w:asciiTheme="majorHAnsi" w:eastAsiaTheme="majorEastAsia" w:hAnsiTheme="majorHAnsi" w:cstheme="majorBidi"/>
+      <w:kern w:val="2"/>
+      <w:sz w:val="24"/>
+      <w:szCs w:val="24"/>
+      <w:shd w:val="pct20" w:color="auto" w:fill="auto"/>
+      <w:lang w:eastAsia="en-US"/>
+    </w:rPr>
+  </w:style>
+  <w:style w:type="paragraph" w:styleId="Encabezadodenota">
+    <w:name w:val="Note Heading"/>
+    <w:basedOn w:val="Normal"/>
+    <w:next w:val="Normal"/>
+    <w:link w:val="EncabezadodenotaCar"/>
+    <w:uiPriority w:val="99"/>
+    <w:semiHidden/>
+    <w:unhideWhenUsed/>
+    <w:rsid w:val="00F54462"/>
+    <w:pPr>
+      <w:spacing w:before="0" w:after="0" w:line="240" w:lineRule="auto"/>
+    </w:pPr>
+  </w:style>
+  <w:style w:type="character" w:customStyle="1" w:styleId="EncabezadodenotaCar">
+    <w:name w:val="Encabezado de nota Car"/>
+    <w:basedOn w:val="Fuentedeprrafopredeter"/>
+    <w:link w:val="Encabezadodenota"/>
+    <w:uiPriority w:val="99"/>
+    <w:semiHidden/>
+    <w:rsid w:val="00F54462"/>
+    <w:rPr>
+      <w:kern w:val="2"/>
+      <w:sz w:val="28"/>
+      <w:szCs w:val="22"/>
+      <w:lang w:eastAsia="en-US"/>
+    </w:rPr>
+  </w:style>
+  <w:style w:type="paragraph" w:styleId="Fecha">
+    <w:name w:val="Date"/>
+    <w:basedOn w:val="Normal"/>
+    <w:next w:val="Normal"/>
+    <w:link w:val="FechaCar"/>
+    <w:uiPriority w:val="99"/>
+    <w:semiHidden/>
+    <w:unhideWhenUsed/>
+    <w:rsid w:val="00F54462"/>
+  </w:style>
+  <w:style w:type="character" w:customStyle="1" w:styleId="FechaCar">
+    <w:name w:val="Fecha Car"/>
+    <w:basedOn w:val="Fuentedeprrafopredeter"/>
+    <w:link w:val="Fecha"/>
+    <w:uiPriority w:val="99"/>
+    <w:semiHidden/>
+    <w:rsid w:val="00F54462"/>
+    <w:rPr>
+      <w:kern w:val="2"/>
+      <w:sz w:val="28"/>
+      <w:szCs w:val="22"/>
+      <w:lang w:eastAsia="en-US"/>
+    </w:rPr>
+  </w:style>
+  <w:style w:type="paragraph" w:styleId="Firma">
+    <w:name w:val="Signature"/>
+    <w:basedOn w:val="Normal"/>
+    <w:link w:val="FirmaCar"/>
+    <w:uiPriority w:val="99"/>
+    <w:semiHidden/>
+    <w:unhideWhenUsed/>
+    <w:rsid w:val="00F54462"/>
+    <w:pPr>
+      <w:spacing w:before="0" w:after="0" w:line="240" w:lineRule="auto"/>
+      <w:ind w:left="4252"/>
+    </w:pPr>
+  </w:style>
+  <w:style w:type="character" w:customStyle="1" w:styleId="FirmaCar">
+    <w:name w:val="Firma Car"/>
+    <w:basedOn w:val="Fuentedeprrafopredeter"/>
+    <w:link w:val="Firma"/>
+    <w:uiPriority w:val="99"/>
+    <w:semiHidden/>
+    <w:rsid w:val="00F54462"/>
+    <w:rPr>
+      <w:kern w:val="2"/>
+      <w:sz w:val="28"/>
+      <w:szCs w:val="22"/>
+      <w:lang w:eastAsia="en-US"/>
+    </w:rPr>
+  </w:style>
+  <w:style w:type="paragraph" w:styleId="Firmadecorreoelectrnico">
+    <w:name w:val="E-mail Signature"/>
+    <w:basedOn w:val="Normal"/>
+    <w:link w:val="FirmadecorreoelectrnicoCar"/>
+    <w:uiPriority w:val="99"/>
+    <w:semiHidden/>
+    <w:unhideWhenUsed/>
+    <w:rsid w:val="00F54462"/>
+    <w:pPr>
+      <w:spacing w:before="0" w:after="0" w:line="240" w:lineRule="auto"/>
+    </w:pPr>
+  </w:style>
+  <w:style w:type="character" w:customStyle="1" w:styleId="FirmadecorreoelectrnicoCar">
+    <w:name w:val="Firma de correo electrónico Car"/>
+    <w:basedOn w:val="Fuentedeprrafopredeter"/>
+    <w:link w:val="Firmadecorreoelectrnico"/>
+    <w:uiPriority w:val="99"/>
+    <w:semiHidden/>
+    <w:rsid w:val="00F54462"/>
+    <w:rPr>
+      <w:kern w:val="2"/>
+      <w:sz w:val="28"/>
+      <w:szCs w:val="22"/>
+      <w:lang w:eastAsia="en-US"/>
+    </w:rPr>
+  </w:style>
+  <w:style w:type="paragraph" w:styleId="HTMLconformatoprevio">
+    <w:name w:val="HTML Preformatted"/>
+    <w:basedOn w:val="Normal"/>
+    <w:link w:val="HTMLconformatoprevioCar"/>
+    <w:uiPriority w:val="99"/>
+    <w:semiHidden/>
+    <w:unhideWhenUsed/>
+    <w:rsid w:val="00F54462"/>
+    <w:pPr>
+      <w:spacing w:before="0" w:after="0" w:line="240" w:lineRule="auto"/>
+    </w:pPr>
+    <w:rPr>
+      <w:rFonts w:ascii="Consolas" w:hAnsi="Consolas"/>
+      <w:sz w:val="20"/>
+      <w:szCs w:val="20"/>
+    </w:rPr>
+  </w:style>
+  <w:style w:type="character" w:customStyle="1" w:styleId="HTMLconformatoprevioCar">
+    <w:name w:val="HTML con formato previo Car"/>
+    <w:basedOn w:val="Fuentedeprrafopredeter"/>
+    <w:link w:val="HTMLconformatoprevio"/>
+    <w:uiPriority w:val="99"/>
+    <w:semiHidden/>
+    <w:rsid w:val="00F54462"/>
+    <w:rPr>
+      <w:rFonts w:ascii="Consolas" w:hAnsi="Consolas"/>
+      <w:kern w:val="2"/>
+      <w:lang w:eastAsia="en-US"/>
+    </w:rPr>
+  </w:style>
+  <w:style w:type="paragraph" w:styleId="ndice1">
+    <w:name w:val="index 1"/>
+    <w:basedOn w:val="Normal"/>
+    <w:next w:val="Normal"/>
+    <w:autoRedefine/>
+    <w:uiPriority w:val="99"/>
+    <w:semiHidden/>
+    <w:unhideWhenUsed/>
+    <w:rsid w:val="00F54462"/>
+    <w:pPr>
+      <w:spacing w:before="0" w:after="0" w:line="240" w:lineRule="auto"/>
+      <w:ind w:left="280" w:hanging="280"/>
+    </w:pPr>
+  </w:style>
+  <w:style w:type="paragraph" w:styleId="ndice2">
+    <w:name w:val="index 2"/>
+    <w:basedOn w:val="Normal"/>
+    <w:next w:val="Normal"/>
+    <w:autoRedefine/>
+    <w:uiPriority w:val="99"/>
+    <w:semiHidden/>
+    <w:unhideWhenUsed/>
+    <w:rsid w:val="00F54462"/>
+    <w:pPr>
+      <w:spacing w:before="0" w:after="0" w:line="240" w:lineRule="auto"/>
+      <w:ind w:left="560" w:hanging="280"/>
+    </w:pPr>
+  </w:style>
+  <w:style w:type="paragraph" w:styleId="ndice3">
+    <w:name w:val="index 3"/>
+    <w:basedOn w:val="Normal"/>
+    <w:next w:val="Normal"/>
+    <w:autoRedefine/>
+    <w:uiPriority w:val="99"/>
+    <w:semiHidden/>
+    <w:unhideWhenUsed/>
+    <w:rsid w:val="00F54462"/>
+    <w:pPr>
+      <w:spacing w:before="0" w:after="0" w:line="240" w:lineRule="auto"/>
+      <w:ind w:left="840" w:hanging="280"/>
+    </w:pPr>
+  </w:style>
+  <w:style w:type="paragraph" w:styleId="ndice4">
+    <w:name w:val="index 4"/>
+    <w:basedOn w:val="Normal"/>
+    <w:next w:val="Normal"/>
+    <w:autoRedefine/>
+    <w:uiPriority w:val="99"/>
+    <w:semiHidden/>
+    <w:unhideWhenUsed/>
+    <w:rsid w:val="00F54462"/>
+    <w:pPr>
+      <w:spacing w:before="0" w:after="0" w:line="240" w:lineRule="auto"/>
+      <w:ind w:left="1120" w:hanging="280"/>
+    </w:pPr>
+  </w:style>
+  <w:style w:type="paragraph" w:styleId="ndice5">
+    <w:name w:val="index 5"/>
+    <w:basedOn w:val="Normal"/>
+    <w:next w:val="Normal"/>
+    <w:autoRedefine/>
+    <w:uiPriority w:val="99"/>
+    <w:semiHidden/>
+    <w:unhideWhenUsed/>
+    <w:rsid w:val="00F54462"/>
+    <w:pPr>
+      <w:spacing w:before="0" w:after="0" w:line="240" w:lineRule="auto"/>
+      <w:ind w:left="1400" w:hanging="280"/>
+    </w:pPr>
+  </w:style>
+  <w:style w:type="paragraph" w:styleId="ndice6">
+    <w:name w:val="index 6"/>
+    <w:basedOn w:val="Normal"/>
+    <w:next w:val="Normal"/>
+    <w:autoRedefine/>
+    <w:uiPriority w:val="99"/>
+    <w:semiHidden/>
+    <w:unhideWhenUsed/>
+    <w:rsid w:val="00F54462"/>
+    <w:pPr>
+      <w:spacing w:before="0" w:after="0" w:line="240" w:lineRule="auto"/>
+      <w:ind w:left="1680" w:hanging="280"/>
+    </w:pPr>
+  </w:style>
+  <w:style w:type="paragraph" w:styleId="ndice7">
+    <w:name w:val="index 7"/>
+    <w:basedOn w:val="Normal"/>
+    <w:next w:val="Normal"/>
+    <w:autoRedefine/>
+    <w:uiPriority w:val="99"/>
+    <w:semiHidden/>
+    <w:unhideWhenUsed/>
+    <w:rsid w:val="00F54462"/>
+    <w:pPr>
+      <w:spacing w:before="0" w:after="0" w:line="240" w:lineRule="auto"/>
+      <w:ind w:left="1960" w:hanging="280"/>
+    </w:pPr>
+  </w:style>
+  <w:style w:type="paragraph" w:styleId="ndice8">
+    <w:name w:val="index 8"/>
+    <w:basedOn w:val="Normal"/>
+    <w:next w:val="Normal"/>
+    <w:autoRedefine/>
+    <w:uiPriority w:val="99"/>
+    <w:semiHidden/>
+    <w:unhideWhenUsed/>
+    <w:rsid w:val="00F54462"/>
+    <w:pPr>
+      <w:spacing w:before="0" w:after="0" w:line="240" w:lineRule="auto"/>
+      <w:ind w:left="2240" w:hanging="280"/>
+    </w:pPr>
+  </w:style>
+  <w:style w:type="paragraph" w:styleId="ndice9">
+    <w:name w:val="index 9"/>
+    <w:basedOn w:val="Normal"/>
+    <w:next w:val="Normal"/>
+    <w:autoRedefine/>
+    <w:uiPriority w:val="99"/>
+    <w:semiHidden/>
+    <w:unhideWhenUsed/>
+    <w:rsid w:val="00F54462"/>
+    <w:pPr>
+      <w:spacing w:before="0" w:after="0" w:line="240" w:lineRule="auto"/>
+      <w:ind w:left="2520" w:hanging="280"/>
+    </w:pPr>
+  </w:style>
+  <w:style w:type="paragraph" w:styleId="Lista">
+    <w:name w:val="List"/>
+    <w:basedOn w:val="Normal"/>
+    <w:uiPriority w:val="99"/>
+    <w:semiHidden/>
+    <w:unhideWhenUsed/>
+    <w:rsid w:val="00F54462"/>
+    <w:pPr>
+      <w:ind w:left="283" w:hanging="283"/>
+      <w:contextualSpacing/>
+    </w:pPr>
+  </w:style>
+  <w:style w:type="paragraph" w:styleId="Lista2">
+    <w:name w:val="List 2"/>
+    <w:basedOn w:val="Normal"/>
+    <w:uiPriority w:val="99"/>
+    <w:semiHidden/>
+    <w:unhideWhenUsed/>
+    <w:rsid w:val="00F54462"/>
+    <w:pPr>
+      <w:ind w:left="566" w:hanging="283"/>
+      <w:contextualSpacing/>
+    </w:pPr>
+  </w:style>
+  <w:style w:type="paragraph" w:styleId="Lista3">
+    <w:name w:val="List 3"/>
+    <w:basedOn w:val="Normal"/>
+    <w:uiPriority w:val="99"/>
+    <w:semiHidden/>
+    <w:unhideWhenUsed/>
+    <w:rsid w:val="00F54462"/>
+    <w:pPr>
+      <w:ind w:left="849" w:hanging="283"/>
+      <w:contextualSpacing/>
+    </w:pPr>
+  </w:style>
+  <w:style w:type="paragraph" w:styleId="Lista4">
+    <w:name w:val="List 4"/>
+    <w:basedOn w:val="Normal"/>
+    <w:uiPriority w:val="99"/>
+    <w:semiHidden/>
+    <w:unhideWhenUsed/>
+    <w:rsid w:val="00F54462"/>
+    <w:pPr>
+      <w:ind w:left="1132" w:hanging="283"/>
+      <w:contextualSpacing/>
+    </w:pPr>
+  </w:style>
+  <w:style w:type="paragraph" w:styleId="Lista5">
+    <w:name w:val="List 5"/>
+    <w:basedOn w:val="Normal"/>
+    <w:uiPriority w:val="99"/>
+    <w:semiHidden/>
+    <w:unhideWhenUsed/>
+    <w:rsid w:val="00F54462"/>
+    <w:pPr>
+      <w:ind w:left="1415" w:hanging="283"/>
+      <w:contextualSpacing/>
+    </w:pPr>
+  </w:style>
+  <w:style w:type="paragraph" w:styleId="Listaconnmeros">
+    <w:name w:val="List Number"/>
+    <w:basedOn w:val="Normal"/>
+    <w:uiPriority w:val="99"/>
+    <w:semiHidden/>
+    <w:unhideWhenUsed/>
+    <w:rsid w:val="00F54462"/>
+    <w:pPr>
+      <w:numPr>
+        <w:numId w:val="27"/>
+      </w:numPr>
+      <w:contextualSpacing/>
+    </w:pPr>
+  </w:style>
+  <w:style w:type="paragraph" w:styleId="Listaconnmeros2">
+    <w:name w:val="List Number 2"/>
+    <w:basedOn w:val="Normal"/>
+    <w:uiPriority w:val="99"/>
+    <w:semiHidden/>
+    <w:unhideWhenUsed/>
+    <w:rsid w:val="00F54462"/>
+    <w:pPr>
+      <w:numPr>
+        <w:numId w:val="28"/>
+      </w:numPr>
+      <w:contextualSpacing/>
+    </w:pPr>
+  </w:style>
+  <w:style w:type="paragraph" w:styleId="Listaconnmeros3">
+    <w:name w:val="List Number 3"/>
+    <w:basedOn w:val="Normal"/>
+    <w:uiPriority w:val="99"/>
+    <w:semiHidden/>
+    <w:unhideWhenUsed/>
+    <w:rsid w:val="00F54462"/>
+    <w:pPr>
+      <w:numPr>
+        <w:numId w:val="29"/>
+      </w:numPr>
+      <w:contextualSpacing/>
+    </w:pPr>
+  </w:style>
+  <w:style w:type="paragraph" w:styleId="Listaconnmeros4">
+    <w:name w:val="List Number 4"/>
+    <w:basedOn w:val="Normal"/>
+    <w:uiPriority w:val="99"/>
+    <w:semiHidden/>
+    <w:unhideWhenUsed/>
+    <w:rsid w:val="00F54462"/>
+    <w:pPr>
+      <w:numPr>
+        <w:numId w:val="30"/>
+      </w:numPr>
+      <w:contextualSpacing/>
+    </w:pPr>
+  </w:style>
+  <w:style w:type="paragraph" w:styleId="Listaconnmeros5">
+    <w:name w:val="List Number 5"/>
+    <w:basedOn w:val="Normal"/>
+    <w:uiPriority w:val="99"/>
+    <w:semiHidden/>
+    <w:unhideWhenUsed/>
+    <w:rsid w:val="00F54462"/>
+    <w:pPr>
+      <w:numPr>
+        <w:numId w:val="31"/>
+      </w:numPr>
+      <w:contextualSpacing/>
+    </w:pPr>
+  </w:style>
+  <w:style w:type="paragraph" w:styleId="Listaconvietas2">
+    <w:name w:val="List Bullet 2"/>
+    <w:basedOn w:val="Normal"/>
+    <w:uiPriority w:val="99"/>
+    <w:semiHidden/>
+    <w:unhideWhenUsed/>
+    <w:rsid w:val="00F54462"/>
+    <w:pPr>
+      <w:numPr>
+        <w:numId w:val="32"/>
+      </w:numPr>
+      <w:contextualSpacing/>
+    </w:pPr>
+  </w:style>
+  <w:style w:type="paragraph" w:styleId="Listaconvietas3">
+    <w:name w:val="List Bullet 3"/>
+    <w:basedOn w:val="Normal"/>
+    <w:uiPriority w:val="99"/>
+    <w:semiHidden/>
+    <w:unhideWhenUsed/>
+    <w:rsid w:val="00F54462"/>
+    <w:pPr>
+      <w:numPr>
+        <w:numId w:val="33"/>
+      </w:numPr>
+      <w:contextualSpacing/>
+    </w:pPr>
+  </w:style>
+  <w:style w:type="paragraph" w:styleId="Listaconvietas4">
+    <w:name w:val="List Bullet 4"/>
+    <w:basedOn w:val="Normal"/>
+    <w:uiPriority w:val="99"/>
+    <w:semiHidden/>
+    <w:unhideWhenUsed/>
+    <w:rsid w:val="00F54462"/>
+    <w:pPr>
+      <w:numPr>
+        <w:numId w:val="34"/>
+      </w:numPr>
+      <w:contextualSpacing/>
+    </w:pPr>
+  </w:style>
+  <w:style w:type="paragraph" w:styleId="Listaconvietas5">
+    <w:name w:val="List Bullet 5"/>
+    <w:basedOn w:val="Normal"/>
+    <w:uiPriority w:val="99"/>
+    <w:semiHidden/>
+    <w:unhideWhenUsed/>
+    <w:rsid w:val="00F54462"/>
+    <w:pPr>
+      <w:numPr>
+        <w:numId w:val="35"/>
+      </w:numPr>
+      <w:contextualSpacing/>
+    </w:pPr>
+  </w:style>
+  <w:style w:type="paragraph" w:styleId="Mapadeldocumento">
+    <w:name w:val="Document Map"/>
+    <w:basedOn w:val="Normal"/>
+    <w:link w:val="MapadeldocumentoCar"/>
+    <w:uiPriority w:val="99"/>
+    <w:semiHidden/>
+    <w:unhideWhenUsed/>
+    <w:rsid w:val="00F54462"/>
+    <w:pPr>
+      <w:spacing w:before="0" w:after="0" w:line="240" w:lineRule="auto"/>
+    </w:pPr>
+    <w:rPr>
+      <w:rFonts w:ascii="Segoe UI" w:hAnsi="Segoe UI" w:cs="Segoe UI"/>
+      <w:sz w:val="16"/>
+      <w:szCs w:val="16"/>
+    </w:rPr>
+  </w:style>
+  <w:style w:type="character" w:customStyle="1" w:styleId="MapadeldocumentoCar">
+    <w:name w:val="Mapa del documento Car"/>
+    <w:basedOn w:val="Fuentedeprrafopredeter"/>
+    <w:link w:val="Mapadeldocumento"/>
+    <w:uiPriority w:val="99"/>
+    <w:semiHidden/>
+    <w:rsid w:val="00F54462"/>
+    <w:rPr>
+      <w:rFonts w:ascii="Segoe UI" w:hAnsi="Segoe UI" w:cs="Segoe UI"/>
+      <w:kern w:val="2"/>
+      <w:sz w:val="16"/>
+      <w:szCs w:val="16"/>
+      <w:lang w:eastAsia="en-US"/>
+    </w:rPr>
+  </w:style>
+  <w:style w:type="paragraph" w:styleId="Remitedesobre">
+    <w:name w:val="envelope return"/>
+    <w:basedOn w:val="Normal"/>
+    <w:uiPriority w:val="99"/>
+    <w:semiHidden/>
+    <w:unhideWhenUsed/>
+    <w:rsid w:val="00F54462"/>
+    <w:pPr>
+      <w:spacing w:before="0" w:after="0" w:line="240" w:lineRule="auto"/>
+    </w:pPr>
+    <w:rPr>
+      <w:rFonts w:asciiTheme="majorHAnsi" w:eastAsiaTheme="majorEastAsia" w:hAnsiTheme="majorHAnsi" w:cstheme="majorBidi"/>
+      <w:sz w:val="20"/>
+      <w:szCs w:val="20"/>
+    </w:rPr>
+  </w:style>
+  <w:style w:type="paragraph" w:styleId="Saludo">
+    <w:name w:val="Salutation"/>
+    <w:basedOn w:val="Normal"/>
+    <w:next w:val="Normal"/>
+    <w:link w:val="SaludoCar"/>
+    <w:uiPriority w:val="99"/>
+    <w:semiHidden/>
+    <w:unhideWhenUsed/>
+    <w:rsid w:val="00F54462"/>
+  </w:style>
+  <w:style w:type="character" w:customStyle="1" w:styleId="SaludoCar">
+    <w:name w:val="Saludo Car"/>
+    <w:basedOn w:val="Fuentedeprrafopredeter"/>
+    <w:link w:val="Saludo"/>
+    <w:uiPriority w:val="99"/>
+    <w:semiHidden/>
+    <w:rsid w:val="00F54462"/>
+    <w:rPr>
+      <w:kern w:val="2"/>
+      <w:sz w:val="28"/>
+      <w:szCs w:val="22"/>
+      <w:lang w:eastAsia="en-US"/>
+    </w:rPr>
+  </w:style>
+  <w:style w:type="paragraph" w:styleId="Sangra2detindependiente">
+    <w:name w:val="Body Text Indent 2"/>
+    <w:basedOn w:val="Normal"/>
+    <w:link w:val="Sangra2detindependienteCar"/>
+    <w:uiPriority w:val="99"/>
+    <w:semiHidden/>
+    <w:unhideWhenUsed/>
+    <w:rsid w:val="00F54462"/>
+    <w:pPr>
+      <w:spacing w:line="480" w:lineRule="auto"/>
+      <w:ind w:left="283"/>
+    </w:pPr>
+  </w:style>
+  <w:style w:type="character" w:customStyle="1" w:styleId="Sangra2detindependienteCar">
+    <w:name w:val="Sangría 2 de t. independiente Car"/>
+    <w:basedOn w:val="Fuentedeprrafopredeter"/>
+    <w:link w:val="Sangra2detindependiente"/>
+    <w:uiPriority w:val="99"/>
+    <w:semiHidden/>
+    <w:rsid w:val="00F54462"/>
+    <w:rPr>
+      <w:kern w:val="2"/>
+      <w:sz w:val="28"/>
+      <w:szCs w:val="22"/>
+      <w:lang w:eastAsia="en-US"/>
+    </w:rPr>
+  </w:style>
+  <w:style w:type="paragraph" w:styleId="Sangra3detindependiente">
+    <w:name w:val="Body Text Indent 3"/>
+    <w:basedOn w:val="Normal"/>
+    <w:link w:val="Sangra3detindependienteCar"/>
+    <w:uiPriority w:val="99"/>
+    <w:semiHidden/>
+    <w:unhideWhenUsed/>
+    <w:rsid w:val="00F54462"/>
+    <w:pPr>
+      <w:ind w:left="283"/>
+    </w:pPr>
+    <w:rPr>
+      <w:sz w:val="16"/>
+      <w:szCs w:val="16"/>
+    </w:rPr>
+  </w:style>
+  <w:style w:type="character" w:customStyle="1" w:styleId="Sangra3detindependienteCar">
+    <w:name w:val="Sangría 3 de t. independiente Car"/>
+    <w:basedOn w:val="Fuentedeprrafopredeter"/>
+    <w:link w:val="Sangra3detindependiente"/>
+    <w:uiPriority w:val="99"/>
+    <w:semiHidden/>
+    <w:rsid w:val="00F54462"/>
+    <w:rPr>
+      <w:kern w:val="2"/>
+      <w:sz w:val="16"/>
+      <w:szCs w:val="16"/>
+      <w:lang w:eastAsia="en-US"/>
+    </w:rPr>
+  </w:style>
+  <w:style w:type="paragraph" w:styleId="Sangradetextonormal">
+    <w:name w:val="Body Text Indent"/>
+    <w:basedOn w:val="Normal"/>
+    <w:link w:val="SangradetextonormalCar"/>
+    <w:uiPriority w:val="99"/>
+    <w:semiHidden/>
+    <w:unhideWhenUsed/>
+    <w:rsid w:val="00F54462"/>
+    <w:pPr>
+      <w:ind w:left="283"/>
+    </w:pPr>
+  </w:style>
+  <w:style w:type="character" w:customStyle="1" w:styleId="SangradetextonormalCar">
+    <w:name w:val="Sangría de texto normal Car"/>
+    <w:basedOn w:val="Fuentedeprrafopredeter"/>
+    <w:link w:val="Sangradetextonormal"/>
+    <w:uiPriority w:val="99"/>
+    <w:semiHidden/>
+    <w:rsid w:val="00F54462"/>
+    <w:rPr>
+      <w:kern w:val="2"/>
+      <w:sz w:val="28"/>
+      <w:szCs w:val="22"/>
+      <w:lang w:eastAsia="en-US"/>
+    </w:rPr>
+  </w:style>
+  <w:style w:type="paragraph" w:styleId="Sangranormal">
+    <w:name w:val="Normal Indent"/>
+    <w:basedOn w:val="Normal"/>
+    <w:uiPriority w:val="99"/>
+    <w:semiHidden/>
+    <w:unhideWhenUsed/>
+    <w:rsid w:val="00F54462"/>
+    <w:pPr>
+      <w:ind w:left="708"/>
+    </w:pPr>
+  </w:style>
+  <w:style w:type="paragraph" w:styleId="Sinespaciado">
+    <w:name w:val="No Spacing"/>
+    <w:uiPriority w:val="1"/>
+    <w:qFormat/>
+    <w:rsid w:val="00F54462"/>
+    <w:pPr>
+      <w:ind w:firstLine="709"/>
+    </w:pPr>
+    <w:rPr>
+      <w:kern w:val="2"/>
+      <w:sz w:val="28"/>
+      <w:szCs w:val="22"/>
+      <w:lang w:eastAsia="en-US"/>
+    </w:rPr>
+  </w:style>
+  <w:style w:type="paragraph" w:styleId="Subttulo">
+    <w:name w:val="Subtitle"/>
+    <w:basedOn w:val="Normal"/>
+    <w:next w:val="Normal"/>
+    <w:link w:val="SubttuloCar"/>
+    <w:uiPriority w:val="11"/>
+    <w:qFormat/>
+    <w:rsid w:val="00F54462"/>
+    <w:pPr>
+      <w:numPr>
+        <w:ilvl w:val="1"/>
+      </w:numPr>
+      <w:spacing w:after="160"/>
+      <w:ind w:firstLine="709"/>
+    </w:pPr>
+    <w:rPr>
+      <w:rFonts w:asciiTheme="minorHAnsi" w:eastAsiaTheme="minorEastAsia" w:hAnsiTheme="minorHAnsi" w:cstheme="minorBidi"/>
+      <w:color w:val="5A5A5A" w:themeColor="text1" w:themeTint="A5"/>
+      <w:spacing w:val="15"/>
+      <w:sz w:val="22"/>
+    </w:rPr>
+  </w:style>
+  <w:style w:type="character" w:customStyle="1" w:styleId="SubttuloCar">
+    <w:name w:val="Subtítulo Car"/>
+    <w:basedOn w:val="Fuentedeprrafopredeter"/>
+    <w:link w:val="Subttulo"/>
+    <w:uiPriority w:val="11"/>
+    <w:rsid w:val="00F54462"/>
+    <w:rPr>
+      <w:rFonts w:asciiTheme="minorHAnsi" w:eastAsiaTheme="minorEastAsia" w:hAnsiTheme="minorHAnsi" w:cstheme="minorBidi"/>
+      <w:color w:val="5A5A5A" w:themeColor="text1" w:themeTint="A5"/>
+      <w:spacing w:val="15"/>
+      <w:kern w:val="2"/>
+      <w:sz w:val="22"/>
+      <w:szCs w:val="22"/>
+      <w:lang w:eastAsia="en-US"/>
+    </w:rPr>
+  </w:style>
+  <w:style w:type="paragraph" w:styleId="Tabladeilustraciones">
+    <w:name w:val="table of figures"/>
+    <w:basedOn w:val="Normal"/>
+    <w:next w:val="Normal"/>
+    <w:uiPriority w:val="99"/>
+    <w:semiHidden/>
+    <w:unhideWhenUsed/>
+    <w:rsid w:val="00F54462"/>
+    <w:pPr>
+      <w:spacing w:after="0"/>
+    </w:pPr>
+  </w:style>
+  <w:style w:type="paragraph" w:styleId="TDC4">
+    <w:name w:val="toc 4"/>
+    <w:basedOn w:val="Normal"/>
+    <w:next w:val="Normal"/>
+    <w:autoRedefine/>
+    <w:uiPriority w:val="39"/>
+    <w:semiHidden/>
+    <w:unhideWhenUsed/>
+    <w:rsid w:val="00F54462"/>
+    <w:pPr>
+      <w:spacing w:after="100"/>
+      <w:ind w:left="840"/>
+    </w:pPr>
+  </w:style>
+  <w:style w:type="paragraph" w:styleId="TDC5">
+    <w:name w:val="toc 5"/>
+    <w:basedOn w:val="Normal"/>
+    <w:next w:val="Normal"/>
+    <w:autoRedefine/>
+    <w:uiPriority w:val="39"/>
+    <w:semiHidden/>
+    <w:unhideWhenUsed/>
+    <w:rsid w:val="00F54462"/>
+    <w:pPr>
+      <w:spacing w:after="100"/>
+      <w:ind w:left="1120"/>
+    </w:pPr>
+  </w:style>
+  <w:style w:type="paragraph" w:styleId="TDC6">
+    <w:name w:val="toc 6"/>
+    <w:basedOn w:val="Normal"/>
+    <w:next w:val="Normal"/>
+    <w:autoRedefine/>
+    <w:uiPriority w:val="39"/>
+    <w:semiHidden/>
+    <w:unhideWhenUsed/>
+    <w:rsid w:val="00F54462"/>
+    <w:pPr>
+      <w:spacing w:after="100"/>
+      <w:ind w:left="1400"/>
+    </w:pPr>
+  </w:style>
+  <w:style w:type="paragraph" w:styleId="TDC7">
+    <w:name w:val="toc 7"/>
+    <w:basedOn w:val="Normal"/>
+    <w:next w:val="Normal"/>
+    <w:autoRedefine/>
+    <w:uiPriority w:val="39"/>
+    <w:semiHidden/>
+    <w:unhideWhenUsed/>
+    <w:rsid w:val="00F54462"/>
+    <w:pPr>
+      <w:spacing w:after="100"/>
+      <w:ind w:left="1680"/>
+    </w:pPr>
+  </w:style>
+  <w:style w:type="paragraph" w:styleId="TDC8">
+    <w:name w:val="toc 8"/>
+    <w:basedOn w:val="Normal"/>
+    <w:next w:val="Normal"/>
+    <w:autoRedefine/>
+    <w:uiPriority w:val="39"/>
+    <w:semiHidden/>
+    <w:unhideWhenUsed/>
+    <w:rsid w:val="00F54462"/>
+    <w:pPr>
+      <w:spacing w:after="100"/>
+      <w:ind w:left="1960"/>
+    </w:pPr>
+  </w:style>
+  <w:style w:type="paragraph" w:styleId="TDC9">
+    <w:name w:val="toc 9"/>
+    <w:basedOn w:val="Normal"/>
+    <w:next w:val="Normal"/>
+    <w:autoRedefine/>
+    <w:uiPriority w:val="39"/>
+    <w:semiHidden/>
+    <w:unhideWhenUsed/>
+    <w:rsid w:val="00F54462"/>
+    <w:pPr>
+      <w:spacing w:after="100"/>
+      <w:ind w:left="2240"/>
+    </w:pPr>
+  </w:style>
+  <w:style w:type="paragraph" w:styleId="Textoconsangra">
+    <w:name w:val="table of authorities"/>
+    <w:basedOn w:val="Normal"/>
+    <w:next w:val="Normal"/>
+    <w:uiPriority w:val="99"/>
+    <w:semiHidden/>
+    <w:unhideWhenUsed/>
+    <w:rsid w:val="00F54462"/>
+    <w:pPr>
+      <w:spacing w:after="0"/>
+      <w:ind w:left="280" w:hanging="280"/>
+    </w:pPr>
+  </w:style>
+  <w:style w:type="paragraph" w:styleId="Textodebloque">
+    <w:name w:val="Block Text"/>
+    <w:basedOn w:val="Normal"/>
+    <w:uiPriority w:val="99"/>
+    <w:semiHidden/>
+    <w:unhideWhenUsed/>
+    <w:rsid w:val="00F54462"/>
+    <w:pPr>
+      <w:pBdr>
+        <w:top w:val="single" w:sz="2" w:space="10" w:color="4472C4" w:themeColor="accent1"/>
+        <w:left w:val="single" w:sz="2" w:space="10" w:color="4472C4" w:themeColor="accent1"/>
+        <w:bottom w:val="single" w:sz="2" w:space="10" w:color="4472C4" w:themeColor="accent1"/>
+        <w:right w:val="single" w:sz="2" w:space="10" w:color="4472C4" w:themeColor="accent1"/>
+      </w:pBdr>
+      <w:ind w:left="1152" w:right="1152"/>
+    </w:pPr>
+    <w:rPr>
+      <w:rFonts w:asciiTheme="minorHAnsi" w:eastAsiaTheme="minorEastAsia" w:hAnsiTheme="minorHAnsi" w:cstheme="minorBidi"/>
+      <w:i/>
+      <w:iCs/>
+      <w:color w:val="4472C4" w:themeColor="accent1"/>
+    </w:rPr>
+  </w:style>
+  <w:style w:type="paragraph" w:styleId="Textoindependiente">
+    <w:name w:val="Body Text"/>
+    <w:basedOn w:val="Normal"/>
+    <w:link w:val="TextoindependienteCar"/>
+    <w:uiPriority w:val="99"/>
+    <w:semiHidden/>
+    <w:unhideWhenUsed/>
+    <w:rsid w:val="00F54462"/>
+  </w:style>
+  <w:style w:type="character" w:customStyle="1" w:styleId="TextoindependienteCar">
+    <w:name w:val="Texto independiente Car"/>
+    <w:basedOn w:val="Fuentedeprrafopredeter"/>
+    <w:link w:val="Textoindependiente"/>
+    <w:uiPriority w:val="99"/>
+    <w:semiHidden/>
+    <w:rsid w:val="00F54462"/>
+    <w:rPr>
+      <w:kern w:val="2"/>
+      <w:sz w:val="28"/>
+      <w:szCs w:val="22"/>
+      <w:lang w:eastAsia="en-US"/>
+    </w:rPr>
+  </w:style>
+  <w:style w:type="paragraph" w:styleId="Textoindependiente2">
+    <w:name w:val="Body Text 2"/>
+    <w:basedOn w:val="Normal"/>
+    <w:link w:val="Textoindependiente2Car"/>
+    <w:uiPriority w:val="99"/>
+    <w:semiHidden/>
+    <w:unhideWhenUsed/>
+    <w:rsid w:val="00F54462"/>
+    <w:pPr>
+      <w:spacing w:line="480" w:lineRule="auto"/>
+    </w:pPr>
+  </w:style>
+  <w:style w:type="character" w:customStyle="1" w:styleId="Textoindependiente2Car">
+    <w:name w:val="Texto independiente 2 Car"/>
+    <w:basedOn w:val="Fuentedeprrafopredeter"/>
+    <w:link w:val="Textoindependiente2"/>
+    <w:uiPriority w:val="99"/>
+    <w:semiHidden/>
+    <w:rsid w:val="00F54462"/>
+    <w:rPr>
+      <w:kern w:val="2"/>
+      <w:sz w:val="28"/>
+      <w:szCs w:val="22"/>
+      <w:lang w:eastAsia="en-US"/>
+    </w:rPr>
+  </w:style>
+  <w:style w:type="paragraph" w:styleId="Textoindependiente3">
+    <w:name w:val="Body Text 3"/>
+    <w:basedOn w:val="Normal"/>
+    <w:link w:val="Textoindependiente3Car"/>
+    <w:uiPriority w:val="99"/>
+    <w:semiHidden/>
+    <w:unhideWhenUsed/>
+    <w:rsid w:val="00F54462"/>
+    <w:rPr>
+      <w:sz w:val="16"/>
+      <w:szCs w:val="16"/>
+    </w:rPr>
+  </w:style>
+  <w:style w:type="character" w:customStyle="1" w:styleId="Textoindependiente3Car">
+    <w:name w:val="Texto independiente 3 Car"/>
+    <w:basedOn w:val="Fuentedeprrafopredeter"/>
+    <w:link w:val="Textoindependiente3"/>
+    <w:uiPriority w:val="99"/>
+    <w:semiHidden/>
+    <w:rsid w:val="00F54462"/>
+    <w:rPr>
+      <w:kern w:val="2"/>
+      <w:sz w:val="16"/>
+      <w:szCs w:val="16"/>
+      <w:lang w:eastAsia="en-US"/>
+    </w:rPr>
+  </w:style>
+  <w:style w:type="paragraph" w:styleId="Textoindependienteprimerasangra">
+    <w:name w:val="Body Text First Indent"/>
+    <w:basedOn w:val="Textoindependiente"/>
+    <w:link w:val="TextoindependienteprimerasangraCar"/>
+    <w:uiPriority w:val="99"/>
+    <w:semiHidden/>
+    <w:unhideWhenUsed/>
+    <w:rsid w:val="00F54462"/>
+    <w:pPr>
+      <w:ind w:firstLine="360"/>
+    </w:pPr>
+  </w:style>
+  <w:style w:type="character" w:customStyle="1" w:styleId="TextoindependienteprimerasangraCar">
+    <w:name w:val="Texto independiente primera sangría Car"/>
+    <w:basedOn w:val="TextoindependienteCar"/>
+    <w:link w:val="Textoindependienteprimerasangra"/>
+    <w:uiPriority w:val="99"/>
+    <w:semiHidden/>
+    <w:rsid w:val="00F54462"/>
+    <w:rPr>
+      <w:kern w:val="2"/>
+      <w:sz w:val="28"/>
+      <w:szCs w:val="22"/>
+      <w:lang w:eastAsia="en-US"/>
+    </w:rPr>
+  </w:style>
+  <w:style w:type="paragraph" w:styleId="Textoindependienteprimerasangra2">
+    <w:name w:val="Body Text First Indent 2"/>
+    <w:basedOn w:val="Sangradetextonormal"/>
+    <w:link w:val="Textoindependienteprimerasangra2Car"/>
+    <w:uiPriority w:val="99"/>
+    <w:semiHidden/>
+    <w:unhideWhenUsed/>
+    <w:rsid w:val="00F54462"/>
+    <w:pPr>
+      <w:ind w:left="360" w:firstLine="360"/>
+    </w:pPr>
+  </w:style>
+  <w:style w:type="character" w:customStyle="1" w:styleId="Textoindependienteprimerasangra2Car">
+    <w:name w:val="Texto independiente primera sangría 2 Car"/>
+    <w:basedOn w:val="SangradetextonormalCar"/>
+    <w:link w:val="Textoindependienteprimerasangra2"/>
+    <w:uiPriority w:val="99"/>
+    <w:semiHidden/>
+    <w:rsid w:val="00F54462"/>
+    <w:rPr>
+      <w:kern w:val="2"/>
+      <w:sz w:val="28"/>
+      <w:szCs w:val="22"/>
+      <w:lang w:eastAsia="en-US"/>
+    </w:rPr>
+  </w:style>
+  <w:style w:type="paragraph" w:styleId="Textomacro">
+    <w:name w:val="macro"/>
+    <w:link w:val="TextomacroCar"/>
+    <w:uiPriority w:val="99"/>
+    <w:semiHidden/>
+    <w:unhideWhenUsed/>
+    <w:rsid w:val="00F54462"/>
+    <w:pPr>
+      <w:tabs>
+        <w:tab w:val="left" w:pos="480"/>
+        <w:tab w:val="left" w:pos="960"/>
+        <w:tab w:val="left" w:pos="1440"/>
+        <w:tab w:val="left" w:pos="1920"/>
+        <w:tab w:val="left" w:pos="2400"/>
+        <w:tab w:val="left" w:pos="2880"/>
+        <w:tab w:val="left" w:pos="3360"/>
+        <w:tab w:val="left" w:pos="3840"/>
+        <w:tab w:val="left" w:pos="4320"/>
+      </w:tabs>
+      <w:spacing w:before="160" w:line="360" w:lineRule="auto"/>
+      <w:ind w:firstLine="709"/>
+    </w:pPr>
+    <w:rPr>
+      <w:rFonts w:ascii="Consolas" w:hAnsi="Consolas"/>
+      <w:kern w:val="2"/>
+      <w:lang w:eastAsia="en-US"/>
+    </w:rPr>
+  </w:style>
+  <w:style w:type="character" w:customStyle="1" w:styleId="TextomacroCar">
+    <w:name w:val="Texto macro Car"/>
+    <w:basedOn w:val="Fuentedeprrafopredeter"/>
+    <w:link w:val="Textomacro"/>
+    <w:uiPriority w:val="99"/>
+    <w:semiHidden/>
+    <w:rsid w:val="00F54462"/>
+    <w:rPr>
+      <w:rFonts w:ascii="Consolas" w:hAnsi="Consolas"/>
+      <w:kern w:val="2"/>
+      <w:lang w:eastAsia="en-US"/>
+    </w:rPr>
+  </w:style>
+  <w:style w:type="paragraph" w:styleId="Textonotaalfinal">
+    <w:name w:val="endnote text"/>
+    <w:basedOn w:val="Normal"/>
+    <w:link w:val="TextonotaalfinalCar"/>
+    <w:uiPriority w:val="99"/>
+    <w:semiHidden/>
+    <w:unhideWhenUsed/>
+    <w:rsid w:val="00F54462"/>
+    <w:pPr>
+      <w:spacing w:before="0" w:after="0" w:line="240" w:lineRule="auto"/>
+    </w:pPr>
+    <w:rPr>
+      <w:sz w:val="20"/>
+      <w:szCs w:val="20"/>
+    </w:rPr>
+  </w:style>
+  <w:style w:type="character" w:customStyle="1" w:styleId="TextonotaalfinalCar">
+    <w:name w:val="Texto nota al final Car"/>
+    <w:basedOn w:val="Fuentedeprrafopredeter"/>
+    <w:link w:val="Textonotaalfinal"/>
+    <w:uiPriority w:val="99"/>
+    <w:semiHidden/>
+    <w:rsid w:val="00F54462"/>
+    <w:rPr>
+      <w:kern w:val="2"/>
+      <w:lang w:eastAsia="en-US"/>
+    </w:rPr>
+  </w:style>
+  <w:style w:type="paragraph" w:styleId="Textonotapie">
+    <w:name w:val="footnote text"/>
+    <w:basedOn w:val="Normal"/>
+    <w:link w:val="TextonotapieCar"/>
+    <w:uiPriority w:val="99"/>
+    <w:semiHidden/>
+    <w:unhideWhenUsed/>
+    <w:rsid w:val="00F54462"/>
+    <w:pPr>
+      <w:spacing w:before="0" w:after="0" w:line="240" w:lineRule="auto"/>
+    </w:pPr>
+    <w:rPr>
+      <w:sz w:val="20"/>
+      <w:szCs w:val="20"/>
+    </w:rPr>
+  </w:style>
+  <w:style w:type="character" w:customStyle="1" w:styleId="TextonotapieCar">
+    <w:name w:val="Texto nota pie Car"/>
+    <w:basedOn w:val="Fuentedeprrafopredeter"/>
+    <w:link w:val="Textonotapie"/>
+    <w:uiPriority w:val="99"/>
+    <w:semiHidden/>
+    <w:rsid w:val="00F54462"/>
+    <w:rPr>
+      <w:kern w:val="2"/>
+      <w:lang w:eastAsia="en-US"/>
+    </w:rPr>
+  </w:style>
+  <w:style w:type="paragraph" w:styleId="Textosinformato">
+    <w:name w:val="Plain Text"/>
+    <w:basedOn w:val="Normal"/>
+    <w:link w:val="TextosinformatoCar"/>
+    <w:uiPriority w:val="99"/>
+    <w:semiHidden/>
+    <w:unhideWhenUsed/>
+    <w:rsid w:val="00F54462"/>
+    <w:pPr>
+      <w:spacing w:before="0" w:after="0" w:line="240" w:lineRule="auto"/>
+    </w:pPr>
+    <w:rPr>
+      <w:rFonts w:ascii="Consolas" w:hAnsi="Consolas"/>
+      <w:sz w:val="21"/>
+      <w:szCs w:val="21"/>
+    </w:rPr>
+  </w:style>
+  <w:style w:type="character" w:customStyle="1" w:styleId="TextosinformatoCar">
+    <w:name w:val="Texto sin formato Car"/>
+    <w:basedOn w:val="Fuentedeprrafopredeter"/>
+    <w:link w:val="Textosinformato"/>
+    <w:uiPriority w:val="99"/>
+    <w:semiHidden/>
+    <w:rsid w:val="00F54462"/>
+    <w:rPr>
+      <w:rFonts w:ascii="Consolas" w:hAnsi="Consolas"/>
+      <w:kern w:val="2"/>
+      <w:sz w:val="21"/>
+      <w:szCs w:val="21"/>
+      <w:lang w:eastAsia="en-US"/>
+    </w:rPr>
+  </w:style>
+  <w:style w:type="paragraph" w:styleId="Ttulodendice">
+    <w:name w:val="index heading"/>
+    <w:basedOn w:val="Normal"/>
+    <w:next w:val="ndice1"/>
+    <w:uiPriority w:val="99"/>
+    <w:semiHidden/>
+    <w:unhideWhenUsed/>
+    <w:rsid w:val="00F54462"/>
+    <w:rPr>
+      <w:rFonts w:asciiTheme="majorHAnsi" w:eastAsiaTheme="majorEastAsia" w:hAnsiTheme="majorHAnsi" w:cstheme="majorBidi"/>
+      <w:b/>
+      <w:bCs/>
+    </w:rPr>
+  </w:style>
 </w:styles>
 </file>
 
@@ -17315,21 +18698,6 @@
 </file>
 
 <file path=customXml/item1.xml><?xml version="1.0" encoding="utf-8"?>
-<b:Sources xmlns:b="http://schemas.openxmlformats.org/officeDocument/2006/bibliography" xmlns="http://schemas.openxmlformats.org/officeDocument/2006/bibliography" SelectedStyle="\APASixthEditionOfficeOnline.xsl" StyleName="APA" Version="6"/>
-</file>
-
-<file path=customXml/item2.xml><?xml version="1.0" encoding="utf-8"?>
-<p:properties xmlns:p="http://schemas.microsoft.com/office/2006/metadata/properties" xmlns:xsi="http://www.w3.org/2001/XMLSchema-instance" xmlns:pc="http://schemas.microsoft.com/office/infopath/2007/PartnerControls">
-  <documentManagement>
-    <TaxCatchAll xmlns="13c90a0b-73bc-4dc0-be5f-28d77b615beb" xsi:nil="true"/>
-    <lcf76f155ced4ddcb4097134ff3c332f xmlns="13c93bba-48ce-428c-bfe5-88b42c19b028">
-      <Terms xmlns="http://schemas.microsoft.com/office/infopath/2007/PartnerControls"/>
-    </lcf76f155ced4ddcb4097134ff3c332f>
-  </documentManagement>
-</p:properties>
-</file>
-
-<file path=customXml/item3.xml><?xml version="1.0" encoding="utf-8"?>
 <ct:contentTypeSchema xmlns:ct="http://schemas.microsoft.com/office/2006/metadata/contentType" xmlns:ma="http://schemas.microsoft.com/office/2006/metadata/properties/metaAttributes" ct:_="" ma:_="" ma:contentTypeName="Documento" ma:contentTypeID="0x0101006A81D6BD42E8DF4C91013959704817E1" ma:contentTypeVersion="15" ma:contentTypeDescription="Crear nuevo documento." ma:contentTypeScope="" ma:versionID="bf4f72ffd194f0963ff564daca6869f7">
   <xsd:schema xmlns:xsd="http://www.w3.org/2001/XMLSchema" xmlns:xs="http://www.w3.org/2001/XMLSchema" xmlns:p="http://schemas.microsoft.com/office/2006/metadata/properties" xmlns:ns2="13c90a0b-73bc-4dc0-be5f-28d77b615beb" xmlns:ns3="13c93bba-48ce-428c-bfe5-88b42c19b028" targetNamespace="http://schemas.microsoft.com/office/2006/metadata/properties" ma:root="true" ma:fieldsID="8718d6f4873a5b1392a45044efa78385" ns2:_="" ns3:_="">
     <xsd:import namespace="13c90a0b-73bc-4dc0-be5f-28d77b615beb"/>
@@ -17564,6 +18932,21 @@
 </ct:contentTypeSchema>
 </file>
 
+<file path=customXml/item2.xml><?xml version="1.0" encoding="utf-8"?>
+<p:properties xmlns:p="http://schemas.microsoft.com/office/2006/metadata/properties" xmlns:xsi="http://www.w3.org/2001/XMLSchema-instance" xmlns:pc="http://schemas.microsoft.com/office/infopath/2007/PartnerControls">
+  <documentManagement>
+    <TaxCatchAll xmlns="13c90a0b-73bc-4dc0-be5f-28d77b615beb" xsi:nil="true"/>
+    <lcf76f155ced4ddcb4097134ff3c332f xmlns="13c93bba-48ce-428c-bfe5-88b42c19b028">
+      <Terms xmlns="http://schemas.microsoft.com/office/infopath/2007/PartnerControls"/>
+    </lcf76f155ced4ddcb4097134ff3c332f>
+  </documentManagement>
+</p:properties>
+</file>
+
+<file path=customXml/item3.xml><?xml version="1.0" encoding="utf-8"?>
+<b:Sources xmlns:b="http://schemas.openxmlformats.org/officeDocument/2006/bibliography" xmlns="http://schemas.openxmlformats.org/officeDocument/2006/bibliography" SelectedStyle="\APASixthEditionOfficeOnline.xsl" StyleName="APA" Version="6"/>
+</file>
+
 <file path=customXml/item4.xml><?xml version="1.0" encoding="utf-8"?>
 <?mso-contentType ?>
 <FormTemplates xmlns="http://schemas.microsoft.com/sharepoint/v3/contenttype/forms">
@@ -17574,25 +18957,6 @@
 </file>
 
 <file path=customXml/itemProps1.xml><?xml version="1.0" encoding="utf-8"?>
-<ds:datastoreItem xmlns:ds="http://schemas.openxmlformats.org/officeDocument/2006/customXml" ds:itemID="{1AF2C25B-FB23-49D7-861B-D97474F002D2}">
-  <ds:schemaRefs>
-    <ds:schemaRef ds:uri="http://schemas.openxmlformats.org/officeDocument/2006/bibliography"/>
-  </ds:schemaRefs>
-</ds:datastoreItem>
-</file>
-
-<file path=customXml/itemProps2.xml><?xml version="1.0" encoding="utf-8"?>
-<ds:datastoreItem xmlns:ds="http://schemas.openxmlformats.org/officeDocument/2006/customXml" ds:itemID="{CEECB56F-E1D8-45BF-A0A3-B5258E7263D4}">
-  <ds:schemaRefs>
-    <ds:schemaRef ds:uri="http://schemas.microsoft.com/office/2006/metadata/properties"/>
-    <ds:schemaRef ds:uri="http://schemas.microsoft.com/office/infopath/2007/PartnerControls"/>
-    <ds:schemaRef ds:uri="13c90a0b-73bc-4dc0-be5f-28d77b615beb"/>
-    <ds:schemaRef ds:uri="13c93bba-48ce-428c-bfe5-88b42c19b028"/>
-  </ds:schemaRefs>
-</ds:datastoreItem>
-</file>
-
-<file path=customXml/itemProps3.xml><?xml version="1.0" encoding="utf-8"?>
 <ds:datastoreItem xmlns:ds="http://schemas.openxmlformats.org/officeDocument/2006/customXml" ds:itemID="{4B3C6E78-634C-4AE7-B2E1-4D68F5BA9D52}">
   <ds:schemaRefs>
     <ds:schemaRef ds:uri="http://schemas.microsoft.com/office/2006/metadata/contentType"/>
@@ -17611,6 +18975,25 @@
 </ds:datastoreItem>
 </file>
 
+<file path=customXml/itemProps2.xml><?xml version="1.0" encoding="utf-8"?>
+<ds:datastoreItem xmlns:ds="http://schemas.openxmlformats.org/officeDocument/2006/customXml" ds:itemID="{CEECB56F-E1D8-45BF-A0A3-B5258E7263D4}">
+  <ds:schemaRefs>
+    <ds:schemaRef ds:uri="http://schemas.microsoft.com/office/2006/metadata/properties"/>
+    <ds:schemaRef ds:uri="http://schemas.microsoft.com/office/infopath/2007/PartnerControls"/>
+    <ds:schemaRef ds:uri="13c90a0b-73bc-4dc0-be5f-28d77b615beb"/>
+    <ds:schemaRef ds:uri="13c93bba-48ce-428c-bfe5-88b42c19b028"/>
+  </ds:schemaRefs>
+</ds:datastoreItem>
+</file>
+
+<file path=customXml/itemProps3.xml><?xml version="1.0" encoding="utf-8"?>
+<ds:datastoreItem xmlns:ds="http://schemas.openxmlformats.org/officeDocument/2006/customXml" ds:itemID="{1AF2C25B-FB23-49D7-861B-D97474F002D2}">
+  <ds:schemaRefs>
+    <ds:schemaRef ds:uri="http://schemas.openxmlformats.org/officeDocument/2006/bibliography"/>
+  </ds:schemaRefs>
+</ds:datastoreItem>
+</file>
+
 <file path=customXml/itemProps4.xml><?xml version="1.0" encoding="utf-8"?>
 <ds:datastoreItem xmlns:ds="http://schemas.openxmlformats.org/officeDocument/2006/customXml" ds:itemID="{91756AAB-0645-4FFC-990B-34BB6096B23B}">
   <ds:schemaRefs>
